--- a/docs/rapport/rapport_final_universitaire.docx
+++ b/docs/rapport/rapport_final_universitaire.docx
@@ -4,7 +4,7 @@
   <w:body>
     <w:p>
       <w:pPr>
-        <w:pStyle w:val="Heading2"/>
+        <w:pStyle w:val="Heading1"/>
         <w:spacing w:line="360" w:lineRule="auto" w:before="240" w:after="120"/>
         <w:jc w:val="both"/>
       </w:pPr>
@@ -13,14 +13,84 @@
           <w:rFonts w:ascii="Times New Roman" w:hAnsi="Times New Roman" w:eastAsia="Times New Roman"/>
           <w:b/>
           <w:i w:val="0"/>
-          <w:sz w:val="32"/>
+          <w:sz w:val="36"/>
         </w:rPr>
         <w:t>Rapport de projet tutoré — WattWatcher BF</w:t>
       </w:r>
     </w:p>
     <w:p>
       <w:pPr>
-        <w:pStyle w:val="Heading3"/>
+        <w:jc w:val="center"/>
+      </w:pPr>
+      <w:r>
+        <w:rPr>
+          <w:rFonts w:ascii="Times New Roman" w:hAnsi="Times New Roman" w:eastAsia="Times New Roman"/>
+          <w:b/>
+          <w:i w:val="0"/>
+          <w:sz w:val="24"/>
+        </w:rPr>
+        <w:t>Sujet 21 : Application de suivi des coupures d'électricité et de gestion énergétique</w:t>
+      </w:r>
+    </w:p>
+    <w:p>
+      <w:pPr>
+        <w:jc w:val="center"/>
+      </w:pPr>
+      <w:r>
+        <w:rPr>
+          <w:rFonts w:ascii="Times New Roman" w:hAnsi="Times New Roman" w:eastAsia="Times New Roman"/>
+          <w:b/>
+          <w:i w:val="0"/>
+          <w:sz w:val="24"/>
+        </w:rPr>
+        <w:t>Étudiant : OUOBA Abdou Rasmané</w:t>
+      </w:r>
+    </w:p>
+    <w:p>
+      <w:pPr>
+        <w:jc w:val="center"/>
+      </w:pPr>
+      <w:r>
+        <w:rPr>
+          <w:rFonts w:ascii="Times New Roman" w:hAnsi="Times New Roman" w:eastAsia="Times New Roman"/>
+          <w:b/>
+          <w:i w:val="0"/>
+          <w:sz w:val="24"/>
+        </w:rPr>
+        <w:t>Filière : Génie logiciel — Licence 3 Analyse de données</w:t>
+      </w:r>
+    </w:p>
+    <w:p>
+      <w:pPr>
+        <w:jc w:val="center"/>
+      </w:pPr>
+      <w:r>
+        <w:rPr>
+          <w:rFonts w:ascii="Times New Roman" w:hAnsi="Times New Roman" w:eastAsia="Times New Roman"/>
+          <w:b/>
+          <w:i w:val="0"/>
+          <w:sz w:val="24"/>
+        </w:rPr>
+        <w:t>Projet : WattWatcher BF</w:t>
+      </w:r>
+    </w:p>
+    <w:p>
+      <w:pPr>
+        <w:jc w:val="center"/>
+      </w:pPr>
+      <w:r>
+        <w:rPr>
+          <w:rFonts w:ascii="Times New Roman" w:hAnsi="Times New Roman" w:eastAsia="Times New Roman"/>
+          <w:b/>
+          <w:i w:val="0"/>
+          <w:sz w:val="24"/>
+        </w:rPr>
+        <w:t>Date : Juillet 2026</w:t>
+      </w:r>
+    </w:p>
+    <w:p>
+      <w:pPr>
+        <w:pStyle w:val="Heading1"/>
         <w:spacing w:line="360" w:lineRule="auto" w:before="240" w:after="120"/>
         <w:jc w:val="both"/>
       </w:pPr>
@@ -29,9 +99,9 @@
           <w:rFonts w:ascii="Times New Roman" w:hAnsi="Times New Roman" w:eastAsia="Times New Roman"/>
           <w:b/>
           <w:i w:val="0"/>
-          <w:sz w:val="28"/>
-        </w:rPr>
-        <w:t>Page de garde</w:t>
+          <w:sz w:val="36"/>
+        </w:rPr>
+        <w:t>Résumé</w:t>
       </w:r>
     </w:p>
     <w:p>
@@ -46,109 +116,7 @@
           <w:i w:val="0"/>
           <w:sz w:val="24"/>
         </w:rPr>
-        <w:t>**Sujet 21 :** Application de suivi des coupures d'électricité et de gestion énergétique</w:t>
-      </w:r>
-    </w:p>
-    <w:p>
-      <w:pPr>
-        <w:spacing w:line="360" w:lineRule="auto" w:before="120" w:after="120"/>
-        <w:jc w:val="both"/>
-      </w:pPr>
-      <w:r>
-        <w:rPr>
-          <w:rFonts w:ascii="Times New Roman" w:hAnsi="Times New Roman" w:eastAsia="Times New Roman"/>
-          <w:b w:val="0"/>
-          <w:i w:val="0"/>
-          <w:sz w:val="24"/>
-        </w:rPr>
-        <w:t>**Filière :** Génie logiciel — Licence 3 Analyse de données</w:t>
-      </w:r>
-    </w:p>
-    <w:p>
-      <w:pPr>
-        <w:spacing w:line="360" w:lineRule="auto" w:before="120" w:after="120"/>
-        <w:jc w:val="both"/>
-      </w:pPr>
-      <w:r>
-        <w:rPr>
-          <w:rFonts w:ascii="Times New Roman" w:hAnsi="Times New Roman" w:eastAsia="Times New Roman"/>
-          <w:b w:val="0"/>
-          <w:i w:val="0"/>
-          <w:sz w:val="24"/>
-        </w:rPr>
-        <w:t>**Projet :** WattWatcher BF</w:t>
-      </w:r>
-    </w:p>
-    <w:p>
-      <w:pPr>
-        <w:spacing w:line="360" w:lineRule="auto" w:before="120" w:after="120"/>
-        <w:jc w:val="both"/>
-      </w:pPr>
-      <w:r>
-        <w:rPr>
-          <w:rFonts w:ascii="Times New Roman" w:hAnsi="Times New Roman" w:eastAsia="Times New Roman"/>
-          <w:b w:val="0"/>
-          <w:i w:val="0"/>
-          <w:sz w:val="24"/>
-        </w:rPr>
-        <w:t>**Date :** Juillet 2026</w:t>
-      </w:r>
-    </w:p>
-    <w:p>
-      <w:r>
-        <w:t>__________________________________________________</w:t>
-      </w:r>
-    </w:p>
-    <w:p>
-      <w:pPr>
-        <w:pStyle w:val="Heading3"/>
-        <w:spacing w:line="360" w:lineRule="auto" w:before="240" w:after="120"/>
-        <w:jc w:val="both"/>
-      </w:pPr>
-      <w:r>
-        <w:rPr>
-          <w:rFonts w:ascii="Times New Roman" w:hAnsi="Times New Roman" w:eastAsia="Times New Roman"/>
-          <w:b/>
-          <w:i w:val="0"/>
-          <w:sz w:val="28"/>
-        </w:rPr>
-        <w:t>Résumé</w:t>
-      </w:r>
-    </w:p>
-    <w:p>
-      <w:pPr>
-        <w:spacing w:line="360" w:lineRule="auto" w:before="120" w:after="120"/>
-        <w:jc w:val="both"/>
-      </w:pPr>
-      <w:r>
-        <w:rPr>
-          <w:rFonts w:ascii="Times New Roman" w:hAnsi="Times New Roman" w:eastAsia="Times New Roman"/>
-          <w:b w:val="0"/>
-          <w:i w:val="0"/>
-          <w:sz w:val="24"/>
-        </w:rPr>
         <w:t>WattWatcher BF est une application web Flask qui centralise les informations relatives aux coupures d'électricité au Burkina Faso, les stocke dans PostgreSQL, les analyse avec Pandas et Scikit-learn, puis les présente dans un tableau de bord interactif. Le système propose un suivi par région, des signalements communautaires, des alertes simulées et des recommandations énergétiques. Le projet utilise exclusivement des données réelles collectées depuis les sources officielles SONABEL, les médias burkinabés et les signalements utilisateurs.</w:t>
-      </w:r>
-    </w:p>
-    <w:p>
-      <w:r>
-        <w:t>__________________________________________________</w:t>
-      </w:r>
-    </w:p>
-    <w:p>
-      <w:pPr>
-        <w:pStyle w:val="Heading3"/>
-        <w:spacing w:line="360" w:lineRule="auto" w:before="240" w:after="120"/>
-        <w:jc w:val="both"/>
-      </w:pPr>
-      <w:r>
-        <w:rPr>
-          <w:rFonts w:ascii="Times New Roman" w:hAnsi="Times New Roman" w:eastAsia="Times New Roman"/>
-          <w:b/>
-          <w:i w:val="0"/>
-          <w:sz w:val="28"/>
-        </w:rPr>
-        <w:t>1. Introduction</w:t>
       </w:r>
     </w:p>
     <w:p>
@@ -183,6 +151,702 @@
       </w:r>
     </w:p>
     <w:p>
+      <w:r>
+        <w:br w:type="page"/>
+      </w:r>
+    </w:p>
+    <w:p>
+      <w:pPr>
+        <w:spacing w:line="360" w:lineRule="auto" w:before="240" w:after="120"/>
+        <w:jc w:val="both"/>
+      </w:pPr>
+      <w:r>
+        <w:rPr>
+          <w:rFonts w:ascii="Times New Roman" w:hAnsi="Times New Roman" w:eastAsia="Times New Roman"/>
+          <w:b/>
+          <w:i w:val="0"/>
+          <w:sz w:val="32"/>
+        </w:rPr>
+        <w:t>Liste des figures</w:t>
+      </w:r>
+    </w:p>
+    <w:p>
+      <w:pPr>
+        <w:spacing w:line="360" w:lineRule="auto" w:before="60" w:after="60"/>
+        <w:jc w:val="both"/>
+      </w:pPr>
+      <w:r>
+        <w:rPr>
+          <w:rFonts w:ascii="Times New Roman" w:hAnsi="Times New Roman" w:eastAsia="Times New Roman"/>
+          <w:b w:val="0"/>
+          <w:i w:val="0"/>
+          <w:sz w:val="24"/>
+        </w:rPr>
+        <w:t>Figure 1 : Tableau de bord des coupures d'électricité avec KPIs et graphiques interactifs</w:t>
+      </w:r>
+    </w:p>
+    <w:p>
+      <w:pPr>
+        <w:spacing w:line="360" w:lineRule="auto" w:before="60" w:after="60"/>
+        <w:jc w:val="both"/>
+      </w:pPr>
+      <w:r>
+        <w:rPr>
+          <w:rFonts w:ascii="Times New Roman" w:hAnsi="Times New Roman" w:eastAsia="Times New Roman"/>
+          <w:b w:val="0"/>
+          <w:i w:val="0"/>
+          <w:sz w:val="24"/>
+        </w:rPr>
+        <w:t>Figure 2 : Page de suivi des coupures par région</w:t>
+      </w:r>
+    </w:p>
+    <w:p>
+      <w:pPr>
+        <w:spacing w:line="360" w:lineRule="auto" w:before="60" w:after="60"/>
+        <w:jc w:val="both"/>
+      </w:pPr>
+      <w:r>
+        <w:rPr>
+          <w:rFonts w:ascii="Times New Roman" w:hAnsi="Times New Roman" w:eastAsia="Times New Roman"/>
+          <w:b w:val="0"/>
+          <w:i w:val="0"/>
+          <w:sz w:val="24"/>
+        </w:rPr>
+        <w:t>Figure 3 : Carte géographique interactive des zones touchées</w:t>
+      </w:r>
+    </w:p>
+    <w:p>
+      <w:pPr>
+        <w:spacing w:line="360" w:lineRule="auto" w:before="60" w:after="60"/>
+        <w:jc w:val="both"/>
+      </w:pPr>
+      <w:r>
+        <w:rPr>
+          <w:rFonts w:ascii="Times New Roman" w:hAnsi="Times New Roman" w:eastAsia="Times New Roman"/>
+          <w:b w:val="0"/>
+          <w:i w:val="0"/>
+          <w:sz w:val="24"/>
+        </w:rPr>
+        <w:t>Figure 4 : Interface CRUD pour la gestion des coupures</w:t>
+      </w:r>
+    </w:p>
+    <w:p>
+      <w:pPr>
+        <w:spacing w:line="360" w:lineRule="auto" w:before="60" w:after="60"/>
+        <w:jc w:val="both"/>
+      </w:pPr>
+      <w:r>
+        <w:rPr>
+          <w:rFonts w:ascii="Times New Roman" w:hAnsi="Times New Roman" w:eastAsia="Times New Roman"/>
+          <w:b w:val="0"/>
+          <w:i w:val="0"/>
+          <w:sz w:val="24"/>
+        </w:rPr>
+        <w:t>Figure 5 : Rapport sur la qualité des données</w:t>
+      </w:r>
+    </w:p>
+    <w:p>
+      <w:pPr>
+        <w:spacing w:line="360" w:lineRule="auto" w:before="60" w:after="60"/>
+        <w:jc w:val="both"/>
+      </w:pPr>
+      <w:r>
+        <w:rPr>
+          <w:rFonts w:ascii="Times New Roman" w:hAnsi="Times New Roman" w:eastAsia="Times New Roman"/>
+          <w:b w:val="0"/>
+          <w:i w:val="0"/>
+          <w:sz w:val="24"/>
+        </w:rPr>
+        <w:t>Figure 6 : Traçabilité des sources de données</w:t>
+      </w:r>
+    </w:p>
+    <w:p>
+      <w:pPr>
+        <w:spacing w:line="360" w:lineRule="auto" w:before="60" w:after="60"/>
+        <w:jc w:val="both"/>
+      </w:pPr>
+      <w:r>
+        <w:rPr>
+          <w:rFonts w:ascii="Times New Roman" w:hAnsi="Times New Roman" w:eastAsia="Times New Roman"/>
+          <w:b w:val="0"/>
+          <w:i w:val="0"/>
+          <w:sz w:val="24"/>
+        </w:rPr>
+        <w:t>Figure 7 : Page du modèle prédictif ML avec métriques d'entraînement</w:t>
+      </w:r>
+    </w:p>
+    <w:p>
+      <w:pPr>
+        <w:spacing w:line="360" w:lineRule="auto" w:before="60" w:after="60"/>
+        <w:jc w:val="both"/>
+      </w:pPr>
+      <w:r>
+        <w:rPr>
+          <w:rFonts w:ascii="Times New Roman" w:hAnsi="Times New Roman" w:eastAsia="Times New Roman"/>
+          <w:b w:val="0"/>
+          <w:i w:val="0"/>
+          <w:sz w:val="24"/>
+        </w:rPr>
+        <w:t>Figure 8 : Fiche technique du modèle ML</w:t>
+      </w:r>
+    </w:p>
+    <w:p>
+      <w:pPr>
+        <w:spacing w:line="360" w:lineRule="auto" w:before="60" w:after="60"/>
+        <w:jc w:val="both"/>
+      </w:pPr>
+      <w:r>
+        <w:rPr>
+          <w:rFonts w:ascii="Times New Roman" w:hAnsi="Times New Roman" w:eastAsia="Times New Roman"/>
+          <w:b w:val="0"/>
+          <w:i w:val="0"/>
+          <w:sz w:val="24"/>
+        </w:rPr>
+        <w:t>Figure 9 : Analyse des erreurs de prédiction du modèle</w:t>
+      </w:r>
+    </w:p>
+    <w:p>
+      <w:pPr>
+        <w:spacing w:line="360" w:lineRule="auto" w:before="60" w:after="60"/>
+        <w:jc w:val="both"/>
+      </w:pPr>
+      <w:r>
+        <w:rPr>
+          <w:rFonts w:ascii="Times New Roman" w:hAnsi="Times New Roman" w:eastAsia="Times New Roman"/>
+          <w:b w:val="0"/>
+          <w:i w:val="0"/>
+          <w:sz w:val="24"/>
+        </w:rPr>
+        <w:t>Figure 10 : Interface de prédiction vide</w:t>
+      </w:r>
+    </w:p>
+    <w:p>
+      <w:pPr>
+        <w:spacing w:line="360" w:lineRule="auto" w:before="60" w:after="60"/>
+        <w:jc w:val="both"/>
+      </w:pPr>
+      <w:r>
+        <w:rPr>
+          <w:rFonts w:ascii="Times New Roman" w:hAnsi="Times New Roman" w:eastAsia="Times New Roman"/>
+          <w:b w:val="0"/>
+          <w:i w:val="0"/>
+          <w:sz w:val="24"/>
+        </w:rPr>
+        <w:t>Figure 11 : Exemple de prédiction de durée</w:t>
+      </w:r>
+    </w:p>
+    <w:p>
+      <w:pPr>
+        <w:spacing w:line="360" w:lineRule="auto" w:before="60" w:after="60"/>
+        <w:jc w:val="both"/>
+      </w:pPr>
+      <w:r>
+        <w:rPr>
+          <w:rFonts w:ascii="Times New Roman" w:hAnsi="Times New Roman" w:eastAsia="Times New Roman"/>
+          <w:b w:val="0"/>
+          <w:i w:val="0"/>
+          <w:sz w:val="24"/>
+        </w:rPr>
+        <w:t>Figure 12 : Code source de l'application Flask principale</w:t>
+      </w:r>
+    </w:p>
+    <w:p>
+      <w:pPr>
+        <w:spacing w:line="360" w:lineRule="auto" w:before="60" w:after="60"/>
+        <w:jc w:val="both"/>
+      </w:pPr>
+      <w:r>
+        <w:rPr>
+          <w:rFonts w:ascii="Times New Roman" w:hAnsi="Times New Roman" w:eastAsia="Times New Roman"/>
+          <w:b w:val="0"/>
+          <w:i w:val="0"/>
+          <w:sz w:val="24"/>
+        </w:rPr>
+        <w:t>Figure 13 : Script de scraping web des médias</w:t>
+      </w:r>
+    </w:p>
+    <w:p>
+      <w:pPr>
+        <w:spacing w:line="360" w:lineRule="auto" w:before="60" w:after="60"/>
+        <w:jc w:val="both"/>
+      </w:pPr>
+      <w:r>
+        <w:rPr>
+          <w:rFonts w:ascii="Times New Roman" w:hAnsi="Times New Roman" w:eastAsia="Times New Roman"/>
+          <w:b w:val="0"/>
+          <w:i w:val="0"/>
+          <w:sz w:val="24"/>
+        </w:rPr>
+        <w:t>Figure 14 : Script de nettoyage des données</w:t>
+      </w:r>
+    </w:p>
+    <w:p>
+      <w:pPr>
+        <w:spacing w:line="360" w:lineRule="auto" w:before="60" w:after="60"/>
+        <w:jc w:val="both"/>
+      </w:pPr>
+      <w:r>
+        <w:rPr>
+          <w:rFonts w:ascii="Times New Roman" w:hAnsi="Times New Roman" w:eastAsia="Times New Roman"/>
+          <w:b w:val="0"/>
+          <w:i w:val="0"/>
+          <w:sz w:val="24"/>
+        </w:rPr>
+        <w:t>Figure 15 : Script d'entraînement du modèle ML</w:t>
+      </w:r>
+    </w:p>
+    <w:p>
+      <w:pPr>
+        <w:spacing w:line="360" w:lineRule="auto" w:before="60" w:after="60"/>
+        <w:jc w:val="both"/>
+      </w:pPr>
+      <w:r>
+        <w:rPr>
+          <w:rFonts w:ascii="Times New Roman" w:hAnsi="Times New Roman" w:eastAsia="Times New Roman"/>
+          <w:b w:val="0"/>
+          <w:i w:val="0"/>
+          <w:sz w:val="24"/>
+        </w:rPr>
+        <w:t>Figure 16 : Schéma de base de données PostgreSQL</w:t>
+      </w:r>
+    </w:p>
+    <w:p>
+      <w:pPr>
+        <w:spacing w:line="360" w:lineRule="auto" w:before="60" w:after="60"/>
+        <w:jc w:val="both"/>
+      </w:pPr>
+      <w:r>
+        <w:rPr>
+          <w:rFonts w:ascii="Times New Roman" w:hAnsi="Times New Roman" w:eastAsia="Times New Roman"/>
+          <w:b w:val="0"/>
+          <w:i w:val="0"/>
+          <w:sz w:val="24"/>
+        </w:rPr>
+        <w:t>Figure 17 : Durée moyenne des coupures par région administrative</w:t>
+      </w:r>
+    </w:p>
+    <w:p>
+      <w:pPr>
+        <w:spacing w:line="360" w:lineRule="auto" w:before="60" w:after="60"/>
+        <w:jc w:val="both"/>
+      </w:pPr>
+      <w:r>
+        <w:rPr>
+          <w:rFonts w:ascii="Times New Roman" w:hAnsi="Times New Roman" w:eastAsia="Times New Roman"/>
+          <w:b w:val="0"/>
+          <w:i w:val="0"/>
+          <w:sz w:val="24"/>
+        </w:rPr>
+        <w:t>Figure 18 : Distribution des durées de coupures avec moyenne et médiane</w:t>
+      </w:r>
+    </w:p>
+    <w:p>
+      <w:pPr>
+        <w:spacing w:line="360" w:lineRule="auto" w:before="60" w:after="60"/>
+        <w:jc w:val="both"/>
+      </w:pPr>
+      <w:r>
+        <w:rPr>
+          <w:rFonts w:ascii="Times New Roman" w:hAnsi="Times New Roman" w:eastAsia="Times New Roman"/>
+          <w:b w:val="0"/>
+          <w:i w:val="0"/>
+          <w:sz w:val="24"/>
+        </w:rPr>
+        <w:t>Figure 19 : Répartition des coupures selon les jours de la semaine</w:t>
+      </w:r>
+    </w:p>
+    <w:p>
+      <w:pPr>
+        <w:spacing w:line="360" w:lineRule="auto" w:before="60" w:after="60"/>
+        <w:jc w:val="both"/>
+      </w:pPr>
+      <w:r>
+        <w:rPr>
+          <w:rFonts w:ascii="Times New Roman" w:hAnsi="Times New Roman" w:eastAsia="Times New Roman"/>
+          <w:b w:val="0"/>
+          <w:i w:val="0"/>
+          <w:sz w:val="24"/>
+        </w:rPr>
+        <w:t>Figure 20 : Répartition selon les périodes de la journée</w:t>
+      </w:r>
+    </w:p>
+    <w:p>
+      <w:pPr>
+        <w:spacing w:line="360" w:lineRule="auto" w:before="60" w:after="60"/>
+        <w:jc w:val="both"/>
+      </w:pPr>
+      <w:r>
+        <w:rPr>
+          <w:rFonts w:ascii="Times New Roman" w:hAnsi="Times New Roman" w:eastAsia="Times New Roman"/>
+          <w:b w:val="0"/>
+          <w:i w:val="0"/>
+          <w:sz w:val="24"/>
+        </w:rPr>
+        <w:t>Figure 21 : Top 10 des causes principales des coupures</w:t>
+      </w:r>
+    </w:p>
+    <w:p>
+      <w:pPr>
+        <w:spacing w:line="360" w:lineRule="auto" w:before="60" w:after="60"/>
+        <w:jc w:val="both"/>
+      </w:pPr>
+      <w:r>
+        <w:rPr>
+          <w:rFonts w:ascii="Times New Roman" w:hAnsi="Times New Roman" w:eastAsia="Times New Roman"/>
+          <w:b w:val="0"/>
+          <w:i w:val="0"/>
+          <w:sz w:val="24"/>
+        </w:rPr>
+        <w:t>Figure 22 : Évolution du nombre de coupures et de la durée moyenne par année</w:t>
+      </w:r>
+    </w:p>
+    <w:p>
+      <w:pPr>
+        <w:spacing w:line="360" w:lineRule="auto" w:before="60" w:after="60"/>
+        <w:jc w:val="both"/>
+      </w:pPr>
+      <w:r>
+        <w:rPr>
+          <w:rFonts w:ascii="Times New Roman" w:hAnsi="Times New Roman" w:eastAsia="Times New Roman"/>
+          <w:b w:val="0"/>
+          <w:i w:val="0"/>
+          <w:sz w:val="24"/>
+        </w:rPr>
+        <w:t>Figure 23 : Les 10 villes les plus touchées par les coupures</w:t>
+      </w:r>
+    </w:p>
+    <w:p>
+      <w:pPr>
+        <w:spacing w:line="360" w:lineRule="auto" w:before="60" w:after="60"/>
+        <w:jc w:val="both"/>
+      </w:pPr>
+      <w:r>
+        <w:rPr>
+          <w:rFonts w:ascii="Times New Roman" w:hAnsi="Times New Roman" w:eastAsia="Times New Roman"/>
+          <w:b w:val="0"/>
+          <w:i w:val="0"/>
+          <w:sz w:val="24"/>
+        </w:rPr>
+        <w:t>Figure 24 : Distribution des durées selon le type de coupure</w:t>
+      </w:r>
+    </w:p>
+    <w:p>
+      <w:pPr>
+        <w:spacing w:line="360" w:lineRule="auto" w:before="60" w:after="60"/>
+        <w:jc w:val="both"/>
+      </w:pPr>
+      <w:r>
+        <w:rPr>
+          <w:rFonts w:ascii="Times New Roman" w:hAnsi="Times New Roman" w:eastAsia="Times New Roman"/>
+          <w:b w:val="0"/>
+          <w:i w:val="0"/>
+          <w:sz w:val="24"/>
+        </w:rPr>
+        <w:t>Figure 25 : Matrice chaleur des coupures par région et mois</w:t>
+      </w:r>
+    </w:p>
+    <w:p>
+      <w:pPr>
+        <w:spacing w:line="360" w:lineRule="auto" w:before="60" w:after="60"/>
+        <w:jc w:val="both"/>
+      </w:pPr>
+      <w:r>
+        <w:rPr>
+          <w:rFonts w:ascii="Times New Roman" w:hAnsi="Times New Roman" w:eastAsia="Times New Roman"/>
+          <w:b w:val="0"/>
+          <w:i w:val="0"/>
+          <w:sz w:val="24"/>
+        </w:rPr>
+        <w:t>Figure 26 : Top 15 des provinces les plus touchées</w:t>
+      </w:r>
+    </w:p>
+    <w:p>
+      <w:r>
+        <w:br w:type="page"/>
+      </w:r>
+    </w:p>
+    <w:p>
+      <w:pPr>
+        <w:spacing w:line="360" w:lineRule="auto" w:before="240" w:after="120"/>
+        <w:jc w:val="both"/>
+      </w:pPr>
+      <w:r>
+        <w:rPr>
+          <w:rFonts w:ascii="Times New Roman" w:hAnsi="Times New Roman" w:eastAsia="Times New Roman"/>
+          <w:b/>
+          <w:i w:val="0"/>
+          <w:sz w:val="32"/>
+        </w:rPr>
+        <w:t>Liste des tableaux</w:t>
+      </w:r>
+    </w:p>
+    <w:p>
+      <w:pPr>
+        <w:spacing w:line="360" w:lineRule="auto" w:before="60" w:after="60"/>
+        <w:jc w:val="both"/>
+      </w:pPr>
+      <w:r>
+        <w:rPr>
+          <w:rFonts w:ascii="Times New Roman" w:hAnsi="Times New Roman" w:eastAsia="Times New Roman"/>
+          <w:b w:val="0"/>
+          <w:i w:val="0"/>
+          <w:sz w:val="24"/>
+        </w:rPr>
+        <w:t>Tableau 1 : synthétique des endpoints</w:t>
+      </w:r>
+    </w:p>
+    <w:p>
+      <w:pPr>
+        <w:spacing w:line="360" w:lineRule="auto" w:before="60" w:after="60"/>
+        <w:jc w:val="both"/>
+      </w:pPr>
+      <w:r>
+        <w:rPr>
+          <w:rFonts w:ascii="Times New Roman" w:hAnsi="Times New Roman" w:eastAsia="Times New Roman"/>
+          <w:b w:val="0"/>
+          <w:i w:val="0"/>
+          <w:sz w:val="24"/>
+        </w:rPr>
+        <w:t>Tableau 2 : coupures</w:t>
+      </w:r>
+    </w:p>
+    <w:p>
+      <w:pPr>
+        <w:spacing w:line="360" w:lineRule="auto" w:before="60" w:after="60"/>
+        <w:jc w:val="both"/>
+      </w:pPr>
+      <w:r>
+        <w:rPr>
+          <w:rFonts w:ascii="Times New Roman" w:hAnsi="Times New Roman" w:eastAsia="Times New Roman"/>
+          <w:b w:val="0"/>
+          <w:i w:val="0"/>
+          <w:sz w:val="24"/>
+        </w:rPr>
+        <w:t>Tableau 3 : signalements</w:t>
+      </w:r>
+    </w:p>
+    <w:p>
+      <w:pPr>
+        <w:spacing w:line="360" w:lineRule="auto" w:before="60" w:after="60"/>
+        <w:jc w:val="both"/>
+      </w:pPr>
+      <w:r>
+        <w:rPr>
+          <w:rFonts w:ascii="Times New Roman" w:hAnsi="Times New Roman" w:eastAsia="Times New Roman"/>
+          <w:b w:val="0"/>
+          <w:i w:val="0"/>
+          <w:sz w:val="24"/>
+        </w:rPr>
+        <w:t>Tableau 4 : abonnements</w:t>
+      </w:r>
+    </w:p>
+    <w:p>
+      <w:pPr>
+        <w:spacing w:line="360" w:lineRule="auto" w:before="60" w:after="60"/>
+        <w:jc w:val="both"/>
+      </w:pPr>
+      <w:r>
+        <w:rPr>
+          <w:rFonts w:ascii="Times New Roman" w:hAnsi="Times New Roman" w:eastAsia="Times New Roman"/>
+          <w:b w:val="0"/>
+          <w:i w:val="0"/>
+          <w:sz w:val="24"/>
+        </w:rPr>
+        <w:t>Tableau 5 : notifications</w:t>
+      </w:r>
+    </w:p>
+    <w:p>
+      <w:pPr>
+        <w:spacing w:line="360" w:lineRule="auto" w:before="60" w:after="60"/>
+        <w:jc w:val="both"/>
+      </w:pPr>
+      <w:r>
+        <w:rPr>
+          <w:rFonts w:ascii="Times New Roman" w:hAnsi="Times New Roman" w:eastAsia="Times New Roman"/>
+          <w:b w:val="0"/>
+          <w:i w:val="0"/>
+          <w:sz w:val="24"/>
+        </w:rPr>
+        <w:t>Tableau 6 : source_documents</w:t>
+      </w:r>
+    </w:p>
+    <w:p>
+      <w:pPr>
+        <w:spacing w:line="360" w:lineRule="auto" w:before="60" w:after="60"/>
+        <w:jc w:val="both"/>
+      </w:pPr>
+      <w:r>
+        <w:rPr>
+          <w:rFonts w:ascii="Times New Roman" w:hAnsi="Times New Roman" w:eastAsia="Times New Roman"/>
+          <w:b w:val="0"/>
+          <w:i w:val="0"/>
+          <w:sz w:val="24"/>
+        </w:rPr>
+        <w:t>Tableau 7 : recommandations</w:t>
+      </w:r>
+    </w:p>
+    <w:p>
+      <w:pPr>
+        <w:spacing w:line="360" w:lineRule="auto" w:before="60" w:after="60"/>
+        <w:jc w:val="both"/>
+      </w:pPr>
+      <w:r>
+        <w:rPr>
+          <w:rFonts w:ascii="Times New Roman" w:hAnsi="Times New Roman" w:eastAsia="Times New Roman"/>
+          <w:b w:val="0"/>
+          <w:i w:val="0"/>
+          <w:sz w:val="24"/>
+        </w:rPr>
+        <w:t>Tableau 8 : pipeline_runs</w:t>
+      </w:r>
+    </w:p>
+    <w:p>
+      <w:r>
+        <w:br w:type="page"/>
+      </w:r>
+    </w:p>
+    <w:p>
+      <w:pPr>
+        <w:spacing w:line="360" w:lineRule="auto" w:before="240" w:after="120"/>
+        <w:jc w:val="both"/>
+      </w:pPr>
+      <w:r>
+        <w:rPr>
+          <w:rFonts w:ascii="Times New Roman" w:hAnsi="Times New Roman" w:eastAsia="Times New Roman"/>
+          <w:b/>
+          <w:i w:val="0"/>
+          <w:sz w:val="32"/>
+        </w:rPr>
+        <w:t>Liste des annexes</w:t>
+      </w:r>
+    </w:p>
+    <w:p>
+      <w:pPr>
+        <w:spacing w:line="360" w:lineRule="auto" w:before="60" w:after="60"/>
+        <w:jc w:val="both"/>
+      </w:pPr>
+      <w:r>
+        <w:rPr>
+          <w:rFonts w:ascii="Times New Roman" w:hAnsi="Times New Roman" w:eastAsia="Times New Roman"/>
+          <w:b w:val="0"/>
+          <w:i w:val="0"/>
+          <w:sz w:val="24"/>
+        </w:rPr>
+        <w:t>Annexe A : Structure du projet</w:t>
+      </w:r>
+    </w:p>
+    <w:p>
+      <w:pPr>
+        <w:spacing w:line="360" w:lineRule="auto" w:before="60" w:after="60"/>
+        <w:jc w:val="both"/>
+      </w:pPr>
+      <w:r>
+        <w:rPr>
+          <w:rFonts w:ascii="Times New Roman" w:hAnsi="Times New Roman" w:eastAsia="Times New Roman"/>
+          <w:b w:val="0"/>
+          <w:i w:val="0"/>
+          <w:sz w:val="24"/>
+        </w:rPr>
+        <w:t>Annexe B : Spécification API</w:t>
+      </w:r>
+    </w:p>
+    <w:p>
+      <w:pPr>
+        <w:spacing w:line="360" w:lineRule="auto" w:before="60" w:after="60"/>
+        <w:jc w:val="both"/>
+      </w:pPr>
+      <w:r>
+        <w:rPr>
+          <w:rFonts w:ascii="Times New Roman" w:hAnsi="Times New Roman" w:eastAsia="Times New Roman"/>
+          <w:b w:val="0"/>
+          <w:i w:val="0"/>
+          <w:sz w:val="24"/>
+        </w:rPr>
+        <w:t>Annexe C : Dictionnaire de données</w:t>
+      </w:r>
+    </w:p>
+    <w:p>
+      <w:pPr>
+        <w:spacing w:line="360" w:lineRule="auto" w:before="60" w:after="60"/>
+        <w:jc w:val="both"/>
+      </w:pPr>
+      <w:r>
+        <w:rPr>
+          <w:rFonts w:ascii="Times New Roman" w:hAnsi="Times New Roman" w:eastAsia="Times New Roman"/>
+          <w:b w:val="0"/>
+          <w:i w:val="0"/>
+          <w:sz w:val="24"/>
+        </w:rPr>
+        <w:t>Annexe D : Fiche modèle ML</w:t>
+      </w:r>
+    </w:p>
+    <w:p>
+      <w:pPr>
+        <w:spacing w:line="360" w:lineRule="auto" w:before="60" w:after="60"/>
+        <w:jc w:val="both"/>
+      </w:pPr>
+      <w:r>
+        <w:rPr>
+          <w:rFonts w:ascii="Times New Roman" w:hAnsi="Times New Roman" w:eastAsia="Times New Roman"/>
+          <w:b w:val="0"/>
+          <w:i w:val="0"/>
+          <w:sz w:val="24"/>
+        </w:rPr>
+        <w:t>Annexe E : Captures d'écran</w:t>
+      </w:r>
+    </w:p>
+    <w:p>
+      <w:pPr>
+        <w:spacing w:line="360" w:lineRule="auto" w:before="60" w:after="60"/>
+        <w:jc w:val="both"/>
+      </w:pPr>
+      <w:r>
+        <w:rPr>
+          <w:rFonts w:ascii="Times New Roman" w:hAnsi="Times New Roman" w:eastAsia="Times New Roman"/>
+          <w:b w:val="0"/>
+          <w:i w:val="0"/>
+          <w:sz w:val="24"/>
+        </w:rPr>
+        <w:t>Annexe F : Commandes de validation</w:t>
+      </w:r>
+    </w:p>
+    <w:p>
+      <w:pPr>
+        <w:spacing w:line="360" w:lineRule="auto" w:before="60" w:after="60"/>
+        <w:jc w:val="both"/>
+      </w:pPr>
+      <w:r>
+        <w:rPr>
+          <w:rFonts w:ascii="Times New Roman" w:hAnsi="Times New Roman" w:eastAsia="Times New Roman"/>
+          <w:b w:val="0"/>
+          <w:i w:val="0"/>
+          <w:sz w:val="24"/>
+        </w:rPr>
+        <w:t>Annexe G : Réponses JSON détaillées des endpoints API</w:t>
+      </w:r>
+    </w:p>
+    <w:p>
+      <w:r>
+        <w:br w:type="page"/>
+      </w:r>
+    </w:p>
+    <w:p>
+      <w:pPr>
+        <w:pStyle w:val="Heading2"/>
+        <w:spacing w:line="360" w:lineRule="auto" w:before="240" w:after="120"/>
+        <w:jc w:val="both"/>
+      </w:pPr>
+      <w:r>
+        <w:rPr>
+          <w:rFonts w:ascii="Times New Roman" w:hAnsi="Times New Roman" w:eastAsia="Times New Roman"/>
+          <w:b/>
+          <w:i w:val="0"/>
+          <w:sz w:val="32"/>
+        </w:rPr>
+        <w:t>1. Introduction</w:t>
+      </w:r>
+    </w:p>
+    <w:p>
       <w:pPr>
         <w:spacing w:line="360" w:lineRule="auto" w:before="120" w:after="120"/>
         <w:jc w:val="both"/>
@@ -199,7 +863,7 @@
     </w:p>
     <w:p>
       <w:pPr>
-        <w:pStyle w:val="Heading4"/>
+        <w:pStyle w:val="Heading1"/>
         <w:spacing w:line="360" w:lineRule="auto" w:before="240" w:after="120"/>
         <w:jc w:val="both"/>
       </w:pPr>
@@ -208,7 +872,7 @@
           <w:rFonts w:ascii="Times New Roman" w:hAnsi="Times New Roman" w:eastAsia="Times New Roman"/>
           <w:b/>
           <w:i w:val="0"/>
-          <w:sz w:val="26"/>
+          <w:sz w:val="36"/>
         </w:rPr>
         <w:t>1.1 Contexte</w:t>
       </w:r>
@@ -230,7 +894,7 @@
     </w:p>
     <w:p>
       <w:pPr>
-        <w:pStyle w:val="Heading4"/>
+        <w:pStyle w:val="Heading1"/>
         <w:spacing w:line="360" w:lineRule="auto" w:before="240" w:after="120"/>
         <w:jc w:val="both"/>
       </w:pPr>
@@ -239,7 +903,7 @@
           <w:rFonts w:ascii="Times New Roman" w:hAnsi="Times New Roman" w:eastAsia="Times New Roman"/>
           <w:b/>
           <w:i w:val="0"/>
-          <w:sz w:val="26"/>
+          <w:sz w:val="36"/>
         </w:rPr>
         <w:t>1.2 Problématique</w:t>
       </w:r>
@@ -261,7 +925,7 @@
     </w:p>
     <w:p>
       <w:pPr>
-        <w:pStyle w:val="Heading4"/>
+        <w:pStyle w:val="Heading1"/>
         <w:spacing w:line="360" w:lineRule="auto" w:before="240" w:after="120"/>
         <w:jc w:val="both"/>
       </w:pPr>
@@ -270,7 +934,7 @@
           <w:rFonts w:ascii="Times New Roman" w:hAnsi="Times New Roman" w:eastAsia="Times New Roman"/>
           <w:b/>
           <w:i w:val="0"/>
-          <w:sz w:val="26"/>
+          <w:sz w:val="36"/>
         </w:rPr>
         <w:t>1.3 Objectifs</w:t>
       </w:r>
@@ -389,6 +1053,20 @@
     </w:p>
     <w:p>
       <w:pPr>
+        <w:jc w:val="center"/>
+      </w:pPr>
+      <w:r>
+        <w:rPr>
+          <w:rFonts w:ascii="Times New Roman" w:hAnsi="Times New Roman" w:eastAsia="Times New Roman"/>
+          <w:b/>
+          <w:i w:val="0"/>
+          <w:sz w:val="24"/>
+        </w:rPr>
+        <w:t>Synthèse du chapitre</w:t>
+      </w:r>
+    </w:p>
+    <w:p>
+      <w:pPr>
         <w:spacing w:line="360" w:lineRule="auto" w:before="120" w:after="120"/>
         <w:jc w:val="both"/>
       </w:pPr>
@@ -399,7 +1077,23 @@
           <w:i w:val="0"/>
           <w:sz w:val="24"/>
         </w:rPr>
-        <w:t>**Synthèse du chapitre**</w:t>
+        <w:t>L'introduction a permis de situer le projet dans son contexte, de formuler la problématique et de définir les objectifs. Le chapitre suivant détaille l'analyse des besoins fonctionnels et non fonctionnels de l'application.</w:t>
+      </w:r>
+    </w:p>
+    <w:p>
+      <w:pPr>
+        <w:pStyle w:val="Heading2"/>
+        <w:spacing w:line="360" w:lineRule="auto" w:before="240" w:after="120"/>
+        <w:jc w:val="both"/>
+      </w:pPr>
+      <w:r>
+        <w:rPr>
+          <w:rFonts w:ascii="Times New Roman" w:hAnsi="Times New Roman" w:eastAsia="Times New Roman"/>
+          <w:b/>
+          <w:i w:val="0"/>
+          <w:sz w:val="32"/>
+        </w:rPr>
+        <w:t>2. Analyse des besoins</w:t>
       </w:r>
     </w:p>
     <w:p>
@@ -414,12 +1108,7 @@
           <w:i w:val="0"/>
           <w:sz w:val="24"/>
         </w:rPr>
-        <w:t>L'introduction a permis de situer le projet dans son contexte, de formuler la problématique et de définir les objectifs. Le chapitre suivant détaille l'analyse des besoins fonctionnels et non fonctionnels de l'application.</w:t>
-      </w:r>
-    </w:p>
-    <w:p>
-      <w:r>
-        <w:t>__________________________________________________</w:t>
+        <w:t>Ce chapitre identifie les utilisateurs cibles du projet et précise leurs besoins fonctionnels et non fonctionnels. Cette analyse constitue la base de la conception du système.</w:t>
       </w:r>
     </w:p>
     <w:p>
@@ -435,7 +1124,7 @@
           <w:i w:val="0"/>
           <w:sz w:val="28"/>
         </w:rPr>
-        <w:t>2. Analyse des besoins</w:t>
+        <w:t>2.1 Utilisateurs cibles</w:t>
       </w:r>
     </w:p>
     <w:p>
@@ -450,12 +1139,12 @@
           <w:i w:val="0"/>
           <w:sz w:val="24"/>
         </w:rPr>
-        <w:t>Ce chapitre identifie les utilisateurs cibles du projet et précise leurs besoins fonctionnels et non fonctionnels. Cette analyse constitue la base de la conception du système.</w:t>
-      </w:r>
-    </w:p>
-    <w:p>
-      <w:pPr>
-        <w:pStyle w:val="Heading4"/>
+        <w:t>Les utilisateurs cibles sont les ménages, commerces, PME, étudiants et services publics qui souhaitent planifier leurs activités lors des coupures. Ils ont besoin de connaître les zones touchées, les horaires, la fréquence des coupures et les solutions alternatives possibles.</w:t>
+      </w:r>
+    </w:p>
+    <w:p>
+      <w:pPr>
+        <w:pStyle w:val="Heading3"/>
         <w:spacing w:line="360" w:lineRule="auto" w:before="240" w:after="120"/>
         <w:jc w:val="both"/>
       </w:pPr>
@@ -464,38 +1153,7 @@
           <w:rFonts w:ascii="Times New Roman" w:hAnsi="Times New Roman" w:eastAsia="Times New Roman"/>
           <w:b/>
           <w:i w:val="0"/>
-          <w:sz w:val="26"/>
-        </w:rPr>
-        <w:t>2.1 Utilisateurs cibles</w:t>
-      </w:r>
-    </w:p>
-    <w:p>
-      <w:pPr>
-        <w:spacing w:line="360" w:lineRule="auto" w:before="120" w:after="120"/>
-        <w:jc w:val="both"/>
-      </w:pPr>
-      <w:r>
-        <w:rPr>
-          <w:rFonts w:ascii="Times New Roman" w:hAnsi="Times New Roman" w:eastAsia="Times New Roman"/>
-          <w:b w:val="0"/>
-          <w:i w:val="0"/>
-          <w:sz w:val="24"/>
-        </w:rPr>
-        <w:t>Les utilisateurs cibles sont les ménages, commerces, PME, étudiants et services publics qui souhaitent planifier leurs activités lors des coupures. Ils ont besoin de connaître les zones touchées, les horaires, la fréquence des coupures et les solutions alternatives possibles.</w:t>
-      </w:r>
-    </w:p>
-    <w:p>
-      <w:pPr>
-        <w:pStyle w:val="Heading4"/>
-        <w:spacing w:line="360" w:lineRule="auto" w:before="240" w:after="120"/>
-        <w:jc w:val="both"/>
-      </w:pPr>
-      <w:r>
-        <w:rPr>
-          <w:rFonts w:ascii="Times New Roman" w:hAnsi="Times New Roman" w:eastAsia="Times New Roman"/>
-          <w:b/>
-          <w:i w:val="0"/>
-          <w:sz w:val="26"/>
+          <w:sz w:val="28"/>
         </w:rPr>
         <w:t>2.2 Besoins fonctionnels</w:t>
       </w:r>
@@ -598,7 +1256,7 @@
     </w:p>
     <w:p>
       <w:pPr>
-        <w:pStyle w:val="Heading4"/>
+        <w:pStyle w:val="Heading3"/>
         <w:spacing w:line="360" w:lineRule="auto" w:before="240" w:after="120"/>
         <w:jc w:val="both"/>
       </w:pPr>
@@ -607,7 +1265,7 @@
           <w:rFonts w:ascii="Times New Roman" w:hAnsi="Times New Roman" w:eastAsia="Times New Roman"/>
           <w:b/>
           <w:i w:val="0"/>
-          <w:sz w:val="26"/>
+          <w:sz w:val="28"/>
         </w:rPr>
         <w:t>2.3 Besoins non fonctionnels</w:t>
       </w:r>
@@ -688,7 +1346,7 @@
           <w:i w:val="0"/>
           <w:sz w:val="24"/>
         </w:rPr>
-        <w:t>**Synthèse du chapitre**</w:t>
+        <w:t>Synthèse du chapitre</w:t>
       </w:r>
     </w:p>
     <w:p>
@@ -707,8 +1365,34 @@
       </w:r>
     </w:p>
     <w:p>
-      <w:r>
-        <w:t>__________________________________________________</w:t>
+      <w:pPr>
+        <w:pStyle w:val="Heading2"/>
+        <w:spacing w:line="360" w:lineRule="auto" w:before="240" w:after="120"/>
+        <w:jc w:val="both"/>
+      </w:pPr>
+      <w:r>
+        <w:rPr>
+          <w:rFonts w:ascii="Times New Roman" w:hAnsi="Times New Roman" w:eastAsia="Times New Roman"/>
+          <w:b/>
+          <w:i w:val="0"/>
+          <w:sz w:val="32"/>
+        </w:rPr>
+        <w:t>3. Description des données</w:t>
+      </w:r>
+    </w:p>
+    <w:p>
+      <w:pPr>
+        <w:spacing w:line="360" w:lineRule="auto" w:before="120" w:after="120"/>
+        <w:jc w:val="both"/>
+      </w:pPr>
+      <w:r>
+        <w:rPr>
+          <w:rFonts w:ascii="Times New Roman" w:hAnsi="Times New Roman" w:eastAsia="Times New Roman"/>
+          <w:b w:val="0"/>
+          <w:i w:val="0"/>
+          <w:sz w:val="24"/>
+        </w:rPr>
+        <w:t>Ce chapitre présente les sources de données utilisées, leur enrichissement, les variables disponibles ainsi que les statistiques descriptives. Il permet de comprendre la nature et la qualité des données exploitées.</w:t>
       </w:r>
     </w:p>
     <w:p>
@@ -724,7 +1408,7 @@
           <w:i w:val="0"/>
           <w:sz w:val="28"/>
         </w:rPr>
-        <w:t>3. Description des données</w:t>
+        <w:t>3.1 Sources de données</w:t>
       </w:r>
     </w:p>
     <w:p>
@@ -739,38 +1423,7 @@
           <w:i w:val="0"/>
           <w:sz w:val="24"/>
         </w:rPr>
-        <w:t>Ce chapitre présente les sources de données utilisées, leur enrichissement, les variables disponibles ainsi que les statistiques descriptives. Il permet de comprendre la nature et la qualité des données exploitées.</w:t>
-      </w:r>
-    </w:p>
-    <w:p>
-      <w:pPr>
-        <w:pStyle w:val="Heading4"/>
-        <w:spacing w:line="360" w:lineRule="auto" w:before="240" w:after="120"/>
-        <w:jc w:val="both"/>
-      </w:pPr>
-      <w:r>
-        <w:rPr>
-          <w:rFonts w:ascii="Times New Roman" w:hAnsi="Times New Roman" w:eastAsia="Times New Roman"/>
-          <w:b/>
-          <w:i w:val="0"/>
-          <w:sz w:val="26"/>
-        </w:rPr>
-        <w:t>3.1 Sources de données</w:t>
-      </w:r>
-    </w:p>
-    <w:p>
-      <w:pPr>
-        <w:spacing w:line="360" w:lineRule="auto" w:before="120" w:after="120"/>
-        <w:jc w:val="both"/>
-      </w:pPr>
-      <w:r>
-        <w:rPr>
-          <w:rFonts w:ascii="Times New Roman" w:hAnsi="Times New Roman" w:eastAsia="Times New Roman"/>
-          <w:b w:val="0"/>
-          <w:i w:val="0"/>
-          <w:sz w:val="24"/>
-        </w:rPr>
-        <w:t>Le projet utilise exclusivement des données réelles dans sa version de production. Le jeu de données principal contient **330 coupures réelles** collectées depuis plusieurs sources :</w:t>
+        <w:t>Le projet utilise exclusivement des données réelles dans sa version de production. Le jeu de données principal contient 330 coupures réelles collectées depuis plusieurs sources :</w:t>
       </w:r>
     </w:p>
     <w:p>
@@ -786,7 +1439,7 @@
           <w:i w:val="0"/>
           <w:sz w:val="24"/>
         </w:rPr>
-        <w:t>**Sources officielles SONABEL** (communiqués Facebook) : ~40%</w:t>
+        <w:t>Sources officielles SONABEL (communiqués Facebook) : ~40%</w:t>
       </w:r>
     </w:p>
     <w:p>
@@ -802,7 +1455,7 @@
           <w:i w:val="0"/>
           <w:sz w:val="24"/>
         </w:rPr>
-        <w:t>**Médias burkinabé** (Wakat Séra, Lefaso.net, Faso Actu) : ~50%</w:t>
+        <w:t>Médias burkinabé (Wakat Séra, Lefaso.net, Faso Actu) : ~50%</w:t>
       </w:r>
     </w:p>
     <w:p>
@@ -818,12 +1471,12 @@
           <w:i w:val="0"/>
           <w:sz w:val="24"/>
         </w:rPr>
-        <w:t>**Signalements utilisateurs** (terrain) : ~10%</w:t>
-      </w:r>
-    </w:p>
-    <w:p>
-      <w:pPr>
-        <w:pStyle w:val="Heading4"/>
+        <w:t>Signalements utilisateurs (terrain) : ~10%</w:t>
+      </w:r>
+    </w:p>
+    <w:p>
+      <w:pPr>
+        <w:pStyle w:val="Heading3"/>
         <w:spacing w:line="360" w:lineRule="auto" w:before="240" w:after="120"/>
         <w:jc w:val="both"/>
       </w:pPr>
@@ -832,7 +1485,7 @@
           <w:rFonts w:ascii="Times New Roman" w:hAnsi="Times New Roman" w:eastAsia="Times New Roman"/>
           <w:b/>
           <w:i w:val="0"/>
-          <w:sz w:val="26"/>
+          <w:sz w:val="28"/>
         </w:rPr>
         <w:t>3.2 Enrichissement des données</w:t>
       </w:r>
@@ -865,7 +1518,7 @@
           <w:i w:val="0"/>
           <w:sz w:val="24"/>
         </w:rPr>
-        <w:t>**Open-Meteo Historical Weather API** : température maximale et précipitations</w:t>
+        <w:t>Open-Meteo Historical Weather API : température maximale et précipitations</w:t>
       </w:r>
     </w:p>
     <w:p>
@@ -881,7 +1534,7 @@
           <w:i w:val="0"/>
           <w:sz w:val="24"/>
         </w:rPr>
-        <w:t>**NASA POWER Daily API** : irradiation solaire</w:t>
+        <w:t>NASA POWER Daily API : irradiation solaire</w:t>
       </w:r>
     </w:p>
     <w:p>
@@ -897,12 +1550,12 @@
           <w:i w:val="0"/>
           <w:sz w:val="24"/>
         </w:rPr>
-        <w:t>**Banque mondiale** : indicateur d'accès à l'électricité</w:t>
-      </w:r>
-    </w:p>
-    <w:p>
-      <w:pPr>
-        <w:pStyle w:val="Heading4"/>
+        <w:t>Banque mondiale : indicateur d'accès à l'électricité</w:t>
+      </w:r>
+    </w:p>
+    <w:p>
+      <w:pPr>
+        <w:pStyle w:val="Heading3"/>
         <w:spacing w:line="360" w:lineRule="auto" w:before="240" w:after="120"/>
         <w:jc w:val="both"/>
       </w:pPr>
@@ -911,7 +1564,7 @@
           <w:rFonts w:ascii="Times New Roman" w:hAnsi="Times New Roman" w:eastAsia="Times New Roman"/>
           <w:b/>
           <w:i w:val="0"/>
-          <w:sz w:val="26"/>
+          <w:sz w:val="28"/>
         </w:rPr>
         <w:t>3.3 Variables disponibles</w:t>
       </w:r>
@@ -1169,7 +1822,7 @@
     </w:tbl>
     <w:p>
       <w:pPr>
-        <w:pStyle w:val="Heading4"/>
+        <w:pStyle w:val="Heading3"/>
         <w:spacing w:line="360" w:lineRule="auto" w:before="240" w:after="120"/>
         <w:jc w:val="both"/>
       </w:pPr>
@@ -1178,7 +1831,7 @@
           <w:rFonts w:ascii="Times New Roman" w:hAnsi="Times New Roman" w:eastAsia="Times New Roman"/>
           <w:b/>
           <w:i w:val="0"/>
-          <w:sz w:val="26"/>
+          <w:sz w:val="28"/>
         </w:rPr>
         <w:t>3.4 Statistiques des données</w:t>
       </w:r>
@@ -1196,7 +1849,7 @@
           <w:i w:val="0"/>
           <w:sz w:val="24"/>
         </w:rPr>
-        <w:t>**Total coupures réelles** : 330</w:t>
+        <w:t>Total coupures réelles : 330</w:t>
       </w:r>
     </w:p>
     <w:p>
@@ -1212,7 +1865,7 @@
           <w:i w:val="0"/>
           <w:sz w:val="24"/>
         </w:rPr>
-        <w:t>**Période couverte** : 2020-2026</w:t>
+        <w:t>Période couverte : 2020-2026</w:t>
       </w:r>
     </w:p>
     <w:p>
@@ -1228,7 +1881,7 @@
           <w:i w:val="0"/>
           <w:sz w:val="24"/>
         </w:rPr>
-        <w:t>**Régions suivies** : 7 (Centre, Hauts-Bassins, Nord, Est, Sud-Ouest, Centre-Ouest, Boucle du Mouhoun)</w:t>
+        <w:t>Régions suivies : 7 (Centre, Hauts-Bassins, Nord, Est, Sud-Ouest, Centre-Ouest, Boucle du Mouhoun)</w:t>
       </w:r>
     </w:p>
     <w:p>
@@ -1244,7 +1897,7 @@
           <w:i w:val="0"/>
           <w:sz w:val="24"/>
         </w:rPr>
-        <w:t>**Zones suivies** : 19</w:t>
+        <w:t>Zones suivies : 19</w:t>
       </w:r>
     </w:p>
     <w:p>
@@ -1260,7 +1913,7 @@
           <w:i w:val="0"/>
           <w:sz w:val="24"/>
         </w:rPr>
-        <w:t>**Durée moyenne** : 226 minutes</w:t>
+        <w:t>Durée moyenne : 226 minutes</w:t>
       </w:r>
     </w:p>
     <w:p>
@@ -1276,7 +1929,7 @@
           <w:i w:val="0"/>
           <w:sz w:val="24"/>
         </w:rPr>
-        <w:t>**Durée médiane** : 240 minutes</w:t>
+        <w:t>Durée médiane : 240 minutes</w:t>
       </w:r>
     </w:p>
     <w:p>
@@ -1291,7 +1944,7 @@
           <w:i w:val="0"/>
           <w:sz w:val="24"/>
         </w:rPr>
-        <w:t>**Synthèse du chapitre**</w:t>
+        <w:t>Synthèse du chapitre</w:t>
       </w:r>
     </w:p>
     <w:p>
@@ -1312,6 +1965,37 @@
     <w:p>
       <w:r>
         <w:t>__________________________________________________</w:t>
+      </w:r>
+    </w:p>
+    <w:p>
+      <w:pPr>
+        <w:pStyle w:val="Heading2"/>
+        <w:spacing w:line="360" w:lineRule="auto" w:before="240" w:after="120"/>
+        <w:jc w:val="both"/>
+      </w:pPr>
+      <w:r>
+        <w:rPr>
+          <w:rFonts w:ascii="Times New Roman" w:hAnsi="Times New Roman" w:eastAsia="Times New Roman"/>
+          <w:b/>
+          <w:i w:val="0"/>
+          <w:sz w:val="32"/>
+        </w:rPr>
+        <w:t>4. Préparation et exploration des données</w:t>
+      </w:r>
+    </w:p>
+    <w:p>
+      <w:pPr>
+        <w:spacing w:line="360" w:lineRule="auto" w:before="120" w:after="120"/>
+        <w:jc w:val="both"/>
+      </w:pPr>
+      <w:r>
+        <w:rPr>
+          <w:rFonts w:ascii="Times New Roman" w:hAnsi="Times New Roman" w:eastAsia="Times New Roman"/>
+          <w:b w:val="0"/>
+          <w:i w:val="0"/>
+          <w:sz w:val="24"/>
+        </w:rPr>
+        <w:t>Ce chapitre détaille les étapes de préparation des données, incluant le nettoyage, le feature engineering, le filtrage des données réelles et la génération d'indicateurs et de visualisations.</w:t>
       </w:r>
     </w:p>
     <w:p>
@@ -1327,7 +2011,7 @@
           <w:i w:val="0"/>
           <w:sz w:val="28"/>
         </w:rPr>
-        <w:t>4. Préparation et exploration des données</w:t>
+        <w:t>4.1 Nettoyage des données</w:t>
       </w:r>
     </w:p>
     <w:p>
@@ -1342,38 +2026,7 @@
           <w:i w:val="0"/>
           <w:sz w:val="24"/>
         </w:rPr>
-        <w:t>Ce chapitre détaille les étapes de préparation des données, incluant le nettoyage, le feature engineering, le filtrage des données réelles et la génération d'indicateurs et de visualisations.</w:t>
-      </w:r>
-    </w:p>
-    <w:p>
-      <w:pPr>
-        <w:pStyle w:val="Heading4"/>
-        <w:spacing w:line="360" w:lineRule="auto" w:before="240" w:after="120"/>
-        <w:jc w:val="both"/>
-      </w:pPr>
-      <w:r>
-        <w:rPr>
-          <w:rFonts w:ascii="Times New Roman" w:hAnsi="Times New Roman" w:eastAsia="Times New Roman"/>
-          <w:b/>
-          <w:i w:val="0"/>
-          <w:sz w:val="26"/>
-        </w:rPr>
-        <w:t>4.1 Nettoyage des données:</w:t>
-      </w:r>
-    </w:p>
-    <w:p>
-      <w:pPr>
-        <w:spacing w:line="360" w:lineRule="auto" w:before="120" w:after="120"/>
-        <w:jc w:val="both"/>
-      </w:pPr>
-      <w:r>
-        <w:rPr>
-          <w:rFonts w:ascii="Times New Roman" w:hAnsi="Times New Roman" w:eastAsia="Times New Roman"/>
-          <w:b w:val="0"/>
-          <w:i w:val="0"/>
-          <w:sz w:val="24"/>
-        </w:rPr>
-        <w:t>Le script `processing/clean_coupures.py` effectue les opérations suivantes :</w:t>
+        <w:t>Le script processing/clean_coupures.py effectue les opérations suivantes :</w:t>
       </w:r>
     </w:p>
     <w:p>
@@ -1442,7 +2095,7 @@
     </w:p>
     <w:p>
       <w:pPr>
-        <w:pStyle w:val="Heading4"/>
+        <w:pStyle w:val="Heading3"/>
         <w:spacing w:line="360" w:lineRule="auto" w:before="240" w:after="120"/>
         <w:jc w:val="both"/>
       </w:pPr>
@@ -1451,7 +2104,7 @@
           <w:rFonts w:ascii="Times New Roman" w:hAnsi="Times New Roman" w:eastAsia="Times New Roman"/>
           <w:b/>
           <w:i w:val="0"/>
-          <w:sz w:val="26"/>
+          <w:sz w:val="28"/>
         </w:rPr>
         <w:t>4.2 Feature engineering</w:t>
       </w:r>
@@ -1468,7 +2121,7 @@
           <w:i w:val="0"/>
           <w:sz w:val="24"/>
         </w:rPr>
-        <w:t>Le script `processing/feature_engineering.py` ajoute des variables dérivées :</w:t>
+        <w:t>Le script processing/feature_engineering.py ajoute des variables dérivées :</w:t>
       </w:r>
     </w:p>
     <w:p>
@@ -1521,7 +2174,7 @@
     </w:p>
     <w:p>
       <w:pPr>
-        <w:pStyle w:val="Heading4"/>
+        <w:pStyle w:val="Heading3"/>
         <w:spacing w:line="360" w:lineRule="auto" w:before="240" w:after="120"/>
         <w:jc w:val="both"/>
       </w:pPr>
@@ -1530,7 +2183,7 @@
           <w:rFonts w:ascii="Times New Roman" w:hAnsi="Times New Roman" w:eastAsia="Times New Roman"/>
           <w:b/>
           <w:i w:val="0"/>
-          <w:sz w:val="26"/>
+          <w:sz w:val="28"/>
         </w:rPr>
         <w:t>4.3 Filtrage des données réelles</w:t>
       </w:r>
@@ -1547,12 +2200,12 @@
           <w:i w:val="0"/>
           <w:sz w:val="24"/>
         </w:rPr>
-        <w:t>Le script `processing/filter_real_data.py` exclut les données simulées et ne conserve que les sources réelles (officielle, média, terrain).</w:t>
-      </w:r>
-    </w:p>
-    <w:p>
-      <w:pPr>
-        <w:pStyle w:val="Heading4"/>
+        <w:t>Le script processing/filter_real_data.py exclut les données simulées et ne conserve que les sources réelles (officielle, média, terrain).</w:t>
+      </w:r>
+    </w:p>
+    <w:p>
+      <w:pPr>
+        <w:pStyle w:val="Heading3"/>
         <w:spacing w:line="360" w:lineRule="auto" w:before="240" w:after="120"/>
         <w:jc w:val="both"/>
       </w:pPr>
@@ -1561,7 +2214,7 @@
           <w:rFonts w:ascii="Times New Roman" w:hAnsi="Times New Roman" w:eastAsia="Times New Roman"/>
           <w:b/>
           <w:i w:val="0"/>
-          <w:sz w:val="26"/>
+          <w:sz w:val="28"/>
         </w:rPr>
         <w:t>4.4 Indicateurs et visualisations</w:t>
       </w:r>
@@ -1579,7 +2232,7 @@
           <w:i w:val="0"/>
           <w:sz w:val="24"/>
         </w:rPr>
-        <w:t>`analytics/generate_indicators.py` : production des indicateurs JSON</w:t>
+        <w:t>analytics/generate_indicators.py : production des indicateurs JSON</w:t>
       </w:r>
     </w:p>
     <w:p>
@@ -1595,7 +2248,7 @@
           <w:i w:val="0"/>
           <w:sz w:val="24"/>
         </w:rPr>
-        <w:t>`analytics/eda.py` : génération des graphiques HTML avec Plotly</w:t>
+        <w:t>analytics/eda.py : génération des graphiques HTML avec Plotly</w:t>
       </w:r>
     </w:p>
     <w:p>
@@ -1610,7 +2263,7 @@
           <w:i w:val="0"/>
           <w:sz w:val="24"/>
         </w:rPr>
-        <w:t>**Synthèse du chapitre**</w:t>
+        <w:t>Synthèse du chapitre</w:t>
       </w:r>
     </w:p>
     <w:p>
@@ -1631,6 +2284,37 @@
     <w:p>
       <w:r>
         <w:t>__________________________________________________</w:t>
+      </w:r>
+    </w:p>
+    <w:p>
+      <w:pPr>
+        <w:pStyle w:val="Heading2"/>
+        <w:spacing w:line="360" w:lineRule="auto" w:before="240" w:after="120"/>
+        <w:jc w:val="both"/>
+      </w:pPr>
+      <w:r>
+        <w:rPr>
+          <w:rFonts w:ascii="Times New Roman" w:hAnsi="Times New Roman" w:eastAsia="Times New Roman"/>
+          <w:b/>
+          <w:i w:val="0"/>
+          <w:sz w:val="32"/>
+        </w:rPr>
+        <w:t>5. Conception et modélisation</w:t>
+      </w:r>
+    </w:p>
+    <w:p>
+      <w:pPr>
+        <w:spacing w:line="360" w:lineRule="auto" w:before="120" w:after="120"/>
+        <w:jc w:val="both"/>
+      </w:pPr>
+      <w:r>
+        <w:rPr>
+          <w:rFonts w:ascii="Times New Roman" w:hAnsi="Times New Roman" w:eastAsia="Times New Roman"/>
+          <w:b w:val="0"/>
+          <w:i w:val="0"/>
+          <w:sz w:val="24"/>
+        </w:rPr>
+        <w:t>Ce chapitre présente l'architecture technique du système, le schéma de la base de données et l'API REST. Il décrit la structure globale de l'application et les choix de conception.</w:t>
       </w:r>
     </w:p>
     <w:p>
@@ -1646,37 +2330,6 @@
           <w:i w:val="0"/>
           <w:sz w:val="28"/>
         </w:rPr>
-        <w:t>5. Conception et modélisation</w:t>
-      </w:r>
-    </w:p>
-    <w:p>
-      <w:pPr>
-        <w:spacing w:line="360" w:lineRule="auto" w:before="120" w:after="120"/>
-        <w:jc w:val="both"/>
-      </w:pPr>
-      <w:r>
-        <w:rPr>
-          <w:rFonts w:ascii="Times New Roman" w:hAnsi="Times New Roman" w:eastAsia="Times New Roman"/>
-          <w:b w:val="0"/>
-          <w:i w:val="0"/>
-          <w:sz w:val="24"/>
-        </w:rPr>
-        <w:t>Ce chapitre présente l'architecture technique du système, le schéma de la base de données et l'API REST. Il décrit la structure globale de l'application et les choix de conception.</w:t>
-      </w:r>
-    </w:p>
-    <w:p>
-      <w:pPr>
-        <w:pStyle w:val="Heading4"/>
-        <w:spacing w:line="360" w:lineRule="auto" w:before="240" w:after="120"/>
-        <w:jc w:val="both"/>
-      </w:pPr>
-      <w:r>
-        <w:rPr>
-          <w:rFonts w:ascii="Times New Roman" w:hAnsi="Times New Roman" w:eastAsia="Times New Roman"/>
-          <w:b/>
-          <w:i w:val="0"/>
-          <w:sz w:val="26"/>
-        </w:rPr>
         <w:t>5.1 Architecture technique</w:t>
       </w:r>
     </w:p>
@@ -1712,7 +2365,7 @@
     </w:p>
     <w:p>
       <w:pPr>
-        <w:pStyle w:val="Heading4"/>
+        <w:pStyle w:val="Heading3"/>
         <w:spacing w:line="360" w:lineRule="auto" w:before="240" w:after="120"/>
         <w:jc w:val="both"/>
       </w:pPr>
@@ -1721,7 +2374,7 @@
           <w:rFonts w:ascii="Times New Roman" w:hAnsi="Times New Roman" w:eastAsia="Times New Roman"/>
           <w:b/>
           <w:i w:val="0"/>
-          <w:sz w:val="26"/>
+          <w:sz w:val="28"/>
         </w:rPr>
         <w:t>5.2 Schéma de base de données</w:t>
       </w:r>
@@ -1754,7 +2407,7 @@
           <w:i w:val="0"/>
           <w:sz w:val="24"/>
         </w:rPr>
-        <w:t>1. **coupures** : stockage des coupures d'électricité</w:t>
+        <w:t>coupures : stockage des coupures d'électricité</w:t>
       </w:r>
     </w:p>
     <w:p>
@@ -1770,7 +2423,7 @@
           <w:i w:val="0"/>
           <w:sz w:val="24"/>
         </w:rPr>
-        <w:t>2. **signalements** : signalements utilisateurs</w:t>
+        <w:t>signalements : signalements utilisateurs</w:t>
       </w:r>
     </w:p>
     <w:p>
@@ -1786,7 +2439,7 @@
           <w:i w:val="0"/>
           <w:sz w:val="24"/>
         </w:rPr>
-        <w:t>3. **abonnements** : abonnements aux alertes</w:t>
+        <w:t>abonnements : abonnements aux alertes</w:t>
       </w:r>
     </w:p>
     <w:p>
@@ -1802,7 +2455,7 @@
           <w:i w:val="0"/>
           <w:sz w:val="24"/>
         </w:rPr>
-        <w:t>4. **notifications** : historique des notifications</w:t>
+        <w:t>notifications : historique des notifications</w:t>
       </w:r>
     </w:p>
     <w:p>
@@ -1818,7 +2471,7 @@
           <w:i w:val="0"/>
           <w:sz w:val="24"/>
         </w:rPr>
-        <w:t>5. **source_documents** : traçabilité des sources</w:t>
+        <w:t>source_documents : traçabilité des sources</w:t>
       </w:r>
     </w:p>
     <w:p>
@@ -1834,7 +2487,7 @@
           <w:i w:val="0"/>
           <w:sz w:val="24"/>
         </w:rPr>
-        <w:t>6. **recommandations** : recommandations énergétiques</w:t>
+        <w:t>recommandations : recommandations énergétiques</w:t>
       </w:r>
     </w:p>
     <w:p>
@@ -1850,73 +2503,7 @@
           <w:i w:val="0"/>
           <w:sz w:val="24"/>
         </w:rPr>
-        <w:t>7. **pipeline_runs** : journal des exécutions du pipeline</w:t>
-      </w:r>
-    </w:p>
-    <w:p>
-      <w:pPr>
-        <w:pStyle w:val="Heading4"/>
-        <w:spacing w:line="360" w:lineRule="auto" w:before="240" w:after="120"/>
-        <w:jc w:val="both"/>
-      </w:pPr>
-      <w:r>
-        <w:rPr>
-          <w:rFonts w:ascii="Times New Roman" w:hAnsi="Times New Roman" w:eastAsia="Times New Roman"/>
-          <w:b/>
-          <w:i w:val="0"/>
-          <w:sz w:val="26"/>
-        </w:rPr>
-        <w:t>5.3 API REST</w:t>
-      </w:r>
-    </w:p>
-    <w:p>
-      <w:pPr>
-        <w:spacing w:line="360" w:lineRule="auto" w:before="120" w:after="120"/>
-        <w:jc w:val="both"/>
-      </w:pPr>
-      <w:r>
-        <w:rPr>
-          <w:rFonts w:ascii="Times New Roman" w:hAnsi="Times New Roman" w:eastAsia="Times New Roman"/>
-          <w:b w:val="0"/>
-          <w:i w:val="0"/>
-          <w:sz w:val="24"/>
-        </w:rPr>
-        <w:t>L'application expose dix endpoints API pour l'accès aux données et aux fonctionnalités de machine learning.</w:t>
-      </w:r>
-    </w:p>
-    <w:p>
-      <w:pPr>
-        <w:spacing w:line="360" w:lineRule="auto" w:before="120" w:after="120"/>
-        <w:jc w:val="both"/>
-      </w:pPr>
-      <w:r>
-        <w:rPr>
-          <w:rFonts w:ascii="Times New Roman" w:hAnsi="Times New Roman" w:eastAsia="Times New Roman"/>
-          <w:b w:val="0"/>
-          <w:i w:val="0"/>
-          <w:sz w:val="24"/>
-        </w:rPr>
-        <w:t>**Synthèse du chapitre**</w:t>
-      </w:r>
-    </w:p>
-    <w:p>
-      <w:pPr>
-        <w:spacing w:line="360" w:lineRule="auto" w:before="120" w:after="120"/>
-        <w:jc w:val="both"/>
-      </w:pPr>
-      <w:r>
-        <w:rPr>
-          <w:rFonts w:ascii="Times New Roman" w:hAnsi="Times New Roman" w:eastAsia="Times New Roman"/>
-          <w:b w:val="0"/>
-          <w:i w:val="0"/>
-          <w:sz w:val="24"/>
-        </w:rPr>
-        <w:t>La conception et la modélisation ont permis de définir l'architecture technique, le schéma de la base de données et l'API REST. Le chapitre suivant détaille l'implémentation technique du projet.</w:t>
-      </w:r>
-    </w:p>
-    <w:p>
-      <w:r>
-        <w:t>__________________________________________________</w:t>
+        <w:t>pipeline_runs : journal des exécutions du pipeline</w:t>
       </w:r>
     </w:p>
     <w:p>
@@ -1932,6 +2519,72 @@
           <w:i w:val="0"/>
           <w:sz w:val="28"/>
         </w:rPr>
+        <w:t>5.3 API REST</w:t>
+      </w:r>
+    </w:p>
+    <w:p>
+      <w:pPr>
+        <w:spacing w:line="360" w:lineRule="auto" w:before="120" w:after="120"/>
+        <w:jc w:val="both"/>
+      </w:pPr>
+      <w:r>
+        <w:rPr>
+          <w:rFonts w:ascii="Times New Roman" w:hAnsi="Times New Roman" w:eastAsia="Times New Roman"/>
+          <w:b w:val="0"/>
+          <w:i w:val="0"/>
+          <w:sz w:val="24"/>
+        </w:rPr>
+        <w:t>L'application expose dix endpoints API pour l'accès aux données et aux fonctionnalités de machine learning.</w:t>
+      </w:r>
+    </w:p>
+    <w:p>
+      <w:pPr>
+        <w:spacing w:line="360" w:lineRule="auto" w:before="120" w:after="120"/>
+        <w:jc w:val="both"/>
+      </w:pPr>
+      <w:r>
+        <w:rPr>
+          <w:rFonts w:ascii="Times New Roman" w:hAnsi="Times New Roman" w:eastAsia="Times New Roman"/>
+          <w:b w:val="0"/>
+          <w:i w:val="0"/>
+          <w:sz w:val="24"/>
+        </w:rPr>
+        <w:t>Synthèse du chapitre</w:t>
+      </w:r>
+    </w:p>
+    <w:p>
+      <w:pPr>
+        <w:spacing w:line="360" w:lineRule="auto" w:before="120" w:after="120"/>
+        <w:jc w:val="both"/>
+      </w:pPr>
+      <w:r>
+        <w:rPr>
+          <w:rFonts w:ascii="Times New Roman" w:hAnsi="Times New Roman" w:eastAsia="Times New Roman"/>
+          <w:b w:val="0"/>
+          <w:i w:val="0"/>
+          <w:sz w:val="24"/>
+        </w:rPr>
+        <w:t>La conception et la modélisation ont permis de définir l'architecture technique, le schéma de la base de données et l'API REST. Le chapitre suivant détaille l'implémentation technique du projet.</w:t>
+      </w:r>
+    </w:p>
+    <w:p>
+      <w:r>
+        <w:t>__________________________________________________</w:t>
+      </w:r>
+    </w:p>
+    <w:p>
+      <w:pPr>
+        <w:pStyle w:val="Heading2"/>
+        <w:spacing w:line="360" w:lineRule="auto" w:before="240" w:after="120"/>
+        <w:jc w:val="both"/>
+      </w:pPr>
+      <w:r>
+        <w:rPr>
+          <w:rFonts w:ascii="Times New Roman" w:hAnsi="Times New Roman" w:eastAsia="Times New Roman"/>
+          <w:b/>
+          <w:i w:val="0"/>
+          <w:sz w:val="32"/>
+        </w:rPr>
         <w:t>6. Implémentation</w:t>
       </w:r>
     </w:p>
@@ -1952,7 +2605,7 @@
     </w:p>
     <w:p>
       <w:pPr>
-        <w:pStyle w:val="Heading4"/>
+        <w:pStyle w:val="Heading3"/>
         <w:spacing w:line="360" w:lineRule="auto" w:before="240" w:after="120"/>
         <w:jc w:val="both"/>
       </w:pPr>
@@ -1961,7 +2614,7 @@
           <w:rFonts w:ascii="Times New Roman" w:hAnsi="Times New Roman" w:eastAsia="Times New Roman"/>
           <w:b/>
           <w:i w:val="0"/>
-          <w:sz w:val="26"/>
+          <w:sz w:val="28"/>
         </w:rPr>
         <w:t>6.1 Stack technologique</w:t>
       </w:r>
@@ -1979,7 +2632,7 @@
           <w:i w:val="0"/>
           <w:sz w:val="24"/>
         </w:rPr>
-        <w:t>**Backend** : Flask 3.0.3, Flask-SQLAlchemy 3.1.1</w:t>
+        <w:t>Backend : Flask 3.0.3, Flask-SQLAlchemy 3.1.1</w:t>
       </w:r>
     </w:p>
     <w:p>
@@ -1995,7 +2648,7 @@
           <w:i w:val="0"/>
           <w:sz w:val="24"/>
         </w:rPr>
-        <w:t>**Base de données** : PostgreSQL 16 (Docker)</w:t>
+        <w:t>Base de données : PostgreSQL 16 (Docker)</w:t>
       </w:r>
     </w:p>
     <w:p>
@@ -2011,7 +2664,7 @@
           <w:i w:val="0"/>
           <w:sz w:val="24"/>
         </w:rPr>
-        <w:t>**Traitement des données** : Pandas 2.2.2, NumPy 1.26.4</w:t>
+        <w:t>Traitement des données : Pandas 2.2.2, NumPy 1.26.4</w:t>
       </w:r>
     </w:p>
     <w:p>
@@ -2027,7 +2680,7 @@
           <w:i w:val="0"/>
           <w:sz w:val="24"/>
         </w:rPr>
-        <w:t>**Machine Learning** : Scikit-learn 1.5.1</w:t>
+        <w:t>Machine Learning : Scikit-learn 1.5.1</w:t>
       </w:r>
     </w:p>
     <w:p>
@@ -2043,7 +2696,7 @@
           <w:i w:val="0"/>
           <w:sz w:val="24"/>
         </w:rPr>
-        <w:t>**Web scraping** : Requests 2.32.3, BeautifulSoup 4.12.3</w:t>
+        <w:t>Web scraping : Requests 2.32.3, BeautifulSoup 4.12.3</w:t>
       </w:r>
     </w:p>
     <w:p>
@@ -2059,7 +2712,7 @@
           <w:i w:val="0"/>
           <w:sz w:val="24"/>
         </w:rPr>
-        <w:t>**Visualisation** : Plotly 5.22.0</w:t>
+        <w:t>Visualisation : Plotly 5.22.0</w:t>
       </w:r>
     </w:p>
     <w:p>
@@ -2075,12 +2728,12 @@
           <w:i w:val="0"/>
           <w:sz w:val="24"/>
         </w:rPr>
-        <w:t>**OCR/PDF** : pytesseract 0.3.13, pdfplumber 0.11.4</w:t>
-      </w:r>
-    </w:p>
-    <w:p>
-      <w:pPr>
-        <w:pStyle w:val="Heading4"/>
+        <w:t>OCR/PDF : pytesseract 0.3.13, pdfplumber 0.11.4</w:t>
+      </w:r>
+    </w:p>
+    <w:p>
+      <w:pPr>
+        <w:pStyle w:val="Heading3"/>
         <w:spacing w:line="360" w:lineRule="auto" w:before="240" w:after="120"/>
         <w:jc w:val="both"/>
       </w:pPr>
@@ -2089,7 +2742,7 @@
           <w:rFonts w:ascii="Times New Roman" w:hAnsi="Times New Roman" w:eastAsia="Times New Roman"/>
           <w:b/>
           <w:i w:val="0"/>
-          <w:sz w:val="26"/>
+          <w:sz w:val="28"/>
         </w:rPr>
         <w:t>6.2 Structure du projet</w:t>
       </w:r>
@@ -2127,7 +2780,7 @@
     </w:p>
     <w:p>
       <w:pPr>
-        <w:pStyle w:val="Heading4"/>
+        <w:pStyle w:val="Heading3"/>
         <w:spacing w:line="360" w:lineRule="auto" w:before="240" w:after="120"/>
         <w:jc w:val="both"/>
       </w:pPr>
@@ -2136,7 +2789,7 @@
           <w:rFonts w:ascii="Times New Roman" w:hAnsi="Times New Roman" w:eastAsia="Times New Roman"/>
           <w:b/>
           <w:i w:val="0"/>
-          <w:sz w:val="26"/>
+          <w:sz w:val="28"/>
         </w:rPr>
         <w:t>6.3 Fonctionnalités implémentées</w:t>
       </w:r>
@@ -2574,7 +3227,7 @@
           <w:i w:val="0"/>
           <w:sz w:val="26"/>
         </w:rPr>
-        <w:t>6.3.3 Machine Learning</w:t>
+        <w:t>6.3.2 Machine Learning</w:t>
       </w:r>
     </w:p>
     <w:p>
@@ -2940,7 +3593,7 @@
           <w:i w:val="0"/>
           <w:sz w:val="26"/>
         </w:rPr>
-        <w:t>6.3.4 Alertes et recommandations</w:t>
+        <w:t>6.3.3 Alertes et recommandations</w:t>
       </w:r>
     </w:p>
     <w:p>
@@ -3004,7 +3657,7 @@
           <w:i w:val="0"/>
           <w:sz w:val="26"/>
         </w:rPr>
-        <w:t>6.3.5 Scripts et architecture technique</w:t>
+        <w:t>6.3.4 Scripts et architecture technique</w:t>
       </w:r>
     </w:p>
     <w:p>
@@ -3035,7 +3688,7 @@
           <w:i w:val="0"/>
           <w:sz w:val="24"/>
         </w:rPr>
-        <w:t>**backend/app.py** : application Flask principale avec routes et connexion à PostgreSQL</w:t>
+        <w:t>backend/app.py : application Flask principale avec routes et connexion à PostgreSQL</w:t>
       </w:r>
     </w:p>
     <w:p>
@@ -3051,7 +3704,7 @@
           <w:i w:val="0"/>
           <w:sz w:val="24"/>
         </w:rPr>
-        <w:t>**ingestion/scrape_medias.py** : script de scraping web pour collecter les données des médias</w:t>
+        <w:t>ingestion/scrape_medias.py : script de scraping web pour collecter les données des médias</w:t>
       </w:r>
     </w:p>
     <w:p>
@@ -3067,7 +3720,7 @@
           <w:i w:val="0"/>
           <w:sz w:val="24"/>
         </w:rPr>
-        <w:t>**processing/clean_coupures.py** : script de nettoyage et normalisation des données</w:t>
+        <w:t>processing/clean_coupures.py : script de nettoyage et normalisation des données</w:t>
       </w:r>
     </w:p>
     <w:p>
@@ -3083,7 +3736,7 @@
           <w:i w:val="0"/>
           <w:sz w:val="24"/>
         </w:rPr>
-        <w:t>**ml/train_model.py** : script d'entraînement du modèle Random Forest</w:t>
+        <w:t>ml/train_model.py : script d'entraînement du modèle Random Forest</w:t>
       </w:r>
     </w:p>
     <w:p>
@@ -3099,7 +3752,7 @@
           <w:i w:val="0"/>
           <w:sz w:val="24"/>
         </w:rPr>
-        <w:t>**database/schema.sql** : schéma de base de données avec sept tables</w:t>
+        <w:t>database/schema.sql : schéma de base de données avec sept tables</w:t>
       </w:r>
     </w:p>
     <w:p>
@@ -3130,7 +3783,7 @@
           <w:i w:val="0"/>
           <w:sz w:val="26"/>
         </w:rPr>
-        <w:t>6.3.6 Scripts et code source</w:t>
+        <w:t>6.3.5 Scripts et code source</w:t>
       </w:r>
     </w:p>
     <w:p>
@@ -3415,7 +4068,7 @@
           <w:i w:val="0"/>
           <w:sz w:val="24"/>
         </w:rPr>
-        <w:t>**Synthèse du chapitre**</w:t>
+        <w:t>Synthèse du chapitre</w:t>
       </w:r>
     </w:p>
     <w:p>
@@ -3436,6 +4089,37 @@
     <w:p>
       <w:r>
         <w:t>__________________________________________________</w:t>
+      </w:r>
+    </w:p>
+    <w:p>
+      <w:pPr>
+        <w:pStyle w:val="Heading2"/>
+        <w:spacing w:line="360" w:lineRule="auto" w:before="240" w:after="120"/>
+        <w:jc w:val="both"/>
+      </w:pPr>
+      <w:r>
+        <w:rPr>
+          <w:rFonts w:ascii="Times New Roman" w:hAnsi="Times New Roman" w:eastAsia="Times New Roman"/>
+          <w:b/>
+          <w:i w:val="0"/>
+          <w:sz w:val="32"/>
+        </w:rPr>
+        <w:t>7. Résultats</w:t>
+      </w:r>
+    </w:p>
+    <w:p>
+      <w:pPr>
+        <w:spacing w:line="360" w:lineRule="auto" w:before="120" w:after="120"/>
+        <w:jc w:val="both"/>
+      </w:pPr>
+      <w:r>
+        <w:rPr>
+          <w:rFonts w:ascii="Times New Roman" w:hAnsi="Times New Roman" w:eastAsia="Times New Roman"/>
+          <w:b w:val="0"/>
+          <w:i w:val="0"/>
+          <w:sz w:val="24"/>
+        </w:rPr>
+        <w:t>Ce chapitre présente les indicateurs obtenus, les résultats du modèle de machine learning et les visualisations analytiques. Il permet d'évaluer la performance du système et la qualité des analyses produites.</w:t>
       </w:r>
     </w:p>
     <w:p>
@@ -3451,7 +4135,7 @@
           <w:i w:val="0"/>
           <w:sz w:val="28"/>
         </w:rPr>
-        <w:t>7. Résultats</w:t>
+        <w:t>7.1 Indicateurs obtenus</w:t>
       </w:r>
     </w:p>
     <w:p>
@@ -3466,7 +4150,103 @@
           <w:i w:val="0"/>
           <w:sz w:val="24"/>
         </w:rPr>
-        <w:t>Ce chapitre présente les indicateurs obtenus, les résultats du modèle de machine learning et les visualisations analytiques. Il permet d'évaluer la performance du système et la qualité des analyses produites.</w:t>
+        <w:t>Sur les données réelles combinées (330 coupures) :</w:t>
+      </w:r>
+    </w:p>
+    <w:p>
+      <w:pPr>
+        <w:pStyle w:val="ListBullet"/>
+        <w:spacing w:line="360" w:lineRule="auto" w:before="120" w:after="120"/>
+        <w:jc w:val="both"/>
+      </w:pPr>
+      <w:r>
+        <w:rPr>
+          <w:rFonts w:ascii="Times New Roman" w:hAnsi="Times New Roman" w:eastAsia="Times New Roman"/>
+          <w:b w:val="0"/>
+          <w:i w:val="0"/>
+          <w:sz w:val="24"/>
+        </w:rPr>
+        <w:t>durée moyenne : 226 minutes</w:t>
+      </w:r>
+    </w:p>
+    <w:p>
+      <w:pPr>
+        <w:pStyle w:val="ListBullet"/>
+        <w:spacing w:line="360" w:lineRule="auto" w:before="120" w:after="120"/>
+        <w:jc w:val="both"/>
+      </w:pPr>
+      <w:r>
+        <w:rPr>
+          <w:rFonts w:ascii="Times New Roman" w:hAnsi="Times New Roman" w:eastAsia="Times New Roman"/>
+          <w:b w:val="0"/>
+          <w:i w:val="0"/>
+          <w:sz w:val="24"/>
+        </w:rPr>
+        <w:t>durée médiane : 240 minutes</w:t>
+      </w:r>
+    </w:p>
+    <w:p>
+      <w:pPr>
+        <w:pStyle w:val="ListBullet"/>
+        <w:spacing w:line="360" w:lineRule="auto" w:before="120" w:after="120"/>
+        <w:jc w:val="both"/>
+      </w:pPr>
+      <w:r>
+        <w:rPr>
+          <w:rFonts w:ascii="Times New Roman" w:hAnsi="Times New Roman" w:eastAsia="Times New Roman"/>
+          <w:b w:val="0"/>
+          <w:i w:val="0"/>
+          <w:sz w:val="24"/>
+        </w:rPr>
+        <w:t>sept régions suivies</w:t>
+      </w:r>
+    </w:p>
+    <w:p>
+      <w:pPr>
+        <w:pStyle w:val="ListBullet"/>
+        <w:spacing w:line="360" w:lineRule="auto" w:before="120" w:after="120"/>
+        <w:jc w:val="both"/>
+      </w:pPr>
+      <w:r>
+        <w:rPr>
+          <w:rFonts w:ascii="Times New Roman" w:hAnsi="Times New Roman" w:eastAsia="Times New Roman"/>
+          <w:b w:val="0"/>
+          <w:i w:val="0"/>
+          <w:sz w:val="24"/>
+        </w:rPr>
+        <w:t>19 zones suivies</w:t>
+      </w:r>
+    </w:p>
+    <w:p>
+      <w:pPr>
+        <w:pStyle w:val="ListBullet"/>
+        <w:spacing w:line="360" w:lineRule="auto" w:before="120" w:after="120"/>
+        <w:jc w:val="both"/>
+      </w:pPr>
+      <w:r>
+        <w:rPr>
+          <w:rFonts w:ascii="Times New Roman" w:hAnsi="Times New Roman" w:eastAsia="Times New Roman"/>
+          <w:b w:val="0"/>
+          <w:i w:val="0"/>
+          <w:sz w:val="24"/>
+        </w:rPr>
+        <w:t>sources principalement officielles et médias</w:t>
+      </w:r>
+    </w:p>
+    <w:p>
+      <w:pPr>
+        <w:pStyle w:val="Heading3"/>
+        <w:spacing w:line="360" w:lineRule="auto" w:before="240" w:after="120"/>
+        <w:jc w:val="both"/>
+      </w:pPr>
+      <w:r>
+        <w:rPr>
+          <w:rFonts w:ascii="Times New Roman" w:hAnsi="Times New Roman" w:eastAsia="Times New Roman"/>
+          <w:b/>
+          <w:i w:val="0"/>
+          <w:sz w:val="28"/>
+        </w:rPr>
+        <w:t>7.2 Résultats Machine Learning</w:t>
       </w:r>
     </w:p>
     <w:p>
@@ -3482,22 +4262,7 @@
           <w:i w:val="0"/>
           <w:sz w:val="26"/>
         </w:rPr>
-        <w:t>7.1 Indicateurs obtenus</w:t>
-      </w:r>
-    </w:p>
-    <w:p>
-      <w:pPr>
-        <w:spacing w:line="360" w:lineRule="auto" w:before="120" w:after="120"/>
-        <w:jc w:val="both"/>
-      </w:pPr>
-      <w:r>
-        <w:rPr>
-          <w:rFonts w:ascii="Times New Roman" w:hAnsi="Times New Roman" w:eastAsia="Times New Roman"/>
-          <w:b w:val="0"/>
-          <w:i w:val="0"/>
-          <w:sz w:val="24"/>
-        </w:rPr>
-        <w:t>Sur les données réelles combinées (330 coupures) :</w:t>
+        <w:t>Métriques du modèle</w:t>
       </w:r>
     </w:p>
     <w:p>
@@ -3513,7 +4278,7 @@
           <w:i w:val="0"/>
           <w:sz w:val="24"/>
         </w:rPr>
-        <w:t>durée moyenne : 226 minutes</w:t>
+        <w:t>Données d'entraînement : 264 lignes</w:t>
       </w:r>
     </w:p>
     <w:p>
@@ -3529,7 +4294,7 @@
           <w:i w:val="0"/>
           <w:sz w:val="24"/>
         </w:rPr>
-        <w:t>durée médiane : 240 minutes</w:t>
+        <w:t>Données de test : 66 lignes</w:t>
       </w:r>
     </w:p>
     <w:p>
@@ -3545,7 +4310,7 @@
           <w:i w:val="0"/>
           <w:sz w:val="24"/>
         </w:rPr>
-        <w:t>sept régions suivies</w:t>
+        <w:t>MAE (Mean Absolute Error) : 117,72 minutes</w:t>
       </w:r>
     </w:p>
     <w:p>
@@ -3561,7 +4326,7 @@
           <w:i w:val="0"/>
           <w:sz w:val="24"/>
         </w:rPr>
-        <w:t>19 zones suivies</w:t>
+        <w:t>RMSE : 139,4 minutes</w:t>
       </w:r>
     </w:p>
     <w:p>
@@ -3577,7 +4342,39 @@
           <w:i w:val="0"/>
           <w:sz w:val="24"/>
         </w:rPr>
-        <w:t>sources principalement officielles et médias</w:t>
+        <w:t>R² : -0,135 (régression moins performante que la moyenne)</w:t>
+      </w:r>
+    </w:p>
+    <w:p>
+      <w:pPr>
+        <w:pStyle w:val="ListBullet"/>
+        <w:spacing w:line="360" w:lineRule="auto" w:before="120" w:after="120"/>
+        <w:jc w:val="both"/>
+      </w:pPr>
+      <w:r>
+        <w:rPr>
+          <w:rFonts w:ascii="Times New Roman" w:hAnsi="Times New Roman" w:eastAsia="Times New Roman"/>
+          <w:b w:val="0"/>
+          <w:i w:val="0"/>
+          <w:sz w:val="24"/>
+        </w:rPr>
+        <w:t>Accuracy classification : 51,5 %</w:t>
+      </w:r>
+    </w:p>
+    <w:p>
+      <w:pPr>
+        <w:pStyle w:val="ListBullet"/>
+        <w:spacing w:line="360" w:lineRule="auto" w:before="120" w:after="120"/>
+        <w:jc w:val="both"/>
+      </w:pPr>
+      <w:r>
+        <w:rPr>
+          <w:rFonts w:ascii="Times New Roman" w:hAnsi="Times New Roman" w:eastAsia="Times New Roman"/>
+          <w:b w:val="0"/>
+          <w:i w:val="0"/>
+          <w:sz w:val="24"/>
+        </w:rPr>
+        <w:t>Baseline (classe majoritaire) : 53 %</w:t>
       </w:r>
     </w:p>
     <w:p>
@@ -3593,7 +4390,55 @@
           <w:i w:val="0"/>
           <w:sz w:val="26"/>
         </w:rPr>
-        <w:t>7.2 Résultats Machine Learning</w:t>
+        <w:t>Distribution des classes</w:t>
+      </w:r>
+    </w:p>
+    <w:p>
+      <w:pPr>
+        <w:pStyle w:val="ListBullet"/>
+        <w:spacing w:line="360" w:lineRule="auto" w:before="120" w:after="120"/>
+        <w:jc w:val="both"/>
+      </w:pPr>
+      <w:r>
+        <w:rPr>
+          <w:rFonts w:ascii="Times New Roman" w:hAnsi="Times New Roman" w:eastAsia="Times New Roman"/>
+          <w:b w:val="0"/>
+          <w:i w:val="0"/>
+          <w:sz w:val="24"/>
+        </w:rPr>
+        <w:t>Courte (&lt; 120 min) : 39 lignes (11,8 %)</w:t>
+      </w:r>
+    </w:p>
+    <w:p>
+      <w:pPr>
+        <w:pStyle w:val="ListBullet"/>
+        <w:spacing w:line="360" w:lineRule="auto" w:before="120" w:after="120"/>
+        <w:jc w:val="both"/>
+      </w:pPr>
+      <w:r>
+        <w:rPr>
+          <w:rFonts w:ascii="Times New Roman" w:hAnsi="Times New Roman" w:eastAsia="Times New Roman"/>
+          <w:b w:val="0"/>
+          <w:i w:val="0"/>
+          <w:sz w:val="24"/>
+        </w:rPr>
+        <w:t>Moyenne (120-240 min) : 174 lignes (52,7 %)</w:t>
+      </w:r>
+    </w:p>
+    <w:p>
+      <w:pPr>
+        <w:pStyle w:val="ListBullet"/>
+        <w:spacing w:line="360" w:lineRule="auto" w:before="120" w:after="120"/>
+        <w:jc w:val="both"/>
+      </w:pPr>
+      <w:r>
+        <w:rPr>
+          <w:rFonts w:ascii="Times New Roman" w:hAnsi="Times New Roman" w:eastAsia="Times New Roman"/>
+          <w:b w:val="0"/>
+          <w:i w:val="0"/>
+          <w:sz w:val="24"/>
+        </w:rPr>
+        <w:t>Longue (&gt; 240 min) : 117 lignes (35,5 %)</w:t>
       </w:r>
     </w:p>
     <w:p>
@@ -3609,198 +4454,6 @@
           <w:i w:val="0"/>
           <w:sz w:val="26"/>
         </w:rPr>
-        <w:t>Métriques du modèle</w:t>
-      </w:r>
-    </w:p>
-    <w:p>
-      <w:pPr>
-        <w:pStyle w:val="ListBullet"/>
-        <w:spacing w:line="360" w:lineRule="auto" w:before="120" w:after="120"/>
-        <w:jc w:val="both"/>
-      </w:pPr>
-      <w:r>
-        <w:rPr>
-          <w:rFonts w:ascii="Times New Roman" w:hAnsi="Times New Roman" w:eastAsia="Times New Roman"/>
-          <w:b w:val="0"/>
-          <w:i w:val="0"/>
-          <w:sz w:val="24"/>
-        </w:rPr>
-        <w:t>**Données d'entraînement** : 264 lignes</w:t>
-      </w:r>
-    </w:p>
-    <w:p>
-      <w:pPr>
-        <w:pStyle w:val="ListBullet"/>
-        <w:spacing w:line="360" w:lineRule="auto" w:before="120" w:after="120"/>
-        <w:jc w:val="both"/>
-      </w:pPr>
-      <w:r>
-        <w:rPr>
-          <w:rFonts w:ascii="Times New Roman" w:hAnsi="Times New Roman" w:eastAsia="Times New Roman"/>
-          <w:b w:val="0"/>
-          <w:i w:val="0"/>
-          <w:sz w:val="24"/>
-        </w:rPr>
-        <w:t>**Données de test** : 66 lignes</w:t>
-      </w:r>
-    </w:p>
-    <w:p>
-      <w:pPr>
-        <w:pStyle w:val="ListBullet"/>
-        <w:spacing w:line="360" w:lineRule="auto" w:before="120" w:after="120"/>
-        <w:jc w:val="both"/>
-      </w:pPr>
-      <w:r>
-        <w:rPr>
-          <w:rFonts w:ascii="Times New Roman" w:hAnsi="Times New Roman" w:eastAsia="Times New Roman"/>
-          <w:b w:val="0"/>
-          <w:i w:val="0"/>
-          <w:sz w:val="24"/>
-        </w:rPr>
-        <w:t>**MAE (Mean Absolute Error)** : 117,72 minutes</w:t>
-      </w:r>
-    </w:p>
-    <w:p>
-      <w:pPr>
-        <w:pStyle w:val="ListBullet"/>
-        <w:spacing w:line="360" w:lineRule="auto" w:before="120" w:after="120"/>
-        <w:jc w:val="both"/>
-      </w:pPr>
-      <w:r>
-        <w:rPr>
-          <w:rFonts w:ascii="Times New Roman" w:hAnsi="Times New Roman" w:eastAsia="Times New Roman"/>
-          <w:b w:val="0"/>
-          <w:i w:val="0"/>
-          <w:sz w:val="24"/>
-        </w:rPr>
-        <w:t>**RMSE** : 139,4 minutes</w:t>
-      </w:r>
-    </w:p>
-    <w:p>
-      <w:pPr>
-        <w:pStyle w:val="ListBullet"/>
-        <w:spacing w:line="360" w:lineRule="auto" w:before="120" w:after="120"/>
-        <w:jc w:val="both"/>
-      </w:pPr>
-      <w:r>
-        <w:rPr>
-          <w:rFonts w:ascii="Times New Roman" w:hAnsi="Times New Roman" w:eastAsia="Times New Roman"/>
-          <w:b w:val="0"/>
-          <w:i w:val="0"/>
-          <w:sz w:val="24"/>
-        </w:rPr>
-        <w:t>**R²** : -0,135 (régression moins performante que la moyenne)</w:t>
-      </w:r>
-    </w:p>
-    <w:p>
-      <w:pPr>
-        <w:pStyle w:val="ListBullet"/>
-        <w:spacing w:line="360" w:lineRule="auto" w:before="120" w:after="120"/>
-        <w:jc w:val="both"/>
-      </w:pPr>
-      <w:r>
-        <w:rPr>
-          <w:rFonts w:ascii="Times New Roman" w:hAnsi="Times New Roman" w:eastAsia="Times New Roman"/>
-          <w:b w:val="0"/>
-          <w:i w:val="0"/>
-          <w:sz w:val="24"/>
-        </w:rPr>
-        <w:t>**Accuracy classification** : 51,5 %</w:t>
-      </w:r>
-    </w:p>
-    <w:p>
-      <w:pPr>
-        <w:pStyle w:val="ListBullet"/>
-        <w:spacing w:line="360" w:lineRule="auto" w:before="120" w:after="120"/>
-        <w:jc w:val="both"/>
-      </w:pPr>
-      <w:r>
-        <w:rPr>
-          <w:rFonts w:ascii="Times New Roman" w:hAnsi="Times New Roman" w:eastAsia="Times New Roman"/>
-          <w:b w:val="0"/>
-          <w:i w:val="0"/>
-          <w:sz w:val="24"/>
-        </w:rPr>
-        <w:t>**Baseline (classe majoritaire)** : 53 %</w:t>
-      </w:r>
-    </w:p>
-    <w:p>
-      <w:pPr>
-        <w:pStyle w:val="Heading4"/>
-        <w:spacing w:line="360" w:lineRule="auto" w:before="240" w:after="120"/>
-        <w:jc w:val="both"/>
-      </w:pPr>
-      <w:r>
-        <w:rPr>
-          <w:rFonts w:ascii="Times New Roman" w:hAnsi="Times New Roman" w:eastAsia="Times New Roman"/>
-          <w:b/>
-          <w:i w:val="0"/>
-          <w:sz w:val="26"/>
-        </w:rPr>
-        <w:t>Distribution des classes</w:t>
-      </w:r>
-    </w:p>
-    <w:p>
-      <w:pPr>
-        <w:pStyle w:val="ListBullet"/>
-        <w:spacing w:line="360" w:lineRule="auto" w:before="120" w:after="120"/>
-        <w:jc w:val="both"/>
-      </w:pPr>
-      <w:r>
-        <w:rPr>
-          <w:rFonts w:ascii="Times New Roman" w:hAnsi="Times New Roman" w:eastAsia="Times New Roman"/>
-          <w:b w:val="0"/>
-          <w:i w:val="0"/>
-          <w:sz w:val="24"/>
-        </w:rPr>
-        <w:t>**Courte** (&lt; 120 min) : 39 lignes (11,8 %)</w:t>
-      </w:r>
-    </w:p>
-    <w:p>
-      <w:pPr>
-        <w:pStyle w:val="ListBullet"/>
-        <w:spacing w:line="360" w:lineRule="auto" w:before="120" w:after="120"/>
-        <w:jc w:val="both"/>
-      </w:pPr>
-      <w:r>
-        <w:rPr>
-          <w:rFonts w:ascii="Times New Roman" w:hAnsi="Times New Roman" w:eastAsia="Times New Roman"/>
-          <w:b w:val="0"/>
-          <w:i w:val="0"/>
-          <w:sz w:val="24"/>
-        </w:rPr>
-        <w:t>**Moyenne** (120-240 min) : 174 lignes (52,7 %)</w:t>
-      </w:r>
-    </w:p>
-    <w:p>
-      <w:pPr>
-        <w:pStyle w:val="ListBullet"/>
-        <w:spacing w:line="360" w:lineRule="auto" w:before="120" w:after="120"/>
-        <w:jc w:val="both"/>
-      </w:pPr>
-      <w:r>
-        <w:rPr>
-          <w:rFonts w:ascii="Times New Roman" w:hAnsi="Times New Roman" w:eastAsia="Times New Roman"/>
-          <w:b w:val="0"/>
-          <w:i w:val="0"/>
-          <w:sz w:val="24"/>
-        </w:rPr>
-        <w:t>**Longue** (&gt; 240 min) : 117 lignes (35,5 %)</w:t>
-      </w:r>
-    </w:p>
-    <w:p>
-      <w:pPr>
-        <w:pStyle w:val="Heading4"/>
-        <w:spacing w:line="360" w:lineRule="auto" w:before="240" w:after="120"/>
-        <w:jc w:val="both"/>
-      </w:pPr>
-      <w:r>
-        <w:rPr>
-          <w:rFonts w:ascii="Times New Roman" w:hAnsi="Times New Roman" w:eastAsia="Times New Roman"/>
-          <w:b/>
-          <w:i w:val="0"/>
-          <w:sz w:val="26"/>
-        </w:rPr>
         <w:t>Variables les plus importantes</w:t>
       </w:r>
     </w:p>
@@ -3817,7 +4470,7 @@
           <w:i w:val="0"/>
           <w:sz w:val="24"/>
         </w:rPr>
-        <w:t>1. Température maximale : 21,53 %</w:t>
+        <w:t>Température maximale : 21,53 %</w:t>
       </w:r>
     </w:p>
     <w:p>
@@ -3833,7 +4486,7 @@
           <w:i w:val="0"/>
           <w:sz w:val="24"/>
         </w:rPr>
-        <w:t>2. Irradiation solaire : 20,8 %</w:t>
+        <w:t>Irradiation solaire : 20,8 %</w:t>
       </w:r>
     </w:p>
     <w:p>
@@ -3849,7 +4502,7 @@
           <w:i w:val="0"/>
           <w:sz w:val="24"/>
         </w:rPr>
-        <w:t>3. Mois : 11,4 %</w:t>
+        <w:t>Mois : 11,4 %</w:t>
       </w:r>
     </w:p>
     <w:p>
@@ -3865,7 +4518,7 @@
           <w:i w:val="0"/>
           <w:sz w:val="24"/>
         </w:rPr>
-        <w:t>4. Précipitation : 10,1 %</w:t>
+        <w:t>Précipitation : 10,1 %</w:t>
       </w:r>
     </w:p>
     <w:p>
@@ -3881,12 +4534,12 @@
           <w:i w:val="0"/>
           <w:sz w:val="24"/>
         </w:rPr>
-        <w:t>5. Heure : 9,84 %</w:t>
-      </w:r>
-    </w:p>
-    <w:p>
-      <w:pPr>
-        <w:pStyle w:val="Heading4"/>
+        <w:t>Heure : 9,84 %</w:t>
+      </w:r>
+    </w:p>
+    <w:p>
+      <w:pPr>
+        <w:pStyle w:val="Heading3"/>
         <w:spacing w:line="360" w:lineRule="auto" w:before="240" w:after="120"/>
         <w:jc w:val="both"/>
       </w:pPr>
@@ -3895,7 +4548,7 @@
           <w:rFonts w:ascii="Times New Roman" w:hAnsi="Times New Roman" w:eastAsia="Times New Roman"/>
           <w:b/>
           <w:i w:val="0"/>
-          <w:sz w:val="26"/>
+          <w:sz w:val="28"/>
         </w:rPr>
         <w:t>7.3 Analyse des résultats</w:t>
       </w:r>
@@ -3932,7 +4585,7 @@
     </w:p>
     <w:p>
       <w:pPr>
-        <w:pStyle w:val="Heading4"/>
+        <w:pStyle w:val="Heading3"/>
         <w:spacing w:line="360" w:lineRule="auto" w:before="240" w:after="120"/>
         <w:jc w:val="both"/>
       </w:pPr>
@@ -3941,7 +4594,7 @@
           <w:rFonts w:ascii="Times New Roman" w:hAnsi="Times New Roman" w:eastAsia="Times New Roman"/>
           <w:b/>
           <w:i w:val="0"/>
-          <w:sz w:val="26"/>
+          <w:sz w:val="28"/>
         </w:rPr>
         <w:t>7.4 Visualisations analytiques</w:t>
       </w:r>
@@ -4513,7 +5166,7 @@
           <w:i w:val="0"/>
           <w:sz w:val="24"/>
         </w:rPr>
-        <w:t>**Synthèse du chapitre**</w:t>
+        <w:t>Synthèse du chapitre</w:t>
       </w:r>
     </w:p>
     <w:p>
@@ -4534,6 +5187,37 @@
     <w:p>
       <w:r>
         <w:t>__________________________________________________</w:t>
+      </w:r>
+    </w:p>
+    <w:p>
+      <w:pPr>
+        <w:pStyle w:val="Heading2"/>
+        <w:spacing w:line="360" w:lineRule="auto" w:before="240" w:after="120"/>
+        <w:jc w:val="both"/>
+      </w:pPr>
+      <w:r>
+        <w:rPr>
+          <w:rFonts w:ascii="Times New Roman" w:hAnsi="Times New Roman" w:eastAsia="Times New Roman"/>
+          <w:b/>
+          <w:i w:val="0"/>
+          <w:sz w:val="32"/>
+        </w:rPr>
+        <w:t>8. Tests et validation</w:t>
+      </w:r>
+    </w:p>
+    <w:p>
+      <w:pPr>
+        <w:spacing w:line="360" w:lineRule="auto" w:before="120" w:after="120"/>
+        <w:jc w:val="both"/>
+      </w:pPr>
+      <w:r>
+        <w:rPr>
+          <w:rFonts w:ascii="Times New Roman" w:hAnsi="Times New Roman" w:eastAsia="Times New Roman"/>
+          <w:b w:val="0"/>
+          <w:i w:val="0"/>
+          <w:sz w:val="24"/>
+        </w:rPr>
+        <w:t>Ce chapitre présente les tests automatisés, leurs résultats et les commandes de validation. Il permet de vérifier la conformité du système aux exigences spécifiées.</w:t>
       </w:r>
     </w:p>
     <w:p>
@@ -4549,37 +5233,6 @@
           <w:i w:val="0"/>
           <w:sz w:val="28"/>
         </w:rPr>
-        <w:t>8. Tests et validation</w:t>
-      </w:r>
-    </w:p>
-    <w:p>
-      <w:pPr>
-        <w:spacing w:line="360" w:lineRule="auto" w:before="120" w:after="120"/>
-        <w:jc w:val="both"/>
-      </w:pPr>
-      <w:r>
-        <w:rPr>
-          <w:rFonts w:ascii="Times New Roman" w:hAnsi="Times New Roman" w:eastAsia="Times New Roman"/>
-          <w:b w:val="0"/>
-          <w:i w:val="0"/>
-          <w:sz w:val="24"/>
-        </w:rPr>
-        <w:t>Ce chapitre présente les tests automatisés, leurs résultats et les commandes de validation. Il permet de vérifier la conformité du système aux exigences spécifiées.</w:t>
-      </w:r>
-    </w:p>
-    <w:p>
-      <w:pPr>
-        <w:pStyle w:val="Heading4"/>
-        <w:spacing w:line="360" w:lineRule="auto" w:before="240" w:after="120"/>
-        <w:jc w:val="both"/>
-      </w:pPr>
-      <w:r>
-        <w:rPr>
-          <w:rFonts w:ascii="Times New Roman" w:hAnsi="Times New Roman" w:eastAsia="Times New Roman"/>
-          <w:b/>
-          <w:i w:val="0"/>
-          <w:sz w:val="26"/>
-        </w:rPr>
         <w:t>8.1 Tests automatisés</w:t>
       </w:r>
     </w:p>
@@ -4712,7 +5365,7 @@
     </w:p>
     <w:p>
       <w:pPr>
-        <w:pStyle w:val="Heading4"/>
+        <w:pStyle w:val="Heading3"/>
         <w:spacing w:line="360" w:lineRule="auto" w:before="240" w:after="120"/>
         <w:jc w:val="both"/>
       </w:pPr>
@@ -4721,7 +5374,7 @@
           <w:rFonts w:ascii="Times New Roman" w:hAnsi="Times New Roman" w:eastAsia="Times New Roman"/>
           <w:b/>
           <w:i w:val="0"/>
-          <w:sz w:val="26"/>
+          <w:sz w:val="28"/>
         </w:rPr>
         <w:t>8.2 Résultats des tests</w:t>
       </w:r>
@@ -4739,7 +5392,7 @@
           <w:i w:val="0"/>
           <w:sz w:val="24"/>
         </w:rPr>
-        <w:t>**Total tests** : 39</w:t>
+        <w:t>Total tests : 39</w:t>
       </w:r>
     </w:p>
     <w:p>
@@ -4755,7 +5408,7 @@
           <w:i w:val="0"/>
           <w:sz w:val="24"/>
         </w:rPr>
-        <w:t>**Statut** : 39/39 passés (100 %)</w:t>
+        <w:t>Statut : 39/39 passés (100 %)</w:t>
       </w:r>
     </w:p>
     <w:p>
@@ -4771,73 +5424,7 @@
           <w:i w:val="0"/>
           <w:sz w:val="24"/>
         </w:rPr>
-        <w:t>**Couverture** : fonctionnelle complète</w:t>
-      </w:r>
-    </w:p>
-    <w:p>
-      <w:pPr>
-        <w:pStyle w:val="Heading4"/>
-        <w:spacing w:line="360" w:lineRule="auto" w:before="240" w:after="120"/>
-        <w:jc w:val="both"/>
-      </w:pPr>
-      <w:r>
-        <w:rPr>
-          <w:rFonts w:ascii="Times New Roman" w:hAnsi="Times New Roman" w:eastAsia="Times New Roman"/>
-          <w:b/>
-          <w:i w:val="0"/>
-          <w:sz w:val="26"/>
-        </w:rPr>
-        <w:t>8.3 Commandes de validation</w:t>
-      </w:r>
-    </w:p>
-    <w:p>
-      <w:pPr>
-        <w:spacing w:line="360" w:lineRule="auto" w:before="120" w:after="120"/>
-        <w:jc w:val="both"/>
-      </w:pPr>
-      <w:r>
-        <w:rPr>
-          <w:rFonts w:ascii="Times New Roman" w:hAnsi="Times New Roman" w:eastAsia="Times New Roman"/>
-          <w:b w:val="0"/>
-          <w:i w:val="0"/>
-          <w:sz w:val="24"/>
-        </w:rPr>
-        <w:t>Les commandes de validation détaillées sont présentées en annexe F.</w:t>
-      </w:r>
-    </w:p>
-    <w:p>
-      <w:pPr>
-        <w:spacing w:line="360" w:lineRule="auto" w:before="120" w:after="120"/>
-        <w:jc w:val="both"/>
-      </w:pPr>
-      <w:r>
-        <w:rPr>
-          <w:rFonts w:ascii="Times New Roman" w:hAnsi="Times New Roman" w:eastAsia="Times New Roman"/>
-          <w:b w:val="0"/>
-          <w:i w:val="0"/>
-          <w:sz w:val="24"/>
-        </w:rPr>
-        <w:t>**Synthèse du chapitre**</w:t>
-      </w:r>
-    </w:p>
-    <w:p>
-      <w:pPr>
-        <w:spacing w:line="360" w:lineRule="auto" w:before="120" w:after="120"/>
-        <w:jc w:val="both"/>
-      </w:pPr>
-      <w:r>
-        <w:rPr>
-          <w:rFonts w:ascii="Times New Roman" w:hAnsi="Times New Roman" w:eastAsia="Times New Roman"/>
-          <w:b w:val="0"/>
-          <w:i w:val="0"/>
-          <w:sz w:val="24"/>
-        </w:rPr>
-        <w:t>Les tests et la validation ont permis de vérifier le bon fonctionnement du système et sa conformité aux exigences. Le chapitre suivant traite de la sécurité et de la protection des données.</w:t>
-      </w:r>
-    </w:p>
-    <w:p>
-      <w:r>
-        <w:t>__________________________________________________</w:t>
+        <w:t>Couverture : fonctionnelle complète</w:t>
       </w:r>
     </w:p>
     <w:p>
@@ -4853,6 +5440,72 @@
           <w:i w:val="0"/>
           <w:sz w:val="28"/>
         </w:rPr>
+        <w:t>8.3 Commandes de validation</w:t>
+      </w:r>
+    </w:p>
+    <w:p>
+      <w:pPr>
+        <w:spacing w:line="360" w:lineRule="auto" w:before="120" w:after="120"/>
+        <w:jc w:val="both"/>
+      </w:pPr>
+      <w:r>
+        <w:rPr>
+          <w:rFonts w:ascii="Times New Roman" w:hAnsi="Times New Roman" w:eastAsia="Times New Roman"/>
+          <w:b w:val="0"/>
+          <w:i w:val="0"/>
+          <w:sz w:val="24"/>
+        </w:rPr>
+        <w:t>Les commandes de validation détaillées sont présentées en annexe F.</w:t>
+      </w:r>
+    </w:p>
+    <w:p>
+      <w:pPr>
+        <w:spacing w:line="360" w:lineRule="auto" w:before="120" w:after="120"/>
+        <w:jc w:val="both"/>
+      </w:pPr>
+      <w:r>
+        <w:rPr>
+          <w:rFonts w:ascii="Times New Roman" w:hAnsi="Times New Roman" w:eastAsia="Times New Roman"/>
+          <w:b w:val="0"/>
+          <w:i w:val="0"/>
+          <w:sz w:val="24"/>
+        </w:rPr>
+        <w:t>Synthèse du chapitre</w:t>
+      </w:r>
+    </w:p>
+    <w:p>
+      <w:pPr>
+        <w:spacing w:line="360" w:lineRule="auto" w:before="120" w:after="120"/>
+        <w:jc w:val="both"/>
+      </w:pPr>
+      <w:r>
+        <w:rPr>
+          <w:rFonts w:ascii="Times New Roman" w:hAnsi="Times New Roman" w:eastAsia="Times New Roman"/>
+          <w:b w:val="0"/>
+          <w:i w:val="0"/>
+          <w:sz w:val="24"/>
+        </w:rPr>
+        <w:t>Les tests et la validation ont permis de vérifier le bon fonctionnement du système et sa conformité aux exigences. Le chapitre suivant traite de la sécurité et de la protection des données.</w:t>
+      </w:r>
+    </w:p>
+    <w:p>
+      <w:r>
+        <w:t>__________________________________________________</w:t>
+      </w:r>
+    </w:p>
+    <w:p>
+      <w:pPr>
+        <w:pStyle w:val="Heading2"/>
+        <w:spacing w:line="360" w:lineRule="auto" w:before="240" w:after="120"/>
+        <w:jc w:val="both"/>
+      </w:pPr>
+      <w:r>
+        <w:rPr>
+          <w:rFonts w:ascii="Times New Roman" w:hAnsi="Times New Roman" w:eastAsia="Times New Roman"/>
+          <w:b/>
+          <w:i w:val="0"/>
+          <w:sz w:val="32"/>
+        </w:rPr>
         <w:t>9. Sécurité et protection des données</w:t>
       </w:r>
     </w:p>
@@ -4873,7 +5526,7 @@
     </w:p>
     <w:p>
       <w:pPr>
-        <w:pStyle w:val="Heading4"/>
+        <w:pStyle w:val="Heading3"/>
         <w:spacing w:line="360" w:lineRule="auto" w:before="240" w:after="120"/>
         <w:jc w:val="both"/>
       </w:pPr>
@@ -4882,7 +5535,7 @@
           <w:rFonts w:ascii="Times New Roman" w:hAnsi="Times New Roman" w:eastAsia="Times New Roman"/>
           <w:b/>
           <w:i w:val="0"/>
-          <w:sz w:val="26"/>
+          <w:sz w:val="28"/>
         </w:rPr>
         <w:t>9.1 Données personnelles</w:t>
       </w:r>
@@ -4904,7 +5557,7 @@
     </w:p>
     <w:p>
       <w:pPr>
-        <w:pStyle w:val="Heading4"/>
+        <w:pStyle w:val="Heading3"/>
         <w:spacing w:line="360" w:lineRule="auto" w:before="240" w:after="120"/>
         <w:jc w:val="both"/>
       </w:pPr>
@@ -4913,7 +5566,7 @@
           <w:rFonts w:ascii="Times New Roman" w:hAnsi="Times New Roman" w:eastAsia="Times New Roman"/>
           <w:b/>
           <w:i w:val="0"/>
-          <w:sz w:val="26"/>
+          <w:sz w:val="28"/>
         </w:rPr>
         <w:t>9.2 Mesures de sécurité actuelles</w:t>
       </w:r>
@@ -4968,7 +5621,7 @@
     </w:p>
     <w:p>
       <w:pPr>
-        <w:pStyle w:val="Heading4"/>
+        <w:pStyle w:val="Heading3"/>
         <w:spacing w:line="360" w:lineRule="auto" w:before="240" w:after="120"/>
         <w:jc w:val="both"/>
       </w:pPr>
@@ -4977,7 +5630,7 @@
           <w:rFonts w:ascii="Times New Roman" w:hAnsi="Times New Roman" w:eastAsia="Times New Roman"/>
           <w:b/>
           <w:i w:val="0"/>
-          <w:sz w:val="26"/>
+          <w:sz w:val="28"/>
         </w:rPr>
         <w:t>9.3 Améliorations pour la production</w:t>
       </w:r>
@@ -5105,7 +5758,7 @@
           <w:i w:val="0"/>
           <w:sz w:val="24"/>
         </w:rPr>
-        <w:t>**Synthèse du chapitre**</w:t>
+        <w:t>Synthèse du chapitre</w:t>
       </w:r>
     </w:p>
     <w:p>
@@ -5126,6 +5779,37 @@
     <w:p>
       <w:r>
         <w:t>__________________________________________________</w:t>
+      </w:r>
+    </w:p>
+    <w:p>
+      <w:pPr>
+        <w:pStyle w:val="Heading2"/>
+        <w:spacing w:line="360" w:lineRule="auto" w:before="240" w:after="120"/>
+        <w:jc w:val="both"/>
+      </w:pPr>
+      <w:r>
+        <w:rPr>
+          <w:rFonts w:ascii="Times New Roman" w:hAnsi="Times New Roman" w:eastAsia="Times New Roman"/>
+          <w:b/>
+          <w:i w:val="0"/>
+          <w:sz w:val="32"/>
+        </w:rPr>
+        <w:t>10. Limites</w:t>
+      </w:r>
+    </w:p>
+    <w:p>
+      <w:pPr>
+        <w:spacing w:line="360" w:lineRule="auto" w:before="120" w:after="120"/>
+        <w:jc w:val="both"/>
+      </w:pPr>
+      <w:r>
+        <w:rPr>
+          <w:rFonts w:ascii="Times New Roman" w:hAnsi="Times New Roman" w:eastAsia="Times New Roman"/>
+          <w:b w:val="0"/>
+          <w:i w:val="0"/>
+          <w:sz w:val="24"/>
+        </w:rPr>
+        <w:t>Ce chapitre identifie les principales limites du projet, notamment le volume de données, les alertes simulées, la dépendance au scraping et les performances du modèle prédictif.</w:t>
       </w:r>
     </w:p>
     <w:p>
@@ -5141,7 +5825,7 @@
           <w:i w:val="0"/>
           <w:sz w:val="28"/>
         </w:rPr>
-        <w:t>10. Limites</w:t>
+        <w:t>10.1 Volume de données</w:t>
       </w:r>
     </w:p>
     <w:p>
@@ -5156,166 +5840,7 @@
           <w:i w:val="0"/>
           <w:sz w:val="24"/>
         </w:rPr>
-        <w:t>Ce chapitre identifie les principales limites du projet, notamment le volume de données, les alertes simulées, la dépendance au scraping et les performances du modèle prédictif.</w:t>
-      </w:r>
-    </w:p>
-    <w:p>
-      <w:pPr>
-        <w:pStyle w:val="Heading4"/>
-        <w:spacing w:line="360" w:lineRule="auto" w:before="240" w:after="120"/>
-        <w:jc w:val="both"/>
-      </w:pPr>
-      <w:r>
-        <w:rPr>
-          <w:rFonts w:ascii="Times New Roman" w:hAnsi="Times New Roman" w:eastAsia="Times New Roman"/>
-          <w:b/>
-          <w:i w:val="0"/>
-          <w:sz w:val="26"/>
-        </w:rPr>
-        <w:t>10.1 Volume de données</w:t>
-      </w:r>
-    </w:p>
-    <w:p>
-      <w:pPr>
-        <w:spacing w:line="360" w:lineRule="auto" w:before="120" w:after="120"/>
-        <w:jc w:val="both"/>
-      </w:pPr>
-      <w:r>
-        <w:rPr>
-          <w:rFonts w:ascii="Times New Roman" w:hAnsi="Times New Roman" w:eastAsia="Times New Roman"/>
-          <w:b w:val="0"/>
-          <w:i w:val="0"/>
-          <w:sz w:val="24"/>
-        </w:rPr>
         <w:t>Le volume de données réelles reste limité (330 coupures), ce qui affecte les performances du modèle de machine learning. Davantage de données réelles sont nécessaires pour améliorer la précision des prédictions.</w:t>
-      </w:r>
-    </w:p>
-    <w:p>
-      <w:pPr>
-        <w:pStyle w:val="Heading4"/>
-        <w:spacing w:line="360" w:lineRule="auto" w:before="240" w:after="120"/>
-        <w:jc w:val="both"/>
-      </w:pPr>
-      <w:r>
-        <w:rPr>
-          <w:rFonts w:ascii="Times New Roman" w:hAnsi="Times New Roman" w:eastAsia="Times New Roman"/>
-          <w:b/>
-          <w:i w:val="0"/>
-          <w:sz w:val="26"/>
-        </w:rPr>
-        <w:t>10.2 Alertes</w:t>
-      </w:r>
-    </w:p>
-    <w:p>
-      <w:pPr>
-        <w:spacing w:line="360" w:lineRule="auto" w:before="120" w:after="120"/>
-        <w:jc w:val="both"/>
-      </w:pPr>
-      <w:r>
-        <w:rPr>
-          <w:rFonts w:ascii="Times New Roman" w:hAnsi="Times New Roman" w:eastAsia="Times New Roman"/>
-          <w:b w:val="0"/>
-          <w:i w:val="0"/>
-          <w:sz w:val="24"/>
-        </w:rPr>
-        <w:t>Les alertes e-mail/SMS/WhatsApp sont simulées dans cette version. Une intégration avec un fournisseur réel (Twilio, etc.) serait nécessaire pour la production.</w:t>
-      </w:r>
-    </w:p>
-    <w:p>
-      <w:pPr>
-        <w:pStyle w:val="Heading4"/>
-        <w:spacing w:line="360" w:lineRule="auto" w:before="240" w:after="120"/>
-        <w:jc w:val="both"/>
-      </w:pPr>
-      <w:r>
-        <w:rPr>
-          <w:rFonts w:ascii="Times New Roman" w:hAnsi="Times New Roman" w:eastAsia="Times New Roman"/>
-          <w:b/>
-          <w:i w:val="0"/>
-          <w:sz w:val="26"/>
-        </w:rPr>
-        <w:t>10.3 Scraping</w:t>
-      </w:r>
-    </w:p>
-    <w:p>
-      <w:pPr>
-        <w:spacing w:line="360" w:lineRule="auto" w:before="120" w:after="120"/>
-        <w:jc w:val="both"/>
-      </w:pPr>
-      <w:r>
-        <w:rPr>
-          <w:rFonts w:ascii="Times New Roman" w:hAnsi="Times New Roman" w:eastAsia="Times New Roman"/>
-          <w:b w:val="0"/>
-          <w:i w:val="0"/>
-          <w:sz w:val="24"/>
-        </w:rPr>
-        <w:t>Le scraping dépend de la disponibilité des sites web et de la stabilité de leur structure HTML. Des modifications du site peuvent interrompre le scraping.</w:t>
-      </w:r>
-    </w:p>
-    <w:p>
-      <w:pPr>
-        <w:pStyle w:val="Heading4"/>
-        <w:spacing w:line="360" w:lineRule="auto" w:before="240" w:after="120"/>
-        <w:jc w:val="both"/>
-      </w:pPr>
-      <w:r>
-        <w:rPr>
-          <w:rFonts w:ascii="Times New Roman" w:hAnsi="Times New Roman" w:eastAsia="Times New Roman"/>
-          <w:b/>
-          <w:i w:val="0"/>
-          <w:sz w:val="26"/>
-        </w:rPr>
-        <w:t>10.4 Modèle prédictif</w:t>
-      </w:r>
-    </w:p>
-    <w:p>
-      <w:pPr>
-        <w:spacing w:line="360" w:lineRule="auto" w:before="120" w:after="120"/>
-        <w:jc w:val="both"/>
-      </w:pPr>
-      <w:r>
-        <w:rPr>
-          <w:rFonts w:ascii="Times New Roman" w:hAnsi="Times New Roman" w:eastAsia="Times New Roman"/>
-          <w:b w:val="0"/>
-          <w:i w:val="0"/>
-          <w:sz w:val="24"/>
-        </w:rPr>
-        <w:t>Les métriques comparées aux baselines montrent que le modèle prédictif ne doit pas être présenté comme performant en production ; il démontre surtout la chaîne complète de préparation, d'entraînement, de sauvegarde et de prédiction.</w:t>
-      </w:r>
-    </w:p>
-    <w:p>
-      <w:pPr>
-        <w:spacing w:line="360" w:lineRule="auto" w:before="120" w:after="120"/>
-        <w:jc w:val="both"/>
-      </w:pPr>
-      <w:r>
-        <w:rPr>
-          <w:rFonts w:ascii="Times New Roman" w:hAnsi="Times New Roman" w:eastAsia="Times New Roman"/>
-          <w:b w:val="0"/>
-          <w:i w:val="0"/>
-          <w:sz w:val="24"/>
-        </w:rPr>
-        <w:t>**Synthèse du chapitre**</w:t>
-      </w:r>
-    </w:p>
-    <w:p>
-      <w:pPr>
-        <w:spacing w:line="360" w:lineRule="auto" w:before="120" w:after="120"/>
-        <w:jc w:val="both"/>
-      </w:pPr>
-      <w:r>
-        <w:rPr>
-          <w:rFonts w:ascii="Times New Roman" w:hAnsi="Times New Roman" w:eastAsia="Times New Roman"/>
-          <w:b w:val="0"/>
-          <w:i w:val="0"/>
-          <w:sz w:val="24"/>
-        </w:rPr>
-        <w:t>Les limites identifiées concernent le volume de données, les alertes simulées, le scraping et le modèle prédictif. Le chapitre suivant conclut le projet en présentant les résultats et les perspectives.</w:t>
-      </w:r>
-    </w:p>
-    <w:p>
-      <w:r>
-        <w:t>__________________________________________________</w:t>
       </w:r>
     </w:p>
     <w:p>
@@ -5331,6 +5856,134 @@
           <w:i w:val="0"/>
           <w:sz w:val="28"/>
         </w:rPr>
+        <w:t>10.2 Alertes</w:t>
+      </w:r>
+    </w:p>
+    <w:p>
+      <w:pPr>
+        <w:spacing w:line="360" w:lineRule="auto" w:before="120" w:after="120"/>
+        <w:jc w:val="both"/>
+      </w:pPr>
+      <w:r>
+        <w:rPr>
+          <w:rFonts w:ascii="Times New Roman" w:hAnsi="Times New Roman" w:eastAsia="Times New Roman"/>
+          <w:b w:val="0"/>
+          <w:i w:val="0"/>
+          <w:sz w:val="24"/>
+        </w:rPr>
+        <w:t>Les alertes e-mail/SMS/WhatsApp sont simulées dans cette version. Une intégration avec un fournisseur réel (Twilio, etc.) serait nécessaire pour la production.</w:t>
+      </w:r>
+    </w:p>
+    <w:p>
+      <w:pPr>
+        <w:pStyle w:val="Heading3"/>
+        <w:spacing w:line="360" w:lineRule="auto" w:before="240" w:after="120"/>
+        <w:jc w:val="both"/>
+      </w:pPr>
+      <w:r>
+        <w:rPr>
+          <w:rFonts w:ascii="Times New Roman" w:hAnsi="Times New Roman" w:eastAsia="Times New Roman"/>
+          <w:b/>
+          <w:i w:val="0"/>
+          <w:sz w:val="28"/>
+        </w:rPr>
+        <w:t>10.3 Scraping</w:t>
+      </w:r>
+    </w:p>
+    <w:p>
+      <w:pPr>
+        <w:spacing w:line="360" w:lineRule="auto" w:before="120" w:after="120"/>
+        <w:jc w:val="both"/>
+      </w:pPr>
+      <w:r>
+        <w:rPr>
+          <w:rFonts w:ascii="Times New Roman" w:hAnsi="Times New Roman" w:eastAsia="Times New Roman"/>
+          <w:b w:val="0"/>
+          <w:i w:val="0"/>
+          <w:sz w:val="24"/>
+        </w:rPr>
+        <w:t>Le scraping dépend de la disponibilité des sites web et de la stabilité de leur structure HTML. Des modifications du site peuvent interrompre le scraping.</w:t>
+      </w:r>
+    </w:p>
+    <w:p>
+      <w:pPr>
+        <w:pStyle w:val="Heading3"/>
+        <w:spacing w:line="360" w:lineRule="auto" w:before="240" w:after="120"/>
+        <w:jc w:val="both"/>
+      </w:pPr>
+      <w:r>
+        <w:rPr>
+          <w:rFonts w:ascii="Times New Roman" w:hAnsi="Times New Roman" w:eastAsia="Times New Roman"/>
+          <w:b/>
+          <w:i w:val="0"/>
+          <w:sz w:val="28"/>
+        </w:rPr>
+        <w:t>10.4 Modèle prédictif</w:t>
+      </w:r>
+    </w:p>
+    <w:p>
+      <w:pPr>
+        <w:spacing w:line="360" w:lineRule="auto" w:before="120" w:after="120"/>
+        <w:jc w:val="both"/>
+      </w:pPr>
+      <w:r>
+        <w:rPr>
+          <w:rFonts w:ascii="Times New Roman" w:hAnsi="Times New Roman" w:eastAsia="Times New Roman"/>
+          <w:b w:val="0"/>
+          <w:i w:val="0"/>
+          <w:sz w:val="24"/>
+        </w:rPr>
+        <w:t>Les métriques comparées aux baselines montrent que le modèle prédictif ne doit pas être présenté comme performant en production ; il démontre surtout la chaîne complète de préparation, d'entraînement, de sauvegarde et de prédiction.</w:t>
+      </w:r>
+    </w:p>
+    <w:p>
+      <w:pPr>
+        <w:spacing w:line="360" w:lineRule="auto" w:before="120" w:after="120"/>
+        <w:jc w:val="both"/>
+      </w:pPr>
+      <w:r>
+        <w:rPr>
+          <w:rFonts w:ascii="Times New Roman" w:hAnsi="Times New Roman" w:eastAsia="Times New Roman"/>
+          <w:b w:val="0"/>
+          <w:i w:val="0"/>
+          <w:sz w:val="24"/>
+        </w:rPr>
+        <w:t>Synthèse du chapitre</w:t>
+      </w:r>
+    </w:p>
+    <w:p>
+      <w:pPr>
+        <w:spacing w:line="360" w:lineRule="auto" w:before="120" w:after="120"/>
+        <w:jc w:val="both"/>
+      </w:pPr>
+      <w:r>
+        <w:rPr>
+          <w:rFonts w:ascii="Times New Roman" w:hAnsi="Times New Roman" w:eastAsia="Times New Roman"/>
+          <w:b w:val="0"/>
+          <w:i w:val="0"/>
+          <w:sz w:val="24"/>
+        </w:rPr>
+        <w:t>Les limites identifiées concernent le volume de données, les alertes simulées, le scraping et le modèle prédictif. Le chapitre suivant conclut le projet en présentant les résultats et les perspectives.</w:t>
+      </w:r>
+    </w:p>
+    <w:p>
+      <w:r>
+        <w:t>__________________________________________________</w:t>
+      </w:r>
+    </w:p>
+    <w:p>
+      <w:pPr>
+        <w:pStyle w:val="Heading2"/>
+        <w:spacing w:line="360" w:lineRule="auto" w:before="240" w:after="120"/>
+        <w:jc w:val="both"/>
+      </w:pPr>
+      <w:r>
+        <w:rPr>
+          <w:rFonts w:ascii="Times New Roman" w:hAnsi="Times New Roman" w:eastAsia="Times New Roman"/>
+          <w:b/>
+          <w:i w:val="0"/>
+          <w:sz w:val="32"/>
+        </w:rPr>
         <w:t>11. Conclusion et perspectives</w:t>
       </w:r>
     </w:p>
@@ -5351,7 +6004,7 @@
     </w:p>
     <w:p>
       <w:pPr>
-        <w:pStyle w:val="Heading4"/>
+        <w:pStyle w:val="Heading3"/>
         <w:spacing w:line="360" w:lineRule="auto" w:before="240" w:after="120"/>
         <w:jc w:val="both"/>
       </w:pPr>
@@ -5360,7 +6013,7 @@
           <w:rFonts w:ascii="Times New Roman" w:hAnsi="Times New Roman" w:eastAsia="Times New Roman"/>
           <w:b/>
           <w:i w:val="0"/>
-          <w:sz w:val="26"/>
+          <w:sz w:val="28"/>
         </w:rPr>
         <w:t>11.1 Conclusion</w:t>
       </w:r>
@@ -5382,7 +6035,7 @@
     </w:p>
     <w:p>
       <w:pPr>
-        <w:pStyle w:val="Heading4"/>
+        <w:pStyle w:val="Heading3"/>
         <w:spacing w:line="360" w:lineRule="auto" w:before="240" w:after="120"/>
         <w:jc w:val="both"/>
       </w:pPr>
@@ -5391,7 +6044,7 @@
           <w:rFonts w:ascii="Times New Roman" w:hAnsi="Times New Roman" w:eastAsia="Times New Roman"/>
           <w:b/>
           <w:i w:val="0"/>
-          <w:sz w:val="26"/>
+          <w:sz w:val="28"/>
         </w:rPr>
         <w:t>11.2 Perspectives principales</w:t>
       </w:r>
@@ -5409,7 +6062,7 @@
           <w:i w:val="0"/>
           <w:sz w:val="24"/>
         </w:rPr>
-        <w:t>**Intégration SMS réelle** : branchement sur un fournisseur de SMS pour des alertes opérationnelles</w:t>
+        <w:t>Intégration SMS réelle : branchement sur un fournisseur de SMS pour des alertes opérationnelles</w:t>
       </w:r>
     </w:p>
     <w:p>
@@ -5425,7 +6078,7 @@
           <w:i w:val="0"/>
           <w:sz w:val="24"/>
         </w:rPr>
-        <w:t>**Collecte officielle SONABEL** : intégration API officielle si disponible pour des données plus robustes</w:t>
+        <w:t>Collecte officielle SONABEL : intégration API officielle si disponible pour des données plus robustes</w:t>
       </w:r>
     </w:p>
     <w:p>
@@ -5441,7 +6094,7 @@
           <w:i w:val="0"/>
           <w:sz w:val="24"/>
         </w:rPr>
-        <w:t>**Application mobile** : développement d'une application mobile pour une meilleure accessibilité</w:t>
+        <w:t>Application mobile : développement d'une application mobile pour une meilleure accessibilité</w:t>
       </w:r>
     </w:p>
     <w:p>
@@ -5457,7 +6110,7 @@
           <w:i w:val="0"/>
           <w:sz w:val="24"/>
         </w:rPr>
-        <w:t>**Amélioration du modèle prédictif** : collecte de davantage de données réelles et features avancés</w:t>
+        <w:t>Amélioration du modèle prédictif : collecte de davantage de données réelles et features avancés</w:t>
       </w:r>
     </w:p>
     <w:p>
@@ -5473,7 +6126,7 @@
           <w:i w:val="0"/>
           <w:sz w:val="24"/>
         </w:rPr>
-        <w:t>**Carte interactive avancée** : amélioration de l'interactivité et des filtres géographiques</w:t>
+        <w:t>Carte interactive avancée : amélioration de l'interactivité et des filtres géographiques</w:t>
       </w:r>
     </w:p>
     <w:p>
@@ -5489,88 +6142,7 @@
           <w:i w:val="0"/>
           <w:sz w:val="24"/>
         </w:rPr>
-        <w:t>**Sécurité renforcée** : implémentation complète de l'authentification et du chiffrement</w:t>
-      </w:r>
-    </w:p>
-    <w:p>
-      <w:pPr>
-        <w:pStyle w:val="Heading4"/>
-        <w:spacing w:line="360" w:lineRule="auto" w:before="240" w:after="120"/>
-        <w:jc w:val="both"/>
-      </w:pPr>
-      <w:r>
-        <w:rPr>
-          <w:rFonts w:ascii="Times New Roman" w:hAnsi="Times New Roman" w:eastAsia="Times New Roman"/>
-          <w:b/>
-          <w:i w:val="0"/>
-          <w:sz w:val="26"/>
-        </w:rPr>
-        <w:t>11.3 Conformité</w:t>
-      </w:r>
-    </w:p>
-    <w:p>
-      <w:pPr>
-        <w:spacing w:line="360" w:lineRule="auto" w:before="120" w:after="120"/>
-        <w:jc w:val="both"/>
-      </w:pPr>
-      <w:r>
-        <w:rPr>
-          <w:rFonts w:ascii="Times New Roman" w:hAnsi="Times New Roman" w:eastAsia="Times New Roman"/>
-          <w:b w:val="0"/>
-          <w:i w:val="0"/>
-          <w:sz w:val="24"/>
-        </w:rPr>
-        <w:t>**Conformité au cahier des charges** : ✅ 100 %</w:t>
-      </w:r>
-    </w:p>
-    <w:p>
-      <w:pPr>
-        <w:spacing w:line="360" w:lineRule="auto" w:before="120" w:after="120"/>
-        <w:jc w:val="both"/>
-      </w:pPr>
-      <w:r>
-        <w:rPr>
-          <w:rFonts w:ascii="Times New Roman" w:hAnsi="Times New Roman" w:eastAsia="Times New Roman"/>
-          <w:b w:val="0"/>
-          <w:i w:val="0"/>
-          <w:sz w:val="24"/>
-        </w:rPr>
-        <w:t>**Qualité des données** : ✅ 100 % réelles</w:t>
-      </w:r>
-    </w:p>
-    <w:p>
-      <w:pPr>
-        <w:spacing w:line="360" w:lineRule="auto" w:before="120" w:after="120"/>
-        <w:jc w:val="both"/>
-      </w:pPr>
-      <w:r>
-        <w:rPr>
-          <w:rFonts w:ascii="Times New Roman" w:hAnsi="Times New Roman" w:eastAsia="Times New Roman"/>
-          <w:b w:val="0"/>
-          <w:i w:val="0"/>
-          <w:sz w:val="24"/>
-        </w:rPr>
-        <w:t>**Tests automatisés** : ✅ 39/39 passés</w:t>
-      </w:r>
-    </w:p>
-    <w:p>
-      <w:pPr>
-        <w:spacing w:line="360" w:lineRule="auto" w:before="120" w:after="120"/>
-        <w:jc w:val="both"/>
-      </w:pPr>
-      <w:r>
-        <w:rPr>
-          <w:rFonts w:ascii="Times New Roman" w:hAnsi="Times New Roman" w:eastAsia="Times New Roman"/>
-          <w:b w:val="0"/>
-          <w:i w:val="0"/>
-          <w:sz w:val="24"/>
-        </w:rPr>
-        <w:t>**Application** : ✅ fonctionnelle</w:t>
-      </w:r>
-    </w:p>
-    <w:p>
-      <w:r>
-        <w:t>__________________________________________________</w:t>
+        <w:t>Sécurité renforcée : implémentation complète de l'authentification et du chiffrement</w:t>
       </w:r>
     </w:p>
     <w:p>
@@ -5586,12 +6158,290 @@
           <w:i w:val="0"/>
           <w:sz w:val="28"/>
         </w:rPr>
+        <w:t>11.3 Conformité</w:t>
+      </w:r>
+    </w:p>
+    <w:p>
+      <w:pPr>
+        <w:spacing w:line="360" w:lineRule="auto" w:before="120" w:after="120"/>
+        <w:jc w:val="both"/>
+      </w:pPr>
+      <w:r>
+        <w:rPr>
+          <w:rFonts w:ascii="Times New Roman" w:hAnsi="Times New Roman" w:eastAsia="Times New Roman"/>
+          <w:b w:val="0"/>
+          <w:i w:val="0"/>
+          <w:sz w:val="24"/>
+        </w:rPr>
+        <w:t>Conformité au cahier des charges : ✅ 100 %</w:t>
+      </w:r>
+    </w:p>
+    <w:p>
+      <w:pPr>
+        <w:spacing w:line="360" w:lineRule="auto" w:before="120" w:after="120"/>
+        <w:jc w:val="both"/>
+      </w:pPr>
+      <w:r>
+        <w:rPr>
+          <w:rFonts w:ascii="Times New Roman" w:hAnsi="Times New Roman" w:eastAsia="Times New Roman"/>
+          <w:b w:val="0"/>
+          <w:i w:val="0"/>
+          <w:sz w:val="24"/>
+        </w:rPr>
+        <w:t>Qualité des données : ✅ 100 % réelles</w:t>
+      </w:r>
+    </w:p>
+    <w:p>
+      <w:pPr>
+        <w:spacing w:line="360" w:lineRule="auto" w:before="120" w:after="120"/>
+        <w:jc w:val="both"/>
+      </w:pPr>
+      <w:r>
+        <w:rPr>
+          <w:rFonts w:ascii="Times New Roman" w:hAnsi="Times New Roman" w:eastAsia="Times New Roman"/>
+          <w:b w:val="0"/>
+          <w:i w:val="0"/>
+          <w:sz w:val="24"/>
+        </w:rPr>
+        <w:t>Tests automatisés : ✅ 39/39 passés</w:t>
+      </w:r>
+    </w:p>
+    <w:p>
+      <w:pPr>
+        <w:spacing w:line="360" w:lineRule="auto" w:before="120" w:after="120"/>
+        <w:jc w:val="both"/>
+      </w:pPr>
+      <w:r>
+        <w:rPr>
+          <w:rFonts w:ascii="Times New Roman" w:hAnsi="Times New Roman" w:eastAsia="Times New Roman"/>
+          <w:b w:val="0"/>
+          <w:i w:val="0"/>
+          <w:sz w:val="24"/>
+        </w:rPr>
+        <w:t>Application : ✅ fonctionnelle</w:t>
+      </w:r>
+    </w:p>
+    <w:p>
+      <w:r>
+        <w:t>__________________________________________________</w:t>
+      </w:r>
+    </w:p>
+    <w:p>
+      <w:pPr>
+        <w:pStyle w:val="Heading2"/>
+        <w:spacing w:line="360" w:lineRule="auto" w:before="240" w:after="120"/>
+        <w:jc w:val="both"/>
+      </w:pPr>
+      <w:r>
+        <w:rPr>
+          <w:rFonts w:ascii="Times New Roman" w:hAnsi="Times New Roman" w:eastAsia="Times New Roman"/>
+          <w:b/>
+          <w:i w:val="0"/>
+          <w:sz w:val="32"/>
+        </w:rPr>
+        <w:t>Bibliographie et sources</w:t>
+      </w:r>
+    </w:p>
+    <w:p>
+      <w:pPr>
+        <w:pStyle w:val="ListBullet"/>
+        <w:spacing w:line="360" w:lineRule="auto" w:before="120" w:after="120"/>
+        <w:jc w:val="both"/>
+      </w:pPr>
+      <w:r>
+        <w:rPr>
+          <w:rFonts w:ascii="Times New Roman" w:hAnsi="Times New Roman" w:eastAsia="Times New Roman"/>
+          <w:b w:val="0"/>
+          <w:i w:val="0"/>
+          <w:sz w:val="24"/>
+        </w:rPr>
+        <w:t>SONABEL. Communiqués officiels relatifs aux coupures d'électricité au Burkina Faso.</w:t>
+      </w:r>
+    </w:p>
+    <w:p>
+      <w:pPr>
+        <w:pStyle w:val="ListBullet"/>
+        <w:spacing w:line="360" w:lineRule="auto" w:before="120" w:after="120"/>
+        <w:jc w:val="both"/>
+      </w:pPr>
+      <w:r>
+        <w:rPr>
+          <w:rFonts w:ascii="Times New Roman" w:hAnsi="Times New Roman" w:eastAsia="Times New Roman"/>
+          <w:b w:val="0"/>
+          <w:i w:val="0"/>
+          <w:sz w:val="24"/>
+        </w:rPr>
+        <w:t>Wakat Séra. Articles de presse relatifs aux coupures d'électricité et à la situation énergétique au Burkina Faso.</w:t>
+      </w:r>
+    </w:p>
+    <w:p>
+      <w:pPr>
+        <w:pStyle w:val="ListBullet"/>
+        <w:spacing w:line="360" w:lineRule="auto" w:before="120" w:after="120"/>
+        <w:jc w:val="both"/>
+      </w:pPr>
+      <w:r>
+        <w:rPr>
+          <w:rFonts w:ascii="Times New Roman" w:hAnsi="Times New Roman" w:eastAsia="Times New Roman"/>
+          <w:b w:val="0"/>
+          <w:i w:val="0"/>
+          <w:sz w:val="24"/>
+        </w:rPr>
+        <w:t>Lefaso.net. Articles de presse relatifs aux coupures d'électricité et à la situation énergétique au Burkina Faso.</w:t>
+      </w:r>
+    </w:p>
+    <w:p>
+      <w:pPr>
+        <w:pStyle w:val="ListBullet"/>
+        <w:spacing w:line="360" w:lineRule="auto" w:before="120" w:after="120"/>
+        <w:jc w:val="both"/>
+      </w:pPr>
+      <w:r>
+        <w:rPr>
+          <w:rFonts w:ascii="Times New Roman" w:hAnsi="Times New Roman" w:eastAsia="Times New Roman"/>
+          <w:b w:val="0"/>
+          <w:i w:val="0"/>
+          <w:sz w:val="24"/>
+        </w:rPr>
+        <w:t>Faso Actu. Articles de presse relatifs aux coupures d'électricité et à la situation énergétique au Burkina Faso.</w:t>
+      </w:r>
+    </w:p>
+    <w:p>
+      <w:pPr>
+        <w:pStyle w:val="ListBullet"/>
+        <w:spacing w:line="360" w:lineRule="auto" w:before="120" w:after="120"/>
+        <w:jc w:val="both"/>
+      </w:pPr>
+      <w:r>
+        <w:rPr>
+          <w:rFonts w:ascii="Times New Roman" w:hAnsi="Times New Roman" w:eastAsia="Times New Roman"/>
+          <w:b w:val="0"/>
+          <w:i w:val="0"/>
+          <w:sz w:val="24"/>
+        </w:rPr>
+        <w:t>Open-Meteo. Documentation de l'API Historical Weather.</w:t>
+      </w:r>
+    </w:p>
+    <w:p>
+      <w:pPr>
+        <w:pStyle w:val="ListBullet"/>
+        <w:spacing w:line="360" w:lineRule="auto" w:before="120" w:after="120"/>
+        <w:jc w:val="both"/>
+      </w:pPr>
+      <w:r>
+        <w:rPr>
+          <w:rFonts w:ascii="Times New Roman" w:hAnsi="Times New Roman" w:eastAsia="Times New Roman"/>
+          <w:b w:val="0"/>
+          <w:i w:val="0"/>
+          <w:sz w:val="24"/>
+        </w:rPr>
+        <w:t>NASA POWER. Documentation de l'API Daily.</w:t>
+      </w:r>
+    </w:p>
+    <w:p>
+      <w:pPr>
+        <w:pStyle w:val="ListBullet"/>
+        <w:spacing w:line="360" w:lineRule="auto" w:before="120" w:after="120"/>
+        <w:jc w:val="both"/>
+      </w:pPr>
+      <w:r>
+        <w:rPr>
+          <w:rFonts w:ascii="Times New Roman" w:hAnsi="Times New Roman" w:eastAsia="Times New Roman"/>
+          <w:b w:val="0"/>
+          <w:i w:val="0"/>
+          <w:sz w:val="24"/>
+        </w:rPr>
+        <w:t>Banque mondiale. Indicateurs d'accès à l'électricité.</w:t>
+      </w:r>
+    </w:p>
+    <w:p>
+      <w:pPr>
+        <w:pStyle w:val="ListBullet"/>
+        <w:spacing w:line="360" w:lineRule="auto" w:before="120" w:after="120"/>
+        <w:jc w:val="both"/>
+      </w:pPr>
+      <w:r>
+        <w:rPr>
+          <w:rFonts w:ascii="Times New Roman" w:hAnsi="Times New Roman" w:eastAsia="Times New Roman"/>
+          <w:b w:val="0"/>
+          <w:i w:val="0"/>
+          <w:sz w:val="24"/>
+        </w:rPr>
+        <w:t>Flask. Documentation officielle du framework web.</w:t>
+      </w:r>
+    </w:p>
+    <w:p>
+      <w:pPr>
+        <w:pStyle w:val="ListBullet"/>
+        <w:spacing w:line="360" w:lineRule="auto" w:before="120" w:after="120"/>
+        <w:jc w:val="both"/>
+      </w:pPr>
+      <w:r>
+        <w:rPr>
+          <w:rFonts w:ascii="Times New Roman" w:hAnsi="Times New Roman" w:eastAsia="Times New Roman"/>
+          <w:b w:val="0"/>
+          <w:i w:val="0"/>
+          <w:sz w:val="24"/>
+        </w:rPr>
+        <w:t>PostgreSQL. Documentation officielle du système de gestion de base de données.</w:t>
+      </w:r>
+    </w:p>
+    <w:p>
+      <w:pPr>
+        <w:pStyle w:val="ListBullet"/>
+        <w:spacing w:line="360" w:lineRule="auto" w:before="120" w:after="120"/>
+        <w:jc w:val="both"/>
+      </w:pPr>
+      <w:r>
+        <w:rPr>
+          <w:rFonts w:ascii="Times New Roman" w:hAnsi="Times New Roman" w:eastAsia="Times New Roman"/>
+          <w:b w:val="0"/>
+          <w:i w:val="0"/>
+          <w:sz w:val="24"/>
+        </w:rPr>
+        <w:t>Pandas. Documentation officielle de la bibliothèque d'analyse de données.</w:t>
+      </w:r>
+    </w:p>
+    <w:p>
+      <w:pPr>
+        <w:pStyle w:val="ListBullet"/>
+        <w:spacing w:line="360" w:lineRule="auto" w:before="120" w:after="120"/>
+        <w:jc w:val="both"/>
+      </w:pPr>
+      <w:r>
+        <w:rPr>
+          <w:rFonts w:ascii="Times New Roman" w:hAnsi="Times New Roman" w:eastAsia="Times New Roman"/>
+          <w:b w:val="0"/>
+          <w:i w:val="0"/>
+          <w:sz w:val="24"/>
+        </w:rPr>
+        <w:t>Scikit-learn. Documentation officielle de la bibliothèque de machine learning.</w:t>
+      </w:r>
+    </w:p>
+    <w:p>
+      <w:r>
+        <w:t>__________________________________________________</w:t>
+      </w:r>
+    </w:p>
+    <w:p>
+      <w:pPr>
+        <w:pStyle w:val="Heading2"/>
+        <w:spacing w:line="360" w:lineRule="auto" w:before="240" w:after="120"/>
+        <w:jc w:val="both"/>
+      </w:pPr>
+      <w:r>
+        <w:rPr>
+          <w:rFonts w:ascii="Times New Roman" w:hAnsi="Times New Roman" w:eastAsia="Times New Roman"/>
+          <w:b/>
+          <w:i w:val="0"/>
+          <w:sz w:val="32"/>
+        </w:rPr>
         <w:t>Annexes</w:t>
       </w:r>
     </w:p>
     <w:p>
       <w:pPr>
-        <w:pStyle w:val="Heading4"/>
+        <w:pStyle w:val="Heading3"/>
         <w:spacing w:line="360" w:lineRule="auto" w:before="240" w:after="120"/>
         <w:jc w:val="both"/>
       </w:pPr>
@@ -5600,7 +6450,7 @@
           <w:rFonts w:ascii="Times New Roman" w:hAnsi="Times New Roman" w:eastAsia="Times New Roman"/>
           <w:b/>
           <w:i w:val="0"/>
-          <w:sz w:val="26"/>
+          <w:sz w:val="28"/>
         </w:rPr>
         <w:t>Annexe A : Structure du projet</w:t>
       </w:r>
@@ -5652,7 +6502,7 @@
           <w:i w:val="0"/>
           <w:sz w:val="24"/>
         </w:rPr>
-        <w:t>**Description des répertoires principaux :**</w:t>
+        <w:t>Description des répertoires principaux :</w:t>
       </w:r>
     </w:p>
     <w:p>
@@ -5668,7 +6518,7 @@
           <w:i w:val="0"/>
           <w:sz w:val="24"/>
         </w:rPr>
-        <w:t>**backend/** : contient l'application Flask avec les routes, modèles, services et templates HTML</w:t>
+        <w:t>backend/ : contient l'application Flask avec les routes, modèles, services et templates HTML</w:t>
       </w:r>
     </w:p>
     <w:p>
@@ -5684,7 +6534,7 @@
           <w:i w:val="0"/>
           <w:sz w:val="24"/>
         </w:rPr>
-        <w:t>**ingestion/** : scripts pour collecter les données depuis le web, les APIs et les fichiers CSV</w:t>
+        <w:t>ingestion/ : scripts pour collecter les données depuis le web, les APIs et les fichiers CSV</w:t>
       </w:r>
     </w:p>
     <w:p>
@@ -5700,7 +6550,7 @@
           <w:i w:val="0"/>
           <w:sz w:val="24"/>
         </w:rPr>
-        <w:t>**processing/** : scripts de nettoyage, feature engineering et filtrage des données</w:t>
+        <w:t>processing/ : scripts de nettoyage, feature engineering et filtrage des données</w:t>
       </w:r>
     </w:p>
     <w:p>
@@ -5716,7 +6566,7 @@
           <w:i w:val="0"/>
           <w:sz w:val="24"/>
         </w:rPr>
-        <w:t>**analytics/** : scripts d'analyse exploratoire et génération de graphiques</w:t>
+        <w:t>analytics/ : scripts d'analyse exploratoire et génération de graphiques</w:t>
       </w:r>
     </w:p>
     <w:p>
@@ -5732,7 +6582,7 @@
           <w:i w:val="0"/>
           <w:sz w:val="24"/>
         </w:rPr>
-        <w:t>**ml/** : scripts d'entraînement et prédiction avec le modèle Random Forest</w:t>
+        <w:t>ml/ : scripts d'entraînement et prédiction avec le modèle Random Forest</w:t>
       </w:r>
     </w:p>
     <w:p>
@@ -5748,7 +6598,7 @@
           <w:i w:val="0"/>
           <w:sz w:val="24"/>
         </w:rPr>
-        <w:t>**database/** : schéma SQL de la base de données PostgreSQL</w:t>
+        <w:t>database/ : schéma SQL de la base de données PostgreSQL</w:t>
       </w:r>
     </w:p>
     <w:p>
@@ -5764,7 +6614,7 @@
           <w:i w:val="0"/>
           <w:sz w:val="24"/>
         </w:rPr>
-        <w:t>**data/** : hiérarchie des données (brutes → traitées → finales)</w:t>
+        <w:t>data/ : hiérarchie des données (brutes → traitées → finales)</w:t>
       </w:r>
     </w:p>
     <w:p>
@@ -5780,7 +6630,7 @@
           <w:i w:val="0"/>
           <w:sz w:val="24"/>
         </w:rPr>
-        <w:t>**docs/** : documentation complète du projet (rapport, captures, présentation)</w:t>
+        <w:t>docs/ : documentation complète du projet (rapport, captures, présentation)</w:t>
       </w:r>
     </w:p>
     <w:p>
@@ -5796,12 +6646,12 @@
           <w:i w:val="0"/>
           <w:sz w:val="24"/>
         </w:rPr>
-        <w:t>**tests/** : suite de tests automatisés (39 tests)</w:t>
-      </w:r>
-    </w:p>
-    <w:p>
-      <w:pPr>
-        <w:pStyle w:val="Heading4"/>
+        <w:t>tests/ : suite de tests automatisés (39 tests)</w:t>
+      </w:r>
+    </w:p>
+    <w:p>
+      <w:pPr>
+        <w:pStyle w:val="Heading3"/>
         <w:spacing w:line="360" w:lineRule="auto" w:before="240" w:after="120"/>
         <w:jc w:val="both"/>
       </w:pPr>
@@ -5810,7 +6660,7 @@
           <w:rFonts w:ascii="Times New Roman" w:hAnsi="Times New Roman" w:eastAsia="Times New Roman"/>
           <w:b/>
           <w:i w:val="0"/>
-          <w:sz w:val="26"/>
+          <w:sz w:val="28"/>
         </w:rPr>
         <w:t>Annexe B : Spécification API</w:t>
       </w:r>
@@ -5832,18 +6682,17 @@
     </w:p>
     <w:p>
       <w:pPr>
-        <w:pStyle w:val="Heading4"/>
-        <w:spacing w:line="360" w:lineRule="auto" w:before="240" w:after="120"/>
-        <w:jc w:val="both"/>
-      </w:pPr>
-      <w:r>
-        <w:rPr>
-          <w:rFonts w:ascii="Times New Roman" w:hAnsi="Times New Roman" w:eastAsia="Times New Roman"/>
-          <w:b/>
-          <w:i w:val="0"/>
-          <w:sz w:val="26"/>
-        </w:rPr>
-        <w:t>Tableau synthétique des endpoints</w:t>
+        <w:spacing w:line="360" w:lineRule="auto" w:before="120" w:after="60"/>
+        <w:jc w:val="both"/>
+      </w:pPr>
+      <w:r>
+        <w:rPr>
+          <w:rFonts w:ascii="Times New Roman" w:hAnsi="Times New Roman" w:eastAsia="Times New Roman"/>
+          <w:b w:val="0"/>
+          <w:i/>
+          <w:sz w:val="20"/>
+        </w:rPr>
+        <w:t>Tableau 1 : synthétique des endpoints</w:t>
       </w:r>
     </w:p>
     <w:tbl>
@@ -6524,7 +7373,7 @@
     </w:p>
     <w:p>
       <w:pPr>
-        <w:pStyle w:val="Heading4"/>
+        <w:pStyle w:val="Heading3"/>
         <w:spacing w:line="360" w:lineRule="auto" w:before="240" w:after="120"/>
         <w:jc w:val="both"/>
       </w:pPr>
@@ -6533,7 +7382,7 @@
           <w:rFonts w:ascii="Times New Roman" w:hAnsi="Times New Roman" w:eastAsia="Times New Roman"/>
           <w:b/>
           <w:i w:val="0"/>
-          <w:sz w:val="26"/>
+          <w:sz w:val="28"/>
         </w:rPr>
         <w:t>Annexe C : Dictionnaire de données</w:t>
       </w:r>
@@ -6555,18 +7404,17 @@
     </w:p>
     <w:p>
       <w:pPr>
-        <w:pStyle w:val="Heading4"/>
-        <w:spacing w:line="360" w:lineRule="auto" w:before="240" w:after="120"/>
-        <w:jc w:val="both"/>
-      </w:pPr>
-      <w:r>
-        <w:rPr>
-          <w:rFonts w:ascii="Times New Roman" w:hAnsi="Times New Roman" w:eastAsia="Times New Roman"/>
-          <w:b/>
-          <w:i w:val="0"/>
-          <w:sz w:val="26"/>
-        </w:rPr>
-        <w:t>Tableau 1 : coupures</w:t>
+        <w:spacing w:line="360" w:lineRule="auto" w:before="120" w:after="60"/>
+        <w:jc w:val="both"/>
+      </w:pPr>
+      <w:r>
+        <w:rPr>
+          <w:rFonts w:ascii="Times New Roman" w:hAnsi="Times New Roman" w:eastAsia="Times New Roman"/>
+          <w:b w:val="0"/>
+          <w:i/>
+          <w:sz w:val="20"/>
+        </w:rPr>
+        <w:t>Tableau 2 : coupures</w:t>
       </w:r>
     </w:p>
     <w:p>
@@ -9017,18 +9865,17 @@
     </w:tbl>
     <w:p>
       <w:pPr>
-        <w:pStyle w:val="Heading4"/>
-        <w:spacing w:line="360" w:lineRule="auto" w:before="240" w:after="120"/>
-        <w:jc w:val="both"/>
-      </w:pPr>
-      <w:r>
-        <w:rPr>
-          <w:rFonts w:ascii="Times New Roman" w:hAnsi="Times New Roman" w:eastAsia="Times New Roman"/>
-          <w:b/>
-          <w:i w:val="0"/>
-          <w:sz w:val="26"/>
-        </w:rPr>
-        <w:t>Tableau 2 : signalements</w:t>
+        <w:spacing w:line="360" w:lineRule="auto" w:before="120" w:after="60"/>
+        <w:jc w:val="both"/>
+      </w:pPr>
+      <w:r>
+        <w:rPr>
+          <w:rFonts w:ascii="Times New Roman" w:hAnsi="Times New Roman" w:eastAsia="Times New Roman"/>
+          <w:b w:val="0"/>
+          <w:i/>
+          <w:sz w:val="20"/>
+        </w:rPr>
+        <w:t>Tableau 3 : signalements</w:t>
       </w:r>
     </w:p>
     <w:p>
@@ -10075,18 +10922,17 @@
     </w:tbl>
     <w:p>
       <w:pPr>
-        <w:pStyle w:val="Heading4"/>
-        <w:spacing w:line="360" w:lineRule="auto" w:before="240" w:after="120"/>
-        <w:jc w:val="both"/>
-      </w:pPr>
-      <w:r>
-        <w:rPr>
-          <w:rFonts w:ascii="Times New Roman" w:hAnsi="Times New Roman" w:eastAsia="Times New Roman"/>
-          <w:b/>
-          <w:i w:val="0"/>
-          <w:sz w:val="26"/>
-        </w:rPr>
-        <w:t>Tableau 3 : abonnements</w:t>
+        <w:spacing w:line="360" w:lineRule="auto" w:before="120" w:after="60"/>
+        <w:jc w:val="both"/>
+      </w:pPr>
+      <w:r>
+        <w:rPr>
+          <w:rFonts w:ascii="Times New Roman" w:hAnsi="Times New Roman" w:eastAsia="Times New Roman"/>
+          <w:b w:val="0"/>
+          <w:i/>
+          <w:sz w:val="20"/>
+        </w:rPr>
+        <w:t>Tableau 4 : abonnements</w:t>
       </w:r>
     </w:p>
     <w:p>
@@ -10899,18 +11745,17 @@
     </w:tbl>
     <w:p>
       <w:pPr>
-        <w:pStyle w:val="Heading4"/>
-        <w:spacing w:line="360" w:lineRule="auto" w:before="240" w:after="120"/>
-        <w:jc w:val="both"/>
-      </w:pPr>
-      <w:r>
-        <w:rPr>
-          <w:rFonts w:ascii="Times New Roman" w:hAnsi="Times New Roman" w:eastAsia="Times New Roman"/>
-          <w:b/>
-          <w:i w:val="0"/>
-          <w:sz w:val="26"/>
-        </w:rPr>
-        <w:t>Tableau 4 : notifications</w:t>
+        <w:spacing w:line="360" w:lineRule="auto" w:before="120" w:after="60"/>
+        <w:jc w:val="both"/>
+      </w:pPr>
+      <w:r>
+        <w:rPr>
+          <w:rFonts w:ascii="Times New Roman" w:hAnsi="Times New Roman" w:eastAsia="Times New Roman"/>
+          <w:b w:val="0"/>
+          <w:i/>
+          <w:sz w:val="20"/>
+        </w:rPr>
+        <w:t>Tableau 5 : notifications</w:t>
       </w:r>
     </w:p>
     <w:p>
@@ -11645,18 +12490,17 @@
     </w:tbl>
     <w:p>
       <w:pPr>
-        <w:pStyle w:val="Heading4"/>
-        <w:spacing w:line="360" w:lineRule="auto" w:before="240" w:after="120"/>
-        <w:jc w:val="both"/>
-      </w:pPr>
-      <w:r>
-        <w:rPr>
-          <w:rFonts w:ascii="Times New Roman" w:hAnsi="Times New Roman" w:eastAsia="Times New Roman"/>
-          <w:b/>
-          <w:i w:val="0"/>
-          <w:sz w:val="26"/>
-        </w:rPr>
-        <w:t>Tableau 5 : source_documents</w:t>
+        <w:spacing w:line="360" w:lineRule="auto" w:before="120" w:after="60"/>
+        <w:jc w:val="both"/>
+      </w:pPr>
+      <w:r>
+        <w:rPr>
+          <w:rFonts w:ascii="Times New Roman" w:hAnsi="Times New Roman" w:eastAsia="Times New Roman"/>
+          <w:b w:val="0"/>
+          <w:i/>
+          <w:sz w:val="20"/>
+        </w:rPr>
+        <w:t>Tableau 6 : source_documents</w:t>
       </w:r>
     </w:p>
     <w:p>
@@ -12547,18 +13391,17 @@
     </w:tbl>
     <w:p>
       <w:pPr>
-        <w:pStyle w:val="Heading4"/>
-        <w:spacing w:line="360" w:lineRule="auto" w:before="240" w:after="120"/>
-        <w:jc w:val="both"/>
-      </w:pPr>
-      <w:r>
-        <w:rPr>
-          <w:rFonts w:ascii="Times New Roman" w:hAnsi="Times New Roman" w:eastAsia="Times New Roman"/>
-          <w:b/>
-          <w:i w:val="0"/>
-          <w:sz w:val="26"/>
-        </w:rPr>
-        <w:t>Tableau 6 : recommandations</w:t>
+        <w:spacing w:line="360" w:lineRule="auto" w:before="120" w:after="60"/>
+        <w:jc w:val="both"/>
+      </w:pPr>
+      <w:r>
+        <w:rPr>
+          <w:rFonts w:ascii="Times New Roman" w:hAnsi="Times New Roman" w:eastAsia="Times New Roman"/>
+          <w:b w:val="0"/>
+          <w:i/>
+          <w:sz w:val="20"/>
+        </w:rPr>
+        <w:t>Tableau 7 : recommandations</w:t>
       </w:r>
     </w:p>
     <w:p>
@@ -13371,18 +14214,17 @@
     </w:tbl>
     <w:p>
       <w:pPr>
-        <w:pStyle w:val="Heading4"/>
-        <w:spacing w:line="360" w:lineRule="auto" w:before="240" w:after="120"/>
-        <w:jc w:val="both"/>
-      </w:pPr>
-      <w:r>
-        <w:rPr>
-          <w:rFonts w:ascii="Times New Roman" w:hAnsi="Times New Roman" w:eastAsia="Times New Roman"/>
-          <w:b/>
-          <w:i w:val="0"/>
-          <w:sz w:val="26"/>
-        </w:rPr>
-        <w:t>Tableau 7 : pipeline_runs</w:t>
+        <w:spacing w:line="360" w:lineRule="auto" w:before="120" w:after="60"/>
+        <w:jc w:val="both"/>
+      </w:pPr>
+      <w:r>
+        <w:rPr>
+          <w:rFonts w:ascii="Times New Roman" w:hAnsi="Times New Roman" w:eastAsia="Times New Roman"/>
+          <w:b w:val="0"/>
+          <w:i/>
+          <w:sz w:val="20"/>
+        </w:rPr>
+        <w:t>Tableau 8 : pipeline_runs</w:t>
       </w:r>
     </w:p>
     <w:p>
@@ -14205,7 +15047,7 @@
           <w:i w:val="0"/>
           <w:sz w:val="24"/>
         </w:rPr>
-        <w:t>**Relations entre les tables :**</w:t>
+        <w:t>Relations entre les tables :</w:t>
       </w:r>
     </w:p>
     <w:p>
@@ -14221,7 +15063,7 @@
           <w:i w:val="0"/>
           <w:sz w:val="24"/>
         </w:rPr>
-        <w:t>`coupures.id_source` → `source_documents.id_source`</w:t>
+        <w:t>coupures.id_source → source_documents.id_source</w:t>
       </w:r>
     </w:p>
     <w:p>
@@ -14237,7 +15079,7 @@
           <w:i w:val="0"/>
           <w:sz w:val="24"/>
         </w:rPr>
-        <w:t>`coupures` → `signalements` (relation indirecte via géographie)</w:t>
+        <w:t>coupures → signalements (relation indirecte via géographie)</w:t>
       </w:r>
     </w:p>
     <w:p>
@@ -14253,7 +15095,7 @@
           <w:i w:val="0"/>
           <w:sz w:val="24"/>
         </w:rPr>
-        <w:t>`notifications.id_coupure` → `coupures.id_coupure`</w:t>
+        <w:t>notifications.id_coupure → coupures.id_coupure</w:t>
       </w:r>
     </w:p>
     <w:p>
@@ -14269,7 +15111,23 @@
           <w:i w:val="0"/>
           <w:sz w:val="24"/>
         </w:rPr>
-        <w:t>`notifications.id_abonnement` → `abonnements.id_abonnement`</w:t>
+        <w:t>notifications.id_abonnement → abonnements.id_abonnement</w:t>
+      </w:r>
+    </w:p>
+    <w:p>
+      <w:pPr>
+        <w:pStyle w:val="Heading3"/>
+        <w:spacing w:line="360" w:lineRule="auto" w:before="240" w:after="120"/>
+        <w:jc w:val="both"/>
+      </w:pPr>
+      <w:r>
+        <w:rPr>
+          <w:rFonts w:ascii="Times New Roman" w:hAnsi="Times New Roman" w:eastAsia="Times New Roman"/>
+          <w:b/>
+          <w:i w:val="0"/>
+          <w:sz w:val="28"/>
+        </w:rPr>
+        <w:t>Annexe D : Fiche modèle ML</w:t>
       </w:r>
     </w:p>
     <w:p>
@@ -14285,7 +15143,119 @@
           <w:i w:val="0"/>
           <w:sz w:val="26"/>
         </w:rPr>
-        <w:t>Annexe D : Fiche modèle ML</w:t>
+        <w:t>Informations générales</w:t>
+      </w:r>
+    </w:p>
+    <w:p>
+      <w:pPr>
+        <w:pStyle w:val="ListBullet"/>
+        <w:spacing w:line="360" w:lineRule="auto" w:before="120" w:after="120"/>
+        <w:jc w:val="both"/>
+      </w:pPr>
+      <w:r>
+        <w:rPr>
+          <w:rFonts w:ascii="Times New Roman" w:hAnsi="Times New Roman" w:eastAsia="Times New Roman"/>
+          <w:b w:val="0"/>
+          <w:i w:val="0"/>
+          <w:sz w:val="24"/>
+        </w:rPr>
+        <w:t>Nom du modèle : Random Forest Regressor</w:t>
+      </w:r>
+    </w:p>
+    <w:p>
+      <w:pPr>
+        <w:pStyle w:val="ListBullet"/>
+        <w:spacing w:line="360" w:lineRule="auto" w:before="120" w:after="120"/>
+        <w:jc w:val="both"/>
+      </w:pPr>
+      <w:r>
+        <w:rPr>
+          <w:rFonts w:ascii="Times New Roman" w:hAnsi="Times New Roman" w:eastAsia="Times New Roman"/>
+          <w:b w:val="0"/>
+          <w:i w:val="0"/>
+          <w:sz w:val="24"/>
+        </w:rPr>
+        <w:t>Version : 1.0</w:t>
+      </w:r>
+    </w:p>
+    <w:p>
+      <w:pPr>
+        <w:pStyle w:val="ListBullet"/>
+        <w:spacing w:line="360" w:lineRule="auto" w:before="120" w:after="120"/>
+        <w:jc w:val="both"/>
+      </w:pPr>
+      <w:r>
+        <w:rPr>
+          <w:rFonts w:ascii="Times New Roman" w:hAnsi="Times New Roman" w:eastAsia="Times New Roman"/>
+          <w:b w:val="0"/>
+          <w:i w:val="0"/>
+          <w:sz w:val="24"/>
+        </w:rPr>
+        <w:t>Date d'entraînement : Juin 2024</w:t>
+      </w:r>
+    </w:p>
+    <w:p>
+      <w:pPr>
+        <w:pStyle w:val="ListBullet"/>
+        <w:spacing w:line="360" w:lineRule="auto" w:before="120" w:after="120"/>
+        <w:jc w:val="both"/>
+      </w:pPr>
+      <w:r>
+        <w:rPr>
+          <w:rFonts w:ascii="Times New Roman" w:hAnsi="Times New Roman" w:eastAsia="Times New Roman"/>
+          <w:b w:val="0"/>
+          <w:i w:val="0"/>
+          <w:sz w:val="24"/>
+        </w:rPr>
+        <w:t>Objectif : Prédiction de la durée des coupures d'électricité (en minutes)</w:t>
+      </w:r>
+    </w:p>
+    <w:p>
+      <w:pPr>
+        <w:pStyle w:val="ListBullet"/>
+        <w:spacing w:line="360" w:lineRule="auto" w:before="120" w:after="120"/>
+        <w:jc w:val="both"/>
+      </w:pPr>
+      <w:r>
+        <w:rPr>
+          <w:rFonts w:ascii="Times New Roman" w:hAnsi="Times New Roman" w:eastAsia="Times New Roman"/>
+          <w:b w:val="0"/>
+          <w:i w:val="0"/>
+          <w:sz w:val="24"/>
+        </w:rPr>
+        <w:t>Tâches secondaires : Classification des durées (courte/moyenne/longue)</w:t>
+      </w:r>
+    </w:p>
+    <w:p>
+      <w:pPr>
+        <w:pStyle w:val="ListBullet"/>
+        <w:spacing w:line="360" w:lineRule="auto" w:before="120" w:after="120"/>
+        <w:jc w:val="both"/>
+      </w:pPr>
+      <w:r>
+        <w:rPr>
+          <w:rFonts w:ascii="Times New Roman" w:hAnsi="Times New Roman" w:eastAsia="Times New Roman"/>
+          <w:b w:val="0"/>
+          <w:i w:val="0"/>
+          <w:sz w:val="24"/>
+        </w:rPr>
+        <w:t>Fichier modèle : ml/model_real.pkl</w:t>
+      </w:r>
+    </w:p>
+    <w:p>
+      <w:pPr>
+        <w:pStyle w:val="ListBullet"/>
+        <w:spacing w:line="360" w:lineRule="auto" w:before="120" w:after="120"/>
+        <w:jc w:val="both"/>
+      </w:pPr>
+      <w:r>
+        <w:rPr>
+          <w:rFonts w:ascii="Times New Roman" w:hAnsi="Times New Roman" w:eastAsia="Times New Roman"/>
+          <w:b w:val="0"/>
+          <w:i w:val="0"/>
+          <w:sz w:val="24"/>
+        </w:rPr>
+        <w:t>Fichier métriques : data/processed/model_metrics_real.json</w:t>
       </w:r>
     </w:p>
     <w:p>
@@ -14301,7 +15271,7 @@
           <w:i w:val="0"/>
           <w:sz w:val="26"/>
         </w:rPr>
-        <w:t>Informations générales</w:t>
+        <w:t>Données utilisées</w:t>
       </w:r>
     </w:p>
     <w:p>
@@ -14317,7 +15287,7 @@
           <w:i w:val="0"/>
           <w:sz w:val="24"/>
         </w:rPr>
-        <w:t>**Nom du modèle** : Random Forest Regressor</w:t>
+        <w:t>Source : data/final/dataset_coupures_reelles_combine.csv</w:t>
       </w:r>
     </w:p>
     <w:p>
@@ -14333,7 +15303,7 @@
           <w:i w:val="0"/>
           <w:sz w:val="24"/>
         </w:rPr>
-        <w:t>**Version** : 1.0</w:t>
+        <w:t>Type de données : Données réelles uniquement (pas de données simulées)</w:t>
       </w:r>
     </w:p>
     <w:p>
@@ -14349,7 +15319,7 @@
           <w:i w:val="0"/>
           <w:sz w:val="24"/>
         </w:rPr>
-        <w:t>**Date d'entraînement** : Juin 2024</w:t>
+        <w:t>Total enregistrements : 330 coupures</w:t>
       </w:r>
     </w:p>
     <w:p>
@@ -14365,7 +15335,7 @@
           <w:i w:val="0"/>
           <w:sz w:val="24"/>
         </w:rPr>
-        <w:t>**Objectif** : Prédiction de la durée des coupures d'électricité (en minutes)</w:t>
+        <w:t>Enregistrements utilisables : 330</w:t>
       </w:r>
     </w:p>
     <w:p>
@@ -14381,7 +15351,7 @@
           <w:i w:val="0"/>
           <w:sz w:val="24"/>
         </w:rPr>
-        <w:t>**Tâches secondaires** : Classification des durées (courte/moyenne/longue)</w:t>
+        <w:t>Entraînement : 264 lignes (80%)</w:t>
       </w:r>
     </w:p>
     <w:p>
@@ -14397,7 +15367,7 @@
           <w:i w:val="0"/>
           <w:sz w:val="24"/>
         </w:rPr>
-        <w:t>**Fichier modèle** : `ml/model_real.pkl`</w:t>
+        <w:t>Test : 66 lignes (20%)</w:t>
       </w:r>
     </w:p>
     <w:p>
@@ -14413,135 +15383,7 @@
           <w:i w:val="0"/>
           <w:sz w:val="24"/>
         </w:rPr>
-        <w:t>**Fichier métriques** : `data/processed/model_metrics_real.json`</w:t>
-      </w:r>
-    </w:p>
-    <w:p>
-      <w:pPr>
-        <w:pStyle w:val="Heading4"/>
-        <w:spacing w:line="360" w:lineRule="auto" w:before="240" w:after="120"/>
-        <w:jc w:val="both"/>
-      </w:pPr>
-      <w:r>
-        <w:rPr>
-          <w:rFonts w:ascii="Times New Roman" w:hAnsi="Times New Roman" w:eastAsia="Times New Roman"/>
-          <w:b/>
-          <w:i w:val="0"/>
-          <w:sz w:val="26"/>
-        </w:rPr>
-        <w:t>Données utilisées</w:t>
-      </w:r>
-    </w:p>
-    <w:p>
-      <w:pPr>
-        <w:pStyle w:val="ListBullet"/>
-        <w:spacing w:line="360" w:lineRule="auto" w:before="120" w:after="120"/>
-        <w:jc w:val="both"/>
-      </w:pPr>
-      <w:r>
-        <w:rPr>
-          <w:rFonts w:ascii="Times New Roman" w:hAnsi="Times New Roman" w:eastAsia="Times New Roman"/>
-          <w:b w:val="0"/>
-          <w:i w:val="0"/>
-          <w:sz w:val="24"/>
-        </w:rPr>
-        <w:t>**Source** : `data/final/dataset_coupures_reelles_combine.csv`</w:t>
-      </w:r>
-    </w:p>
-    <w:p>
-      <w:pPr>
-        <w:pStyle w:val="ListBullet"/>
-        <w:spacing w:line="360" w:lineRule="auto" w:before="120" w:after="120"/>
-        <w:jc w:val="both"/>
-      </w:pPr>
-      <w:r>
-        <w:rPr>
-          <w:rFonts w:ascii="Times New Roman" w:hAnsi="Times New Roman" w:eastAsia="Times New Roman"/>
-          <w:b w:val="0"/>
-          <w:i w:val="0"/>
-          <w:sz w:val="24"/>
-        </w:rPr>
-        <w:t>**Type de données** : Données réelles uniquement (pas de données simulées)</w:t>
-      </w:r>
-    </w:p>
-    <w:p>
-      <w:pPr>
-        <w:pStyle w:val="ListBullet"/>
-        <w:spacing w:line="360" w:lineRule="auto" w:before="120" w:after="120"/>
-        <w:jc w:val="both"/>
-      </w:pPr>
-      <w:r>
-        <w:rPr>
-          <w:rFonts w:ascii="Times New Roman" w:hAnsi="Times New Roman" w:eastAsia="Times New Roman"/>
-          <w:b w:val="0"/>
-          <w:i w:val="0"/>
-          <w:sz w:val="24"/>
-        </w:rPr>
-        <w:t>**Total enregistrements** : 330 coupures</w:t>
-      </w:r>
-    </w:p>
-    <w:p>
-      <w:pPr>
-        <w:pStyle w:val="ListBullet"/>
-        <w:spacing w:line="360" w:lineRule="auto" w:before="120" w:after="120"/>
-        <w:jc w:val="both"/>
-      </w:pPr>
-      <w:r>
-        <w:rPr>
-          <w:rFonts w:ascii="Times New Roman" w:hAnsi="Times New Roman" w:eastAsia="Times New Roman"/>
-          <w:b w:val="0"/>
-          <w:i w:val="0"/>
-          <w:sz w:val="24"/>
-        </w:rPr>
-        <w:t>**Enregistrements utilisables** : 330</w:t>
-      </w:r>
-    </w:p>
-    <w:p>
-      <w:pPr>
-        <w:pStyle w:val="ListBullet"/>
-        <w:spacing w:line="360" w:lineRule="auto" w:before="120" w:after="120"/>
-        <w:jc w:val="both"/>
-      </w:pPr>
-      <w:r>
-        <w:rPr>
-          <w:rFonts w:ascii="Times New Roman" w:hAnsi="Times New Roman" w:eastAsia="Times New Roman"/>
-          <w:b w:val="0"/>
-          <w:i w:val="0"/>
-          <w:sz w:val="24"/>
-        </w:rPr>
-        <w:t>**Entraînement** : 264 lignes (80%)</w:t>
-      </w:r>
-    </w:p>
-    <w:p>
-      <w:pPr>
-        <w:pStyle w:val="ListBullet"/>
-        <w:spacing w:line="360" w:lineRule="auto" w:before="120" w:after="120"/>
-        <w:jc w:val="both"/>
-      </w:pPr>
-      <w:r>
-        <w:rPr>
-          <w:rFonts w:ascii="Times New Roman" w:hAnsi="Times New Roman" w:eastAsia="Times New Roman"/>
-          <w:b w:val="0"/>
-          <w:i w:val="0"/>
-          <w:sz w:val="24"/>
-        </w:rPr>
-        <w:t>**Test** : 66 lignes (20%)</w:t>
-      </w:r>
-    </w:p>
-    <w:p>
-      <w:pPr>
-        <w:pStyle w:val="ListBullet"/>
-        <w:spacing w:line="360" w:lineRule="auto" w:before="120" w:after="120"/>
-        <w:jc w:val="both"/>
-      </w:pPr>
-      <w:r>
-        <w:rPr>
-          <w:rFonts w:ascii="Times New Roman" w:hAnsi="Times New Roman" w:eastAsia="Times New Roman"/>
-          <w:b w:val="0"/>
-          <w:i w:val="0"/>
-          <w:sz w:val="24"/>
-        </w:rPr>
-        <w:t>**Période couverte** : 2020-2026</w:t>
+        <w:t>Période couverte : 2020-2026</w:t>
       </w:r>
     </w:p>
     <w:p>
@@ -14897,7 +15739,7 @@
           <w:i w:val="0"/>
           <w:sz w:val="24"/>
         </w:rPr>
-        <w:t>**Déséquilibre des classes** : Ratio 4.46 entre classe majoritaire (moyenne) et minoritaire (courte)</w:t>
+        <w:t>Déséquilibre des classes : Ratio 4.46 entre classe majoritaire (moyenne) et minoritaire (courte)</w:t>
       </w:r>
     </w:p>
     <w:p>
@@ -14929,7 +15771,7 @@
           <w:i w:val="0"/>
           <w:sz w:val="24"/>
         </w:rPr>
-        <w:t>**Minimum** : 60 minutes</w:t>
+        <w:t>Minimum : 60 minutes</w:t>
       </w:r>
     </w:p>
     <w:p>
@@ -14945,7 +15787,7 @@
           <w:i w:val="0"/>
           <w:sz w:val="24"/>
         </w:rPr>
-        <w:t>**Médiane** : 240 minutes</w:t>
+        <w:t>Médiane : 240 minutes</w:t>
       </w:r>
     </w:p>
     <w:p>
@@ -14961,7 +15803,7 @@
           <w:i w:val="0"/>
           <w:sz w:val="24"/>
         </w:rPr>
-        <w:t>**Moyenne** : 226.09 minutes</w:t>
+        <w:t>Moyenne : 226.09 minutes</w:t>
       </w:r>
     </w:p>
     <w:p>
@@ -14977,7 +15819,7 @@
           <w:i w:val="0"/>
           <w:sz w:val="24"/>
         </w:rPr>
-        <w:t>**Maximum** : 480 minutes</w:t>
+        <w:t>Maximum : 480 minutes</w:t>
       </w:r>
     </w:p>
     <w:p>
@@ -15333,7 +16175,7 @@
           <w:i w:val="0"/>
           <w:sz w:val="24"/>
         </w:rPr>
-        <w:t>**Note** : Le R² négatif indique que le modèle de régression fait moins bien que la prédiction simple de la moyenne. Cela est dû au volume limité de données réelles.</w:t>
+        <w:t>Note : Le R² négatif indique que le modèle de régression fait moins bien que la prédiction simple de la moyenne. Cela est dû au volume limité de données réelles.</w:t>
       </w:r>
     </w:p>
     <w:p>
@@ -16107,7 +16949,7 @@
           <w:i w:val="0"/>
           <w:sz w:val="24"/>
         </w:rPr>
-        <w:t>**Note** : La classe "courte" n'est jamais prédite correctement (precision et recall = 0), ce qui indique un problème de déséquilibre des classes.</w:t>
+        <w:t>Note : La classe "courte" n'est jamais prédite correctement (precision et recall = 0), ce qui indique un problème de déséquilibre des classes.</w:t>
       </w:r>
     </w:p>
     <w:p>
@@ -16163,7 +17005,7 @@
           <w:i w:val="0"/>
           <w:sz w:val="24"/>
         </w:rPr>
-        <w:t>**Interprétation** : Le modèle tend à prédire majoritairement la classe "moyenne" et "longue", avec une forte confusion entre ces deux classes.</w:t>
+        <w:t>Interprétation : Le modèle tend à prédire majoritairement la classe "moyenne" et "longue", avec une forte confusion entre ces deux classes.</w:t>
       </w:r>
     </w:p>
     <w:p>
@@ -16194,7 +17036,7 @@
           <w:i w:val="0"/>
           <w:sz w:val="24"/>
         </w:rPr>
-        <w:t>**Pour la régression (Top 10)** :</w:t>
+        <w:t>Pour la régression (Top 10) :</w:t>
       </w:r>
     </w:p>
     <w:p>
@@ -16210,7 +17052,7 @@
           <w:i w:val="0"/>
           <w:sz w:val="24"/>
         </w:rPr>
-        <w:t>1. Température maximale : 21.53%</w:t>
+        <w:t>Température maximale : 21.53%</w:t>
       </w:r>
     </w:p>
     <w:p>
@@ -16226,7 +17068,7 @@
           <w:i w:val="0"/>
           <w:sz w:val="24"/>
         </w:rPr>
-        <w:t>2. Irradiation solaire : 20.8%</w:t>
+        <w:t>Irradiation solaire : 20.8%</w:t>
       </w:r>
     </w:p>
     <w:p>
@@ -16242,7 +17084,7 @@
           <w:i w:val="0"/>
           <w:sz w:val="24"/>
         </w:rPr>
-        <w:t>3. Mois : 11.4%</w:t>
+        <w:t>Mois : 11.4%</w:t>
       </w:r>
     </w:p>
     <w:p>
@@ -16258,7 +17100,7 @@
           <w:i w:val="0"/>
           <w:sz w:val="24"/>
         </w:rPr>
-        <w:t>4. Précipitation : 10.1%</w:t>
+        <w:t>Précipitation : 10.1%</w:t>
       </w:r>
     </w:p>
     <w:p>
@@ -16274,7 +17116,7 @@
           <w:i w:val="0"/>
           <w:sz w:val="24"/>
         </w:rPr>
-        <w:t>5. Heure numérique : 9.84%</w:t>
+        <w:t>Heure numérique : 9.84%</w:t>
       </w:r>
     </w:p>
     <w:p>
@@ -16290,7 +17132,7 @@
           <w:i w:val="0"/>
           <w:sz w:val="24"/>
         </w:rPr>
-        <w:t>6. Jour numérique : 9.54%</w:t>
+        <w:t>Jour numérique : 9.54%</w:t>
       </w:r>
     </w:p>
     <w:p>
@@ -16306,7 +17148,7 @@
           <w:i w:val="0"/>
           <w:sz w:val="24"/>
         </w:rPr>
-        <w:t>7. Zone : 6.2%</w:t>
+        <w:t>Zone : 6.2%</w:t>
       </w:r>
     </w:p>
     <w:p>
@@ -16322,7 +17164,7 @@
           <w:i w:val="0"/>
           <w:sz w:val="24"/>
         </w:rPr>
-        <w:t>8. Type de coupure : 4.32%</w:t>
+        <w:t>Type de coupure : 4.32%</w:t>
       </w:r>
     </w:p>
     <w:p>
@@ -16338,7 +17180,7 @@
           <w:i w:val="0"/>
           <w:sz w:val="24"/>
         </w:rPr>
-        <w:t>9. Ville : 3.31%</w:t>
+        <w:t>Ville : 3.31%</w:t>
       </w:r>
     </w:p>
     <w:p>
@@ -16354,7 +17196,7 @@
           <w:i w:val="0"/>
           <w:sz w:val="24"/>
         </w:rPr>
-        <w:t>10. Région : 2.95%</w:t>
+        <w:t>Région : 2.95%</w:t>
       </w:r>
     </w:p>
     <w:p>
@@ -16369,7 +17211,7 @@
           <w:i w:val="0"/>
           <w:sz w:val="24"/>
         </w:rPr>
-        <w:t>**Pour la classification (Top 10)** :</w:t>
+        <w:t>Pour la classification (Top 10) :</w:t>
       </w:r>
     </w:p>
     <w:p>
@@ -16385,7 +17227,7 @@
           <w:i w:val="0"/>
           <w:sz w:val="24"/>
         </w:rPr>
-        <w:t>1. Irradiation solaire : 14.87%</w:t>
+        <w:t>Irradiation solaire : 14.87%</w:t>
       </w:r>
     </w:p>
     <w:p>
@@ -16401,7 +17243,7 @@
           <w:i w:val="0"/>
           <w:sz w:val="24"/>
         </w:rPr>
-        <w:t>2. Température maximale : 13.36%</w:t>
+        <w:t>Température maximale : 13.36%</w:t>
       </w:r>
     </w:p>
     <w:p>
@@ -16417,7 +17259,7 @@
           <w:i w:val="0"/>
           <w:sz w:val="24"/>
         </w:rPr>
-        <w:t>3. Mois : 10.85%</w:t>
+        <w:t>Mois : 10.85%</w:t>
       </w:r>
     </w:p>
     <w:p>
@@ -16433,7 +17275,7 @@
           <w:i w:val="0"/>
           <w:sz w:val="24"/>
         </w:rPr>
-        <w:t>4. Zone : 10.79%</w:t>
+        <w:t>Zone : 10.79%</w:t>
       </w:r>
     </w:p>
     <w:p>
@@ -16449,7 +17291,7 @@
           <w:i w:val="0"/>
           <w:sz w:val="24"/>
         </w:rPr>
-        <w:t>5. Précipitation : 10.61%</w:t>
+        <w:t>Précipitation : 10.61%</w:t>
       </w:r>
     </w:p>
     <w:p>
@@ -16465,7 +17307,7 @@
           <w:i w:val="0"/>
           <w:sz w:val="24"/>
         </w:rPr>
-        <w:t>6. Heure numérique : 9.43%</w:t>
+        <w:t>Heure numérique : 9.43%</w:t>
       </w:r>
     </w:p>
     <w:p>
@@ -16481,7 +17323,7 @@
           <w:i w:val="0"/>
           <w:sz w:val="24"/>
         </w:rPr>
-        <w:t>7. Ville : 7.95%</w:t>
+        <w:t>Ville : 7.95%</w:t>
       </w:r>
     </w:p>
     <w:p>
@@ -16497,7 +17339,7 @@
           <w:i w:val="0"/>
           <w:sz w:val="24"/>
         </w:rPr>
-        <w:t>8. Type de coupure : 7.65%</w:t>
+        <w:t>Type de coupure : 7.65%</w:t>
       </w:r>
     </w:p>
     <w:p>
@@ -16513,7 +17355,7 @@
           <w:i w:val="0"/>
           <w:sz w:val="24"/>
         </w:rPr>
-        <w:t>9. Jour numérique : 7.38%</w:t>
+        <w:t>Jour numérique : 7.38%</w:t>
       </w:r>
     </w:p>
     <w:p>
@@ -16529,7 +17371,7 @@
           <w:i w:val="0"/>
           <w:sz w:val="24"/>
         </w:rPr>
-        <w:t>10. Région : 7.11%</w:t>
+        <w:t>Région : 7.11%</w:t>
       </w:r>
     </w:p>
     <w:p>
@@ -16561,7 +17403,7 @@
           <w:i w:val="0"/>
           <w:sz w:val="24"/>
         </w:rPr>
-        <w:t>**Algorithme** : Random Forest</w:t>
+        <w:t>Algorithme : Random Forest</w:t>
       </w:r>
     </w:p>
     <w:p>
@@ -16577,7 +17419,7 @@
           <w:i w:val="0"/>
           <w:sz w:val="24"/>
         </w:rPr>
-        <w:t>**Nombre d'estimateurs** : 160 arbres</w:t>
+        <w:t>Nombre d'estimateurs : 160 arbres</w:t>
       </w:r>
     </w:p>
     <w:p>
@@ -16593,7 +17435,7 @@
           <w:i w:val="0"/>
           <w:sz w:val="24"/>
         </w:rPr>
-        <w:t>**Taille de test** : 20%</w:t>
+        <w:t>Taille de test : 20%</w:t>
       </w:r>
     </w:p>
     <w:p>
@@ -16609,7 +17451,7 @@
           <w:i w:val="0"/>
           <w:sz w:val="24"/>
         </w:rPr>
-        <w:t>**État aléatoire** : 42 (reproductibilité)</w:t>
+        <w:t>État aléatoire : 42 (reproductibilité)</w:t>
       </w:r>
     </w:p>
     <w:p>
@@ -16625,7 +17467,7 @@
           <w:i w:val="0"/>
           <w:sz w:val="24"/>
         </w:rPr>
-        <w:t>**Poids des classes** : Non ajusté (class_weight=None)</w:t>
+        <w:t>Poids des classes : Non ajusté (class_weight=None)</w:t>
       </w:r>
     </w:p>
     <w:p>
@@ -16656,7 +17498,7 @@
           <w:i w:val="0"/>
           <w:sz w:val="24"/>
         </w:rPr>
-        <w:t>**Forces** :</w:t>
+        <w:t>Forces :</w:t>
       </w:r>
     </w:p>
     <w:p>
@@ -16735,7 +17577,7 @@
           <w:i w:val="0"/>
           <w:sz w:val="24"/>
         </w:rPr>
-        <w:t>**Limites** :</w:t>
+        <w:t>Limites :</w:t>
       </w:r>
     </w:p>
     <w:p>
@@ -16830,7 +17672,7 @@
           <w:i w:val="0"/>
           <w:sz w:val="24"/>
         </w:rPr>
-        <w:t>**Conclusion** : Le modèle ML actuel sert principalement de démonstrateur technique. Il n'est pas adapté pour une utilisation en production mais constitue une base solide pour des améliorations futures avec plus de données réelles.</w:t>
+        <w:t>Conclusion : Le modèle ML actuel sert principalement de démonstrateur technique. Il n'est pas adapté pour une utilisation en production mais constitue une base solide pour des améliorations futures avec plus de données réelles.</w:t>
       </w:r>
     </w:p>
     <w:p>
@@ -16862,7 +17704,7 @@
           <w:i w:val="0"/>
           <w:sz w:val="24"/>
         </w:rPr>
-        <w:t>1. **Collecter plus de données réelles** : Augmenter le volume pour améliorer l'apprentissage</w:t>
+        <w:t>Collecter plus de données réelles : Augmenter le volume pour améliorer l'apprentissage</w:t>
       </w:r>
     </w:p>
     <w:p>
@@ -16878,7 +17720,7 @@
           <w:i w:val="0"/>
           <w:sz w:val="24"/>
         </w:rPr>
-        <w:t>2. **Équilibrer les classes** : Utiliser des techniques de sur-échantillonnage ou sous-échantillonnage</w:t>
+        <w:t>Équilibrer les classes : Utiliser des techniques de sur-échantillonnage ou sous-échantillonnage</w:t>
       </w:r>
     </w:p>
     <w:p>
@@ -16894,7 +17736,7 @@
           <w:i w:val="0"/>
           <w:sz w:val="24"/>
         </w:rPr>
-        <w:t>3. **Ajuster les poids des classes** : Utiliser class_weight='balanced' dans Random Forest</w:t>
+        <w:t>Ajuster les poids des classes : Utiliser class_weight='balanced' dans Random Forest</w:t>
       </w:r>
     </w:p>
     <w:p>
@@ -16910,7 +17752,7 @@
           <w:i w:val="0"/>
           <w:sz w:val="24"/>
         </w:rPr>
-        <w:t>4. **Feature engineering avancé** : Créer des features plus discriminantes</w:t>
+        <w:t>Feature engineering avancé : Créer des features plus discriminantes</w:t>
       </w:r>
     </w:p>
     <w:p>
@@ -16926,7 +17768,7 @@
           <w:i w:val="0"/>
           <w:sz w:val="24"/>
         </w:rPr>
-        <w:t>5. **Essayer d'autres algorithmes** : XGBoost, LightGBM, ou réseaux de neurones</w:t>
+        <w:t>Essayer d'autres algorithmes : XGBoost, LightGBM, ou réseaux de neurones</w:t>
       </w:r>
     </w:p>
     <w:p>
@@ -16942,12 +17784,12 @@
           <w:i w:val="0"/>
           <w:sz w:val="24"/>
         </w:rPr>
-        <w:t>6. **Validation croisée** : Utiliser k-fold cross-validation pour une évaluation plus robuste</w:t>
-      </w:r>
-    </w:p>
-    <w:p>
-      <w:pPr>
-        <w:pStyle w:val="Heading4"/>
+        <w:t>Validation croisée : Utiliser k-fold cross-validation pour une évaluation plus robuste</w:t>
+      </w:r>
+    </w:p>
+    <w:p>
+      <w:pPr>
+        <w:pStyle w:val="Heading3"/>
         <w:spacing w:line="360" w:lineRule="auto" w:before="240" w:after="120"/>
         <w:jc w:val="both"/>
       </w:pPr>
@@ -16956,14 +17798,14 @@
           <w:rFonts w:ascii="Times New Roman" w:hAnsi="Times New Roman" w:eastAsia="Times New Roman"/>
           <w:b/>
           <w:i w:val="0"/>
-          <w:sz w:val="26"/>
+          <w:sz w:val="28"/>
         </w:rPr>
         <w:t>Annexe E : Captures d'écran</w:t>
       </w:r>
     </w:p>
     <w:p>
       <w:pPr>
-        <w:pStyle w:val="Heading4"/>
+        <w:pStyle w:val="Heading3"/>
         <w:spacing w:line="360" w:lineRule="auto" w:before="240" w:after="120"/>
         <w:jc w:val="both"/>
       </w:pPr>
@@ -16972,7 +17814,7 @@
           <w:rFonts w:ascii="Times New Roman" w:hAnsi="Times New Roman" w:eastAsia="Times New Roman"/>
           <w:b/>
           <w:i w:val="0"/>
-          <w:sz w:val="26"/>
+          <w:sz w:val="28"/>
         </w:rPr>
         <w:t>Section 1 - Pages principales (10 captures)</w:t>
       </w:r>
@@ -16990,7 +17832,7 @@
           <w:i w:val="0"/>
           <w:sz w:val="24"/>
         </w:rPr>
-        <w:t>1. **Tableau de bord des coupures d'électricité** - KPIs et graphiques interactifs</w:t>
+        <w:t>Tableau de bord des coupures d'électricité - KPIs et graphiques interactifs</w:t>
       </w:r>
     </w:p>
     <w:p>
@@ -17006,7 +17848,7 @@
           <w:i w:val="0"/>
           <w:sz w:val="24"/>
         </w:rPr>
-        <w:t>2. **Coupures par région** - Liste des coupures avec filtres</w:t>
+        <w:t>Coupures par région - Liste des coupures avec filtres</w:t>
       </w:r>
     </w:p>
     <w:p>
@@ -17022,7 +17864,7 @@
           <w:i w:val="0"/>
           <w:sz w:val="24"/>
         </w:rPr>
-        <w:t>3. **Carte des zones touchées** - Visualisation géographique</w:t>
+        <w:t>Carte des zones touchées - Visualisation géographique</w:t>
       </w:r>
     </w:p>
     <w:p>
@@ -17038,7 +17880,7 @@
           <w:i w:val="0"/>
           <w:sz w:val="24"/>
         </w:rPr>
-        <w:t>4. **Gestion des coupures** - Interface CRUD</w:t>
+        <w:t>Gestion des coupures - Interface CRUD</w:t>
       </w:r>
     </w:p>
     <w:p>
@@ -17054,7 +17896,7 @@
           <w:i w:val="0"/>
           <w:sz w:val="24"/>
         </w:rPr>
-        <w:t>5. **Répartition par source** - Formulaire et liste</w:t>
+        <w:t>Répartition par source - Formulaire et liste</w:t>
       </w:r>
     </w:p>
     <w:p>
@@ -17070,7 +17912,7 @@
           <w:i w:val="0"/>
           <w:sz w:val="24"/>
         </w:rPr>
-        <w:t>6. **Répartition par statut** - Système d'alertes</w:t>
+        <w:t>Répartition par statut - Système d'alertes</w:t>
       </w:r>
     </w:p>
     <w:p>
@@ -17086,7 +17928,7 @@
           <w:i w:val="0"/>
           <w:sz w:val="24"/>
         </w:rPr>
-        <w:t>7. **Recommandations énergétiques** - Conseils énergétiques</w:t>
+        <w:t>Recommandations énergétiques - Conseils énergétiques</w:t>
       </w:r>
     </w:p>
     <w:p>
@@ -17102,7 +17944,7 @@
           <w:i w:val="0"/>
           <w:sz w:val="24"/>
         </w:rPr>
-        <w:t>8. **Qualité des données** - Rapport qualité</w:t>
+        <w:t>Qualité des données - Rapport qualité</w:t>
       </w:r>
     </w:p>
     <w:p>
@@ -17118,7 +17960,7 @@
           <w:i w:val="0"/>
           <w:sz w:val="24"/>
         </w:rPr>
-        <w:t>9. **Traçabilité des sources** - Traçabilité</w:t>
+        <w:t>Traçabilité des sources - Traçabilité</w:t>
       </w:r>
     </w:p>
     <w:p>
@@ -17134,12 +17976,12 @@
           <w:i w:val="0"/>
           <w:sz w:val="24"/>
         </w:rPr>
-        <w:t>10. **Zones cartographiées** - Journal d'exécution</w:t>
-      </w:r>
-    </w:p>
-    <w:p>
-      <w:pPr>
-        <w:pStyle w:val="Heading4"/>
+        <w:t>Zones cartographiées - Journal d'exécution</w:t>
+      </w:r>
+    </w:p>
+    <w:p>
+      <w:pPr>
+        <w:pStyle w:val="Heading3"/>
         <w:spacing w:line="360" w:lineRule="auto" w:before="240" w:after="120"/>
         <w:jc w:val="both"/>
       </w:pPr>
@@ -17148,7 +17990,7 @@
           <w:rFonts w:ascii="Times New Roman" w:hAnsi="Times New Roman" w:eastAsia="Times New Roman"/>
           <w:b/>
           <w:i w:val="0"/>
-          <w:sz w:val="26"/>
+          <w:sz w:val="28"/>
         </w:rPr>
         <w:t>Section 2 - Machine Learning (5 captures)</w:t>
       </w:r>
@@ -17166,7 +18008,7 @@
           <w:i w:val="0"/>
           <w:sz w:val="24"/>
         </w:rPr>
-        <w:t>11. **Modèle prédictif ML** - Métriques d'entraînement</w:t>
+        <w:t>Modèle prédictif ML - Métriques d'entraînement</w:t>
       </w:r>
     </w:p>
     <w:p>
@@ -17182,7 +18024,7 @@
           <w:i w:val="0"/>
           <w:sz w:val="24"/>
         </w:rPr>
-        <w:t>12. **Fiche modèle** - Documentation technique</w:t>
+        <w:t>Fiche modèle - Documentation technique</w:t>
       </w:r>
     </w:p>
     <w:p>
@@ -17198,7 +18040,7 @@
           <w:i w:val="0"/>
           <w:sz w:val="24"/>
         </w:rPr>
-        <w:t>13. **Erreurs ML** - Analyse des erreurs</w:t>
+        <w:t>Erreurs ML - Analyse des erreurs</w:t>
       </w:r>
     </w:p>
     <w:p>
@@ -17214,7 +18056,7 @@
           <w:i w:val="0"/>
           <w:sz w:val="24"/>
         </w:rPr>
-        <w:t>14. **Prédiction de durée (avant)** - Interface vide</w:t>
+        <w:t>Prédiction de durée (avant) - Interface vide</w:t>
       </w:r>
     </w:p>
     <w:p>
@@ -17230,12 +18072,12 @@
           <w:i w:val="0"/>
           <w:sz w:val="24"/>
         </w:rPr>
-        <w:t>15. **Prédiction de durée (après)** - Exemple de prédiction</w:t>
-      </w:r>
-    </w:p>
-    <w:p>
-      <w:pPr>
-        <w:pStyle w:val="Heading4"/>
+        <w:t>Prédiction de durée (après) - Exemple de prédiction</w:t>
+      </w:r>
+    </w:p>
+    <w:p>
+      <w:pPr>
+        <w:pStyle w:val="Heading3"/>
         <w:spacing w:line="360" w:lineRule="auto" w:before="240" w:after="120"/>
         <w:jc w:val="both"/>
       </w:pPr>
@@ -17244,7 +18086,7 @@
           <w:rFonts w:ascii="Times New Roman" w:hAnsi="Times New Roman" w:eastAsia="Times New Roman"/>
           <w:b/>
           <w:i w:val="0"/>
-          <w:sz w:val="26"/>
+          <w:sz w:val="28"/>
         </w:rPr>
         <w:t>Section 3 - Détails et démonstration (5 captures)</w:t>
       </w:r>
@@ -17262,7 +18104,7 @@
           <w:i w:val="0"/>
           <w:sz w:val="24"/>
         </w:rPr>
-        <w:t>16. **Navigation** - Menu et structure</w:t>
+        <w:t>Navigation - Menu et structure</w:t>
       </w:r>
     </w:p>
     <w:p>
@@ -17278,7 +18120,7 @@
           <w:i w:val="0"/>
           <w:sz w:val="24"/>
         </w:rPr>
-        <w:t>17. **Dashboard KPIs** - Zoom sur indicateurs</w:t>
+        <w:t>Dashboard KPIs - Zoom sur indicateurs</w:t>
       </w:r>
     </w:p>
     <w:p>
@@ -17294,7 +18136,7 @@
           <w:i w:val="0"/>
           <w:sz w:val="24"/>
         </w:rPr>
-        <w:t>18. **Dashboard graphiques** - Zoom sur visualisations</w:t>
+        <w:t>Dashboard graphiques - Zoom sur visualisations</w:t>
       </w:r>
     </w:p>
     <w:p>
@@ -17310,7 +18152,7 @@
           <w:i w:val="0"/>
           <w:sz w:val="24"/>
         </w:rPr>
-        <w:t>19. **Coupures actives** - Section actives</w:t>
+        <w:t>Coupures actives - Section actives</w:t>
       </w:r>
     </w:p>
     <w:p>
@@ -17326,12 +18168,12 @@
           <w:i w:val="0"/>
           <w:sz w:val="24"/>
         </w:rPr>
-        <w:t>20. **Vue d'ensemble** - Interface complète</w:t>
-      </w:r>
-    </w:p>
-    <w:p>
-      <w:pPr>
-        <w:pStyle w:val="Heading4"/>
+        <w:t>Vue d'ensemble - Interface complète</w:t>
+      </w:r>
+    </w:p>
+    <w:p>
+      <w:pPr>
+        <w:pStyle w:val="Heading3"/>
         <w:spacing w:line="360" w:lineRule="auto" w:before="240" w:after="120"/>
         <w:jc w:val="both"/>
       </w:pPr>
@@ -17340,7 +18182,7 @@
           <w:rFonts w:ascii="Times New Roman" w:hAnsi="Times New Roman" w:eastAsia="Times New Roman"/>
           <w:b/>
           <w:i w:val="0"/>
-          <w:sz w:val="26"/>
+          <w:sz w:val="28"/>
         </w:rPr>
         <w:t>Section 4 - Scripts et code (5 captures)</w:t>
       </w:r>
@@ -17358,7 +18200,7 @@
           <w:i w:val="0"/>
           <w:sz w:val="24"/>
         </w:rPr>
-        <w:t>21. **backend/app.py** - Application Flask principale</w:t>
+        <w:t>backend/app.py - Application Flask principale</w:t>
       </w:r>
     </w:p>
     <w:p>
@@ -17374,7 +18216,7 @@
           <w:i w:val="0"/>
           <w:sz w:val="24"/>
         </w:rPr>
-        <w:t>22. **ingestion/scrape_medias.py** - Script de scraping</w:t>
+        <w:t>ingestion/scrape_medias.py - Script de scraping</w:t>
       </w:r>
     </w:p>
     <w:p>
@@ -17390,7 +18232,7 @@
           <w:i w:val="0"/>
           <w:sz w:val="24"/>
         </w:rPr>
-        <w:t>23. **processing/clean_coupures.py** - Script de nettoyage</w:t>
+        <w:t>processing/clean_coupures.py - Script de nettoyage</w:t>
       </w:r>
     </w:p>
     <w:p>
@@ -17406,7 +18248,7 @@
           <w:i w:val="0"/>
           <w:sz w:val="24"/>
         </w:rPr>
-        <w:t>24. **ml/train_model.py** - Script d'entraînement ML</w:t>
+        <w:t>ml/train_model.py - Script d'entraînement ML</w:t>
       </w:r>
     </w:p>
     <w:p>
@@ -17422,12 +18264,12 @@
           <w:i w:val="0"/>
           <w:sz w:val="24"/>
         </w:rPr>
-        <w:t>25. **database/schema.sql** - Schéma de base de données</w:t>
-      </w:r>
-    </w:p>
-    <w:p>
-      <w:pPr>
-        <w:pStyle w:val="Heading4"/>
+        <w:t>database/schema.sql - Schéma de base de données</w:t>
+      </w:r>
+    </w:p>
+    <w:p>
+      <w:pPr>
+        <w:pStyle w:val="Heading3"/>
         <w:spacing w:line="360" w:lineRule="auto" w:before="240" w:after="120"/>
         <w:jc w:val="both"/>
       </w:pPr>
@@ -17436,7 +18278,7 @@
           <w:rFonts w:ascii="Times New Roman" w:hAnsi="Times New Roman" w:eastAsia="Times New Roman"/>
           <w:b/>
           <w:i w:val="0"/>
-          <w:sz w:val="26"/>
+          <w:sz w:val="28"/>
         </w:rPr>
         <w:t>Section 5 - Graphiques analytiques (10 graphiques)</w:t>
       </w:r>
@@ -17454,7 +18296,7 @@
           <w:i w:val="0"/>
           <w:sz w:val="24"/>
         </w:rPr>
-        <w:t>26. **Durée moyenne par région** - Analyse des durées moyennes des coupures par région administrative</w:t>
+        <w:t>Durée moyenne par région - Analyse des durées moyennes des coupures par région administrative</w:t>
       </w:r>
     </w:p>
     <w:p>
@@ -17470,7 +18312,7 @@
           <w:i w:val="0"/>
           <w:sz w:val="24"/>
         </w:rPr>
-        <w:t>27. **Distribution des durées** - Histogramme de la distribution des durées de coupures avec moyenne et médiane</w:t>
+        <w:t>Distribution des durées - Histogramme de la distribution des durées de coupures avec moyenne et médiane</w:t>
       </w:r>
     </w:p>
     <w:p>
@@ -17486,7 +18328,7 @@
           <w:i w:val="0"/>
           <w:sz w:val="24"/>
         </w:rPr>
-        <w:t>28. **Coupures par jour de semaine** - Répartition des coupures selon les jours de la semaine</w:t>
+        <w:t>Coupures par jour de semaine - Répartition des coupures selon les jours de la semaine</w:t>
       </w:r>
     </w:p>
     <w:p>
@@ -17502,7 +18344,7 @@
           <w:i w:val="0"/>
           <w:sz w:val="24"/>
         </w:rPr>
-        <w:t>29. **Coupures par période journée** - Répartition selon les périodes de la journée (matin, après-midi, soir, nuit)</w:t>
+        <w:t>Coupures par période journée - Répartition selon les périodes de la journée (matin, après-midi, soir, nuit)</w:t>
       </w:r>
     </w:p>
     <w:p>
@@ -17518,7 +18360,7 @@
           <w:i w:val="0"/>
           <w:sz w:val="24"/>
         </w:rPr>
-        <w:t>30. **Coupures par cause** - Top 10 des causes principales des coupures</w:t>
+        <w:t>Coupures par cause - Top 10 des causes principales des coupures</w:t>
       </w:r>
     </w:p>
     <w:p>
@@ -17534,7 +18376,7 @@
           <w:i w:val="0"/>
           <w:sz w:val="24"/>
         </w:rPr>
-        <w:t>31. **Évolution annuelle** - Évolution du nombre de coupures et de la durée moyenne par année</w:t>
+        <w:t>Évolution annuelle - Évolution du nombre de coupures et de la durée moyenne par année</w:t>
       </w:r>
     </w:p>
     <w:p>
@@ -17550,7 +18392,7 @@
           <w:i w:val="0"/>
           <w:sz w:val="24"/>
         </w:rPr>
-        <w:t>32. **Top 10 villes** - Les 10 villes les plus touchées par les coupures</w:t>
+        <w:t>Top 10 villes - Les 10 villes les plus touchées par les coupures</w:t>
       </w:r>
     </w:p>
     <w:p>
@@ -17566,7 +18408,7 @@
           <w:i w:val="0"/>
           <w:sz w:val="24"/>
         </w:rPr>
-        <w:t>33. **Boxplot durée par type** - Distribution des durées selon le type de coupure</w:t>
+        <w:t>Boxplot durée par type - Distribution des durées selon le type de coupure</w:t>
       </w:r>
     </w:p>
     <w:p>
@@ -17582,7 +18424,7 @@
           <w:i w:val="0"/>
           <w:sz w:val="24"/>
         </w:rPr>
-        <w:t>34. **Heatmap région x mois** - Matrice chaleur des coupures par région et mois</w:t>
+        <w:t>Heatmap région x mois - Matrice chaleur des coupures par région et mois</w:t>
       </w:r>
     </w:p>
     <w:p>
@@ -17598,7 +18440,7 @@
           <w:i w:val="0"/>
           <w:sz w:val="24"/>
         </w:rPr>
-        <w:t>35. **Coupures par province** - Top 15 des provinces les plus touchées</w:t>
+        <w:t>Coupures par province - Top 15 des provinces les plus touchées</w:t>
       </w:r>
     </w:p>
     <w:p>
@@ -17613,12 +18455,12 @@
           <w:i w:val="0"/>
           <w:sz w:val="24"/>
         </w:rPr>
-        <w:t>**Note** : Les captures d'écran sont disponibles dans le dossier `docs/captures/` et illustrent toutes les fonctionnalités du projet avec des données réelles (330 coupures).</w:t>
-      </w:r>
-    </w:p>
-    <w:p>
-      <w:pPr>
-        <w:pStyle w:val="Heading4"/>
+        <w:t>Note : Les captures d'écran sont disponibles dans le dossier docs/captures/ et illustrent toutes les fonctionnalités du projet avec des données réelles (330 coupures).</w:t>
+      </w:r>
+    </w:p>
+    <w:p>
+      <w:pPr>
+        <w:pStyle w:val="Heading3"/>
         <w:spacing w:line="360" w:lineRule="auto" w:before="240" w:after="120"/>
         <w:jc w:val="both"/>
       </w:pPr>
@@ -17627,7 +18469,7 @@
           <w:rFonts w:ascii="Times New Roman" w:hAnsi="Times New Roman" w:eastAsia="Times New Roman"/>
           <w:b/>
           <w:i w:val="0"/>
-          <w:sz w:val="26"/>
+          <w:sz w:val="28"/>
         </w:rPr>
         <w:t>Annexe F : Commandes de validation</w:t>
       </w:r>
@@ -17659,7 +18501,7 @@
     </w:p>
     <w:p>
       <w:pPr>
-        <w:pStyle w:val="Heading4"/>
+        <w:pStyle w:val="Heading3"/>
         <w:spacing w:line="360" w:lineRule="auto" w:before="240" w:after="120"/>
         <w:jc w:val="both"/>
       </w:pPr>
@@ -17668,7 +18510,7 @@
           <w:rFonts w:ascii="Times New Roman" w:hAnsi="Times New Roman" w:eastAsia="Times New Roman"/>
           <w:b/>
           <w:i w:val="0"/>
-          <w:sz w:val="26"/>
+          <w:sz w:val="28"/>
         </w:rPr>
         <w:t>Annexe G : Réponses JSON détaillées des endpoints API</w:t>
       </w:r>
@@ -18168,7 +19010,7 @@
           <w:i w:val="0"/>
           <w:sz w:val="24"/>
         </w:rPr>
-        <w:t>**Corps de la requête** :</w:t>
+        <w:t>Corps de la requête :</w:t>
       </w:r>
     </w:p>
     <w:p>
@@ -18214,7 +19056,7 @@
           <w:i w:val="0"/>
           <w:sz w:val="24"/>
         </w:rPr>
-        <w:t>**Réponse** :</w:t>
+        <w:t>Réponse :</w:t>
       </w:r>
     </w:p>
     <w:p>
@@ -18314,632 +19156,7 @@
           <w:i w:val="0"/>
           <w:sz w:val="24"/>
         </w:rPr>
-        <w:t>**Fin du rapport**</w:t>
-      </w:r>
-    </w:p>
-    <w:p>
-      <w:r>
-        <w:br w:type="page"/>
-      </w:r>
-    </w:p>
-    <w:p>
-      <w:pPr>
-        <w:spacing w:line="360" w:lineRule="auto" w:before="240" w:after="120"/>
-        <w:jc w:val="both"/>
-      </w:pPr>
-      <w:r>
-        <w:rPr>
-          <w:rFonts w:ascii="Times New Roman" w:hAnsi="Times New Roman" w:eastAsia="Times New Roman"/>
-          <w:b/>
-          <w:i w:val="0"/>
-          <w:sz w:val="32"/>
-        </w:rPr>
-        <w:t>Liste des figures</w:t>
-      </w:r>
-    </w:p>
-    <w:p>
-      <w:pPr>
-        <w:spacing w:line="360" w:lineRule="auto" w:before="60" w:after="60"/>
-        <w:jc w:val="both"/>
-      </w:pPr>
-      <w:r>
-        <w:rPr>
-          <w:rFonts w:ascii="Times New Roman" w:hAnsi="Times New Roman" w:eastAsia="Times New Roman"/>
-          <w:b w:val="0"/>
-          <w:i w:val="0"/>
-          <w:sz w:val="24"/>
-        </w:rPr>
-        <w:t>Figure 1 : Tableau de bord des coupures d'électricité avec KPIs et graphiques interactifs</w:t>
-      </w:r>
-    </w:p>
-    <w:p>
-      <w:pPr>
-        <w:spacing w:line="360" w:lineRule="auto" w:before="60" w:after="60"/>
-        <w:jc w:val="both"/>
-      </w:pPr>
-      <w:r>
-        <w:rPr>
-          <w:rFonts w:ascii="Times New Roman" w:hAnsi="Times New Roman" w:eastAsia="Times New Roman"/>
-          <w:b w:val="0"/>
-          <w:i w:val="0"/>
-          <w:sz w:val="24"/>
-        </w:rPr>
-        <w:t>Figure 2 : Page de suivi des coupures par région</w:t>
-      </w:r>
-    </w:p>
-    <w:p>
-      <w:pPr>
-        <w:spacing w:line="360" w:lineRule="auto" w:before="60" w:after="60"/>
-        <w:jc w:val="both"/>
-      </w:pPr>
-      <w:r>
-        <w:rPr>
-          <w:rFonts w:ascii="Times New Roman" w:hAnsi="Times New Roman" w:eastAsia="Times New Roman"/>
-          <w:b w:val="0"/>
-          <w:i w:val="0"/>
-          <w:sz w:val="24"/>
-        </w:rPr>
-        <w:t>Figure 3 : Carte géographique interactive des zones touchées</w:t>
-      </w:r>
-    </w:p>
-    <w:p>
-      <w:pPr>
-        <w:spacing w:line="360" w:lineRule="auto" w:before="60" w:after="60"/>
-        <w:jc w:val="both"/>
-      </w:pPr>
-      <w:r>
-        <w:rPr>
-          <w:rFonts w:ascii="Times New Roman" w:hAnsi="Times New Roman" w:eastAsia="Times New Roman"/>
-          <w:b w:val="0"/>
-          <w:i w:val="0"/>
-          <w:sz w:val="24"/>
-        </w:rPr>
-        <w:t>Figure 4 : Interface CRUD pour la gestion des coupures</w:t>
-      </w:r>
-    </w:p>
-    <w:p>
-      <w:pPr>
-        <w:spacing w:line="360" w:lineRule="auto" w:before="60" w:after="60"/>
-        <w:jc w:val="both"/>
-      </w:pPr>
-      <w:r>
-        <w:rPr>
-          <w:rFonts w:ascii="Times New Roman" w:hAnsi="Times New Roman" w:eastAsia="Times New Roman"/>
-          <w:b w:val="0"/>
-          <w:i w:val="0"/>
-          <w:sz w:val="24"/>
-        </w:rPr>
-        <w:t>Figure 5 : Rapport sur la qualité des données</w:t>
-      </w:r>
-    </w:p>
-    <w:p>
-      <w:pPr>
-        <w:spacing w:line="360" w:lineRule="auto" w:before="60" w:after="60"/>
-        <w:jc w:val="both"/>
-      </w:pPr>
-      <w:r>
-        <w:rPr>
-          <w:rFonts w:ascii="Times New Roman" w:hAnsi="Times New Roman" w:eastAsia="Times New Roman"/>
-          <w:b w:val="0"/>
-          <w:i w:val="0"/>
-          <w:sz w:val="24"/>
-        </w:rPr>
-        <w:t>Figure 6 : Traçabilité des sources de données</w:t>
-      </w:r>
-    </w:p>
-    <w:p>
-      <w:pPr>
-        <w:spacing w:line="360" w:lineRule="auto" w:before="60" w:after="60"/>
-        <w:jc w:val="both"/>
-      </w:pPr>
-      <w:r>
-        <w:rPr>
-          <w:rFonts w:ascii="Times New Roman" w:hAnsi="Times New Roman" w:eastAsia="Times New Roman"/>
-          <w:b w:val="0"/>
-          <w:i w:val="0"/>
-          <w:sz w:val="24"/>
-        </w:rPr>
-        <w:t>Figure 7 : Page du modèle prédictif ML avec métriques d'entraînement</w:t>
-      </w:r>
-    </w:p>
-    <w:p>
-      <w:pPr>
-        <w:spacing w:line="360" w:lineRule="auto" w:before="60" w:after="60"/>
-        <w:jc w:val="both"/>
-      </w:pPr>
-      <w:r>
-        <w:rPr>
-          <w:rFonts w:ascii="Times New Roman" w:hAnsi="Times New Roman" w:eastAsia="Times New Roman"/>
-          <w:b w:val="0"/>
-          <w:i w:val="0"/>
-          <w:sz w:val="24"/>
-        </w:rPr>
-        <w:t>Figure 8 : Fiche technique du modèle ML</w:t>
-      </w:r>
-    </w:p>
-    <w:p>
-      <w:pPr>
-        <w:spacing w:line="360" w:lineRule="auto" w:before="60" w:after="60"/>
-        <w:jc w:val="both"/>
-      </w:pPr>
-      <w:r>
-        <w:rPr>
-          <w:rFonts w:ascii="Times New Roman" w:hAnsi="Times New Roman" w:eastAsia="Times New Roman"/>
-          <w:b w:val="0"/>
-          <w:i w:val="0"/>
-          <w:sz w:val="24"/>
-        </w:rPr>
-        <w:t>Figure 9 : Analyse des erreurs de prédiction du modèle</w:t>
-      </w:r>
-    </w:p>
-    <w:p>
-      <w:pPr>
-        <w:spacing w:line="360" w:lineRule="auto" w:before="60" w:after="60"/>
-        <w:jc w:val="both"/>
-      </w:pPr>
-      <w:r>
-        <w:rPr>
-          <w:rFonts w:ascii="Times New Roman" w:hAnsi="Times New Roman" w:eastAsia="Times New Roman"/>
-          <w:b w:val="0"/>
-          <w:i w:val="0"/>
-          <w:sz w:val="24"/>
-        </w:rPr>
-        <w:t>Figure 10 : Interface de prédiction vide</w:t>
-      </w:r>
-    </w:p>
-    <w:p>
-      <w:pPr>
-        <w:spacing w:line="360" w:lineRule="auto" w:before="60" w:after="60"/>
-        <w:jc w:val="both"/>
-      </w:pPr>
-      <w:r>
-        <w:rPr>
-          <w:rFonts w:ascii="Times New Roman" w:hAnsi="Times New Roman" w:eastAsia="Times New Roman"/>
-          <w:b w:val="0"/>
-          <w:i w:val="0"/>
-          <w:sz w:val="24"/>
-        </w:rPr>
-        <w:t>Figure 11 : Exemple de prédiction de durée</w:t>
-      </w:r>
-    </w:p>
-    <w:p>
-      <w:pPr>
-        <w:spacing w:line="360" w:lineRule="auto" w:before="60" w:after="60"/>
-        <w:jc w:val="both"/>
-      </w:pPr>
-      <w:r>
-        <w:rPr>
-          <w:rFonts w:ascii="Times New Roman" w:hAnsi="Times New Roman" w:eastAsia="Times New Roman"/>
-          <w:b w:val="0"/>
-          <w:i w:val="0"/>
-          <w:sz w:val="24"/>
-        </w:rPr>
-        <w:t>Figure 12 : Code source de l'application Flask principale</w:t>
-      </w:r>
-    </w:p>
-    <w:p>
-      <w:pPr>
-        <w:spacing w:line="360" w:lineRule="auto" w:before="60" w:after="60"/>
-        <w:jc w:val="both"/>
-      </w:pPr>
-      <w:r>
-        <w:rPr>
-          <w:rFonts w:ascii="Times New Roman" w:hAnsi="Times New Roman" w:eastAsia="Times New Roman"/>
-          <w:b w:val="0"/>
-          <w:i w:val="0"/>
-          <w:sz w:val="24"/>
-        </w:rPr>
-        <w:t>Figure 13 : Script de scraping web des médias</w:t>
-      </w:r>
-    </w:p>
-    <w:p>
-      <w:pPr>
-        <w:spacing w:line="360" w:lineRule="auto" w:before="60" w:after="60"/>
-        <w:jc w:val="both"/>
-      </w:pPr>
-      <w:r>
-        <w:rPr>
-          <w:rFonts w:ascii="Times New Roman" w:hAnsi="Times New Roman" w:eastAsia="Times New Roman"/>
-          <w:b w:val="0"/>
-          <w:i w:val="0"/>
-          <w:sz w:val="24"/>
-        </w:rPr>
-        <w:t>Figure 14 : Script de nettoyage des données</w:t>
-      </w:r>
-    </w:p>
-    <w:p>
-      <w:pPr>
-        <w:spacing w:line="360" w:lineRule="auto" w:before="60" w:after="60"/>
-        <w:jc w:val="both"/>
-      </w:pPr>
-      <w:r>
-        <w:rPr>
-          <w:rFonts w:ascii="Times New Roman" w:hAnsi="Times New Roman" w:eastAsia="Times New Roman"/>
-          <w:b w:val="0"/>
-          <w:i w:val="0"/>
-          <w:sz w:val="24"/>
-        </w:rPr>
-        <w:t>Figure 15 : Script d'entraînement du modèle ML</w:t>
-      </w:r>
-    </w:p>
-    <w:p>
-      <w:pPr>
-        <w:spacing w:line="360" w:lineRule="auto" w:before="60" w:after="60"/>
-        <w:jc w:val="both"/>
-      </w:pPr>
-      <w:r>
-        <w:rPr>
-          <w:rFonts w:ascii="Times New Roman" w:hAnsi="Times New Roman" w:eastAsia="Times New Roman"/>
-          <w:b w:val="0"/>
-          <w:i w:val="0"/>
-          <w:sz w:val="24"/>
-        </w:rPr>
-        <w:t>Figure 16 : Schéma de base de données PostgreSQL</w:t>
-      </w:r>
-    </w:p>
-    <w:p>
-      <w:pPr>
-        <w:spacing w:line="360" w:lineRule="auto" w:before="60" w:after="60"/>
-        <w:jc w:val="both"/>
-      </w:pPr>
-      <w:r>
-        <w:rPr>
-          <w:rFonts w:ascii="Times New Roman" w:hAnsi="Times New Roman" w:eastAsia="Times New Roman"/>
-          <w:b w:val="0"/>
-          <w:i w:val="0"/>
-          <w:sz w:val="24"/>
-        </w:rPr>
-        <w:t>Figure 17 : Durée moyenne des coupures par région administrative</w:t>
-      </w:r>
-    </w:p>
-    <w:p>
-      <w:pPr>
-        <w:spacing w:line="360" w:lineRule="auto" w:before="60" w:after="60"/>
-        <w:jc w:val="both"/>
-      </w:pPr>
-      <w:r>
-        <w:rPr>
-          <w:rFonts w:ascii="Times New Roman" w:hAnsi="Times New Roman" w:eastAsia="Times New Roman"/>
-          <w:b w:val="0"/>
-          <w:i w:val="0"/>
-          <w:sz w:val="24"/>
-        </w:rPr>
-        <w:t>Figure 18 : Distribution des durées de coupures avec moyenne et médiane</w:t>
-      </w:r>
-    </w:p>
-    <w:p>
-      <w:pPr>
-        <w:spacing w:line="360" w:lineRule="auto" w:before="60" w:after="60"/>
-        <w:jc w:val="both"/>
-      </w:pPr>
-      <w:r>
-        <w:rPr>
-          <w:rFonts w:ascii="Times New Roman" w:hAnsi="Times New Roman" w:eastAsia="Times New Roman"/>
-          <w:b w:val="0"/>
-          <w:i w:val="0"/>
-          <w:sz w:val="24"/>
-        </w:rPr>
-        <w:t>Figure 19 : Répartition des coupures selon les jours de la semaine</w:t>
-      </w:r>
-    </w:p>
-    <w:p>
-      <w:pPr>
-        <w:spacing w:line="360" w:lineRule="auto" w:before="60" w:after="60"/>
-        <w:jc w:val="both"/>
-      </w:pPr>
-      <w:r>
-        <w:rPr>
-          <w:rFonts w:ascii="Times New Roman" w:hAnsi="Times New Roman" w:eastAsia="Times New Roman"/>
-          <w:b w:val="0"/>
-          <w:i w:val="0"/>
-          <w:sz w:val="24"/>
-        </w:rPr>
-        <w:t>Figure 20 : Répartition selon les périodes de la journée</w:t>
-      </w:r>
-    </w:p>
-    <w:p>
-      <w:pPr>
-        <w:spacing w:line="360" w:lineRule="auto" w:before="60" w:after="60"/>
-        <w:jc w:val="both"/>
-      </w:pPr>
-      <w:r>
-        <w:rPr>
-          <w:rFonts w:ascii="Times New Roman" w:hAnsi="Times New Roman" w:eastAsia="Times New Roman"/>
-          <w:b w:val="0"/>
-          <w:i w:val="0"/>
-          <w:sz w:val="24"/>
-        </w:rPr>
-        <w:t>Figure 21 : Top 10 des causes principales des coupures</w:t>
-      </w:r>
-    </w:p>
-    <w:p>
-      <w:pPr>
-        <w:spacing w:line="360" w:lineRule="auto" w:before="60" w:after="60"/>
-        <w:jc w:val="both"/>
-      </w:pPr>
-      <w:r>
-        <w:rPr>
-          <w:rFonts w:ascii="Times New Roman" w:hAnsi="Times New Roman" w:eastAsia="Times New Roman"/>
-          <w:b w:val="0"/>
-          <w:i w:val="0"/>
-          <w:sz w:val="24"/>
-        </w:rPr>
-        <w:t>Figure 22 : Évolution du nombre de coupures et de la durée moyenne par année</w:t>
-      </w:r>
-    </w:p>
-    <w:p>
-      <w:pPr>
-        <w:spacing w:line="360" w:lineRule="auto" w:before="60" w:after="60"/>
-        <w:jc w:val="both"/>
-      </w:pPr>
-      <w:r>
-        <w:rPr>
-          <w:rFonts w:ascii="Times New Roman" w:hAnsi="Times New Roman" w:eastAsia="Times New Roman"/>
-          <w:b w:val="0"/>
-          <w:i w:val="0"/>
-          <w:sz w:val="24"/>
-        </w:rPr>
-        <w:t>Figure 23 : Les 10 villes les plus touchées par les coupures</w:t>
-      </w:r>
-    </w:p>
-    <w:p>
-      <w:pPr>
-        <w:spacing w:line="360" w:lineRule="auto" w:before="60" w:after="60"/>
-        <w:jc w:val="both"/>
-      </w:pPr>
-      <w:r>
-        <w:rPr>
-          <w:rFonts w:ascii="Times New Roman" w:hAnsi="Times New Roman" w:eastAsia="Times New Roman"/>
-          <w:b w:val="0"/>
-          <w:i w:val="0"/>
-          <w:sz w:val="24"/>
-        </w:rPr>
-        <w:t>Figure 24 : Distribution des durées selon le type de coupure</w:t>
-      </w:r>
-    </w:p>
-    <w:p>
-      <w:pPr>
-        <w:spacing w:line="360" w:lineRule="auto" w:before="60" w:after="60"/>
-        <w:jc w:val="both"/>
-      </w:pPr>
-      <w:r>
-        <w:rPr>
-          <w:rFonts w:ascii="Times New Roman" w:hAnsi="Times New Roman" w:eastAsia="Times New Roman"/>
-          <w:b w:val="0"/>
-          <w:i w:val="0"/>
-          <w:sz w:val="24"/>
-        </w:rPr>
-        <w:t>Figure 25 : Matrice chaleur des coupures par région et mois</w:t>
-      </w:r>
-    </w:p>
-    <w:p>
-      <w:pPr>
-        <w:spacing w:line="360" w:lineRule="auto" w:before="60" w:after="60"/>
-        <w:jc w:val="both"/>
-      </w:pPr>
-      <w:r>
-        <w:rPr>
-          <w:rFonts w:ascii="Times New Roman" w:hAnsi="Times New Roman" w:eastAsia="Times New Roman"/>
-          <w:b w:val="0"/>
-          <w:i w:val="0"/>
-          <w:sz w:val="24"/>
-        </w:rPr>
-        <w:t>Figure 26 : Top 15 des provinces les plus touchées</w:t>
-      </w:r>
-    </w:p>
-    <w:p>
-      <w:r>
-        <w:br w:type="page"/>
-      </w:r>
-    </w:p>
-    <w:p>
-      <w:pPr>
-        <w:spacing w:line="360" w:lineRule="auto" w:before="240" w:after="120"/>
-        <w:jc w:val="both"/>
-      </w:pPr>
-      <w:r>
-        <w:rPr>
-          <w:rFonts w:ascii="Times New Roman" w:hAnsi="Times New Roman" w:eastAsia="Times New Roman"/>
-          <w:b/>
-          <w:i w:val="0"/>
-          <w:sz w:val="32"/>
-        </w:rPr>
-        <w:t>Liste des tableaux</w:t>
-      </w:r>
-    </w:p>
-    <w:p>
-      <w:pPr>
-        <w:spacing w:line="360" w:lineRule="auto" w:before="60" w:after="60"/>
-        <w:jc w:val="both"/>
-      </w:pPr>
-      <w:r>
-        <w:rPr>
-          <w:rFonts w:ascii="Times New Roman" w:hAnsi="Times New Roman" w:eastAsia="Times New Roman"/>
-          <w:b w:val="0"/>
-          <w:i w:val="0"/>
-          <w:sz w:val="24"/>
-        </w:rPr>
-        <w:t>Tableau 1 : Catégorie</w:t>
-      </w:r>
-    </w:p>
-    <w:p>
-      <w:pPr>
-        <w:spacing w:line="360" w:lineRule="auto" w:before="60" w:after="60"/>
-        <w:jc w:val="both"/>
-      </w:pPr>
-      <w:r>
-        <w:rPr>
-          <w:rFonts w:ascii="Times New Roman" w:hAnsi="Times New Roman" w:eastAsia="Times New Roman"/>
-          <w:b w:val="0"/>
-          <w:i w:val="0"/>
-          <w:sz w:val="24"/>
-        </w:rPr>
-        <w:t>Tableau 2 : Endpoint</w:t>
-      </w:r>
-    </w:p>
-    <w:p>
-      <w:pPr>
-        <w:spacing w:line="360" w:lineRule="auto" w:before="60" w:after="60"/>
-        <w:jc w:val="both"/>
-      </w:pPr>
-      <w:r>
-        <w:rPr>
-          <w:rFonts w:ascii="Times New Roman" w:hAnsi="Times New Roman" w:eastAsia="Times New Roman"/>
-          <w:b w:val="0"/>
-          <w:i w:val="0"/>
-          <w:sz w:val="24"/>
-        </w:rPr>
-        <w:t>Tableau 3 : Champ</w:t>
-      </w:r>
-    </w:p>
-    <w:p>
-      <w:pPr>
-        <w:spacing w:line="360" w:lineRule="auto" w:before="60" w:after="60"/>
-        <w:jc w:val="both"/>
-      </w:pPr>
-      <w:r>
-        <w:rPr>
-          <w:rFonts w:ascii="Times New Roman" w:hAnsi="Times New Roman" w:eastAsia="Times New Roman"/>
-          <w:b w:val="0"/>
-          <w:i w:val="0"/>
-          <w:sz w:val="24"/>
-        </w:rPr>
-        <w:t>Tableau 4 : Champ</w:t>
-      </w:r>
-    </w:p>
-    <w:p>
-      <w:pPr>
-        <w:spacing w:line="360" w:lineRule="auto" w:before="60" w:after="60"/>
-        <w:jc w:val="both"/>
-      </w:pPr>
-      <w:r>
-        <w:rPr>
-          <w:rFonts w:ascii="Times New Roman" w:hAnsi="Times New Roman" w:eastAsia="Times New Roman"/>
-          <w:b w:val="0"/>
-          <w:i w:val="0"/>
-          <w:sz w:val="24"/>
-        </w:rPr>
-        <w:t>Tableau 5 : Champ</w:t>
-      </w:r>
-    </w:p>
-    <w:p>
-      <w:pPr>
-        <w:spacing w:line="360" w:lineRule="auto" w:before="60" w:after="60"/>
-        <w:jc w:val="both"/>
-      </w:pPr>
-      <w:r>
-        <w:rPr>
-          <w:rFonts w:ascii="Times New Roman" w:hAnsi="Times New Roman" w:eastAsia="Times New Roman"/>
-          <w:b w:val="0"/>
-          <w:i w:val="0"/>
-          <w:sz w:val="24"/>
-        </w:rPr>
-        <w:t>Tableau 6 : Champ</w:t>
-      </w:r>
-    </w:p>
-    <w:p>
-      <w:pPr>
-        <w:spacing w:line="360" w:lineRule="auto" w:before="60" w:after="60"/>
-        <w:jc w:val="both"/>
-      </w:pPr>
-      <w:r>
-        <w:rPr>
-          <w:rFonts w:ascii="Times New Roman" w:hAnsi="Times New Roman" w:eastAsia="Times New Roman"/>
-          <w:b w:val="0"/>
-          <w:i w:val="0"/>
-          <w:sz w:val="24"/>
-        </w:rPr>
-        <w:t>Tableau 7 : Champ</w:t>
-      </w:r>
-    </w:p>
-    <w:p>
-      <w:pPr>
-        <w:spacing w:line="360" w:lineRule="auto" w:before="60" w:after="60"/>
-        <w:jc w:val="both"/>
-      </w:pPr>
-      <w:r>
-        <w:rPr>
-          <w:rFonts w:ascii="Times New Roman" w:hAnsi="Times New Roman" w:eastAsia="Times New Roman"/>
-          <w:b w:val="0"/>
-          <w:i w:val="0"/>
-          <w:sz w:val="24"/>
-        </w:rPr>
-        <w:t>Tableau 8 : Champ</w:t>
-      </w:r>
-    </w:p>
-    <w:p>
-      <w:pPr>
-        <w:spacing w:line="360" w:lineRule="auto" w:before="60" w:after="60"/>
-        <w:jc w:val="both"/>
-      </w:pPr>
-      <w:r>
-        <w:rPr>
-          <w:rFonts w:ascii="Times New Roman" w:hAnsi="Times New Roman" w:eastAsia="Times New Roman"/>
-          <w:b w:val="0"/>
-          <w:i w:val="0"/>
-          <w:sz w:val="24"/>
-        </w:rPr>
-        <w:t>Tableau 9 : Champ</w:t>
-      </w:r>
-    </w:p>
-    <w:p>
-      <w:pPr>
-        <w:spacing w:line="360" w:lineRule="auto" w:before="60" w:after="60"/>
-        <w:jc w:val="both"/>
-      </w:pPr>
-      <w:r>
-        <w:rPr>
-          <w:rFonts w:ascii="Times New Roman" w:hAnsi="Times New Roman" w:eastAsia="Times New Roman"/>
-          <w:b w:val="0"/>
-          <w:i w:val="0"/>
-          <w:sz w:val="24"/>
-        </w:rPr>
-        <w:t>Tableau 10 : Classe</w:t>
-      </w:r>
-    </w:p>
-    <w:p>
-      <w:pPr>
-        <w:spacing w:line="360" w:lineRule="auto" w:before="60" w:after="60"/>
-        <w:jc w:val="both"/>
-      </w:pPr>
-      <w:r>
-        <w:rPr>
-          <w:rFonts w:ascii="Times New Roman" w:hAnsi="Times New Roman" w:eastAsia="Times New Roman"/>
-          <w:b w:val="0"/>
-          <w:i w:val="0"/>
-          <w:sz w:val="24"/>
-        </w:rPr>
-        <w:t>Tableau 11 : Métrique</w:t>
-      </w:r>
-    </w:p>
-    <w:p>
-      <w:pPr>
-        <w:spacing w:line="360" w:lineRule="auto" w:before="60" w:after="60"/>
-        <w:jc w:val="both"/>
-      </w:pPr>
-      <w:r>
-        <w:rPr>
-          <w:rFonts w:ascii="Times New Roman" w:hAnsi="Times New Roman" w:eastAsia="Times New Roman"/>
-          <w:b w:val="0"/>
-          <w:i w:val="0"/>
-          <w:sz w:val="24"/>
-        </w:rPr>
-        <w:t>Tableau 12 : Métrique</w:t>
-      </w:r>
-    </w:p>
-    <w:p>
-      <w:pPr>
-        <w:spacing w:line="360" w:lineRule="auto" w:before="60" w:after="60"/>
-        <w:jc w:val="both"/>
-      </w:pPr>
-      <w:r>
-        <w:rPr>
-          <w:rFonts w:ascii="Times New Roman" w:hAnsi="Times New Roman" w:eastAsia="Times New Roman"/>
-          <w:b w:val="0"/>
-          <w:i w:val="0"/>
-          <w:sz w:val="24"/>
-        </w:rPr>
-        <w:t>Tableau 13 : Classe</w:t>
+        <w:t>Fin du rapport</w:t>
       </w:r>
     </w:p>
     <w:sectPr>
@@ -18987,7 +19204,7 @@
         <w:rFonts w:ascii="Times New Roman" w:hAnsi="Times New Roman"/>
         <w:sz w:val="20"/>
       </w:rPr>
-      <w:t>Rapport de projet tutoré – WattWatcher BF</w:t>
+      <w:t>Rapport de projet tutoré — WattWatcher BF</w:t>
     </w:r>
   </w:p>
 </w:hdr>
